--- a/src/Layers/W1/BaseApp/Projects/Project/JobTaskQuoteBody.docx
+++ b/src/Layers/W1/BaseApp/Projects/Project/JobTaskQuoteBody.docx
@@ -1,45 +1,30 @@
 
 <file path=word/document.xml><?xml version="1.0" encoding="utf-8"?>
-<w:document xmlns:wpc="http://schemas.microsoft.com/office/word/2010/wordprocessingCanvas" xmlns:cx="http://schemas.microsoft.com/office/drawing/2014/chartex" xmlns:cx1="http://schemas.microsoft.com/office/drawing/2015/9/8/chartex" xmlns:cx2="http://schemas.microsoft.com/office/drawing/2015/10/21/chartex" xmlns:cx3="http://schemas.microsoft.com/office/drawing/2016/5/9/chartex" xmlns:cx4="http://schemas.microsoft.com/office/drawing/2016/5/10/chartex" xmlns:cx5="http://schemas.microsoft.com/office/drawing/2016/5/11/chartex" xmlns:cx6="http://schemas.microsoft.com/office/drawing/2016/5/12/chartex" xmlns:cx7="http://schemas.microsoft.com/office/drawing/2016/5/13/chartex" xmlns:cx8="http://schemas.microsoft.com/office/drawing/2016/5/14/chartex" xmlns:mc="http://schemas.openxmlformats.org/markup-compatibility/2006" xmlns:aink="http://schemas.microsoft.com/office/drawing/2016/ink" xmlns:am3d="http://schemas.microsoft.com/office/drawing/2017/model3d" xmlns:o="urn:schemas-microsoft-com:office:office" xmlns:oel="http://schemas.microsoft.com/office/2019/extlst" xmlns:r="http://schemas.openxmlformats.org/officeDocument/2006/relationships" xmlns:m="http://schemas.openxmlformats.org/officeDocument/2006/math" xmlns:v="urn:schemas-microsoft-com:vml" xmlns:wp14="http://schemas.microsoft.com/office/word/2010/wordprocessingDrawing" xmlns:wp="http://schemas.openxmlformats.org/drawingml/2006/wordprocessingDrawing" xmlns:w10="urn:schemas-microsoft-com:office:word" xmlns:w="http://schemas.openxmlformats.org/wordprocessingml/2006/main" xmlns:w14="http://schemas.microsoft.com/office/word/2010/wordml" xmlns:w15="http://schemas.microsoft.com/office/word/2012/wordml" xmlns:w16cex="http://schemas.microsoft.com/office/word/2018/wordml/cex" xmlns:w16cid="http://schemas.microsoft.com/office/word/2016/wordml/cid" xmlns:w16="http://schemas.microsoft.com/office/word/2018/wordml" xmlns:w16du="http://schemas.microsoft.com/office/word/2023/wordml/word16du" xmlns:w16sdtdh="http://schemas.microsoft.com/office/word/2020/wordml/sdtdatahash" xmlns:w16sdtfl="http://schemas.microsoft.com/office/word/2024/wordml/sdtformatlock" xmlns:w16se="http://schemas.microsoft.com/office/word/2015/wordml/symex" xmlns:wpg="http://schemas.microsoft.com/office/word/2010/wordprocessingGroup" xmlns:wpi="http://schemas.microsoft.com/office/word/2010/wordprocessingInk" xmlns:wne="http://schemas.microsoft.com/office/word/2006/wordml" xmlns:wps="http://schemas.microsoft.com/office/word/2010/wordprocessingShape" mc:Ignorable="w14 w15 w16se w16cid w16 w16cex w16sdtdh w16sdtfl w16du wp14">
+<w:document xmlns:wpc="http://schemas.microsoft.com/office/word/2010/wordprocessingCanvas" xmlns:cx="http://schemas.microsoft.com/office/drawing/2014/chartex" xmlns:cx1="http://schemas.microsoft.com/office/drawing/2015/9/8/chartex" xmlns:cx2="http://schemas.microsoft.com/office/drawing/2015/10/21/chartex" xmlns:cx3="http://schemas.microsoft.com/office/drawing/2016/5/9/chartex" xmlns:cx4="http://schemas.microsoft.com/office/drawing/2016/5/10/chartex" xmlns:cx5="http://schemas.microsoft.com/office/drawing/2016/5/11/chartex" xmlns:cx6="http://schemas.microsoft.com/office/drawing/2016/5/12/chartex" xmlns:cx7="http://schemas.microsoft.com/office/drawing/2016/5/13/chartex" xmlns:cx8="http://schemas.microsoft.com/office/drawing/2016/5/14/chartex" xmlns:mc="http://schemas.openxmlformats.org/markup-compatibility/2006" xmlns:aink="http://schemas.microsoft.com/office/drawing/2016/ink" xmlns:am3d="http://schemas.microsoft.com/office/drawing/2017/model3d" xmlns:o="urn:schemas-microsoft-com:office:office" xmlns:oel="http://schemas.microsoft.com/office/2019/extlst" xmlns:r="http://schemas.openxmlformats.org/officeDocument/2006/relationships" xmlns:m="http://schemas.openxmlformats.org/officeDocument/2006/math" xmlns:v="urn:schemas-microsoft-com:vml" xmlns:wp14="http://schemas.microsoft.com/office/word/2010/wordprocessingDrawing" xmlns:wp="http://schemas.openxmlformats.org/drawingml/2006/wordprocessingDrawing" xmlns:w10="urn:schemas-microsoft-com:office:word" xmlns:w="http://schemas.openxmlformats.org/wordprocessingml/2006/main" xmlns:w14="http://schemas.microsoft.com/office/word/2010/wordml" xmlns:w15="http://schemas.microsoft.com/office/word/2012/wordml" xmlns:w16cei="http://schemas.microsoft.com/office/word/2026/wordml/cei" xmlns:w16cex="http://schemas.microsoft.com/office/word/2018/wordml/cex" xmlns:w16cid="http://schemas.microsoft.com/office/word/2016/wordml/cid" xmlns:w16="http://schemas.microsoft.com/office/word/2018/wordml" xmlns:w16du="http://schemas.microsoft.com/office/word/2023/wordml/word16du" xmlns:w16sdtdh="http://schemas.microsoft.com/office/word/2020/wordml/sdtdatahash" xmlns:w16sdtfl="http://schemas.microsoft.com/office/word/2024/wordml/sdtformatlock" xmlns:w16se="http://schemas.microsoft.com/office/word/2015/wordml/symex" xmlns:wpg="http://schemas.microsoft.com/office/word/2010/wordprocessingGroup" xmlns:wpi="http://schemas.microsoft.com/office/word/2010/wordprocessingInk" xmlns:wne="http://schemas.microsoft.com/office/word/2006/wordml" xmlns:wps="http://schemas.microsoft.com/office/word/2010/wordprocessingShape" mc:Ignorable="w14 w15 w16se w16cid w16 w16cex w16sdtdh w16sdtfl w16du wp14">
   <w:body>
     <w:tbl>
       <w:tblPr>
-        <w:tblStyle w:val="TableGrid"/>
-        <w:tblW w:w="15422" w:type="dxa"/>
-        <w:tblBorders>
-          <w:top w:val="none" w:color="auto" w:sz="0" w:space="0"/>
-          <w:left w:val="none" w:color="auto" w:sz="0" w:space="0"/>
-          <w:bottom w:val="none" w:color="auto" w:sz="0" w:space="0"/>
-          <w:right w:val="none" w:color="auto" w:sz="0" w:space="0"/>
-          <w:insideH w:val="none" w:color="auto" w:sz="0" w:space="0"/>
-          <w:insideV w:val="none" w:color="auto" w:sz="0" w:space="0"/>
-        </w:tblBorders>
-        <w:tblCellMar>
-          <w:left w:w="0" w:type="dxa"/>
-          <w:right w:w="0" w:type="dxa"/>
-        </w:tblCellMar>
-        <w:tblLook w:val="04A0" w:firstRow="1" w:lastRow="0" w:firstColumn="1" w:lastColumn="0" w:noHBand="0" w:noVBand="1"/>
+        <w:tblStyle w:val="BCBlockTable"/>
+        <w:tblW w:w="5000" w:type="pct"/>
+        <w:tblLook w:val="0620" w:firstRow="1" w:lastRow="0" w:firstColumn="0" w:lastColumn="0" w:noHBand="1" w:noVBand="1"/>
         <w:tblCaption w:val="Address Block"/>
+        <w:tblDescription w:val="Layout table. Used for positioning, not for tabular data."/>
       </w:tblPr>
       <w:tblGrid>
-        <w:gridCol w:w="6116"/>
-        <w:gridCol w:w="990"/>
-        <w:gridCol w:w="8316"/>
+        <w:gridCol w:w="6221"/>
+        <w:gridCol w:w="1007"/>
+        <w:gridCol w:w="8458"/>
       </w:tblGrid>
       <w:tr>
         <w:trPr>
           <w:cnfStyle w:val="100000000000" w:firstRow="1" w:lastRow="0" w:firstColumn="0" w:lastColumn="0" w:oddVBand="0" w:evenVBand="0" w:oddHBand="0" w:evenHBand="0" w:firstRowFirstColumn="0" w:firstRowLastColumn="0" w:lastRowFirstColumn="0" w:lastRowLastColumn="0"/>
+          <w:cantSplit/>
           <w:trHeight w:val="254"/>
         </w:trPr>
         <w:sdt>
           <w:sdtPr>
             <w:rPr>
               <w:rStyle w:val="Strong"/>
-              <w:rFonts w:ascii="Segoe UI Semibold" w:hAnsi="Segoe UI Semibold" w:cs="Segoe UI Semibold"/>
-              <w:b w:val="0"/>
-              <w:bCs w:val="0"/>
-              <w:sz w:val="22"/>
-              <w:szCs w:val="22"/>
             </w:rPr>
             <w:alias w:val="BillToAddress1"/>
             <w:tag w:val="#BC:InsertDataItem,DataItems/Job_Task/BillToAddress1"/>
@@ -47,9 +32,9 @@
             <w:placeholder>
               <w:docPart w:val="DefaultPlaceholder_-1854013440"/>
             </w:placeholder>
+            <w:dataBinding w:prefixMappings="&lt;xmlns:ns0='urn:microsoft-dynamics-nav/reports/Job_Task_Quote/1017/' " w:xpath="/ns0:NavWordReportXmlPart[1]/ns0:Job_Task[1]/ns0:BillToAddress1[1]" w:storeItemID="{00000000-0000-0000-0000-000000000000}"/>
             <w15:color w:val="808080"/>
             <w:text/>
-            <w:dataBinding w:prefixMappings="xmlns:ns0='urn:microsoft-dynamics-nav/reports/Job_Task_Quote/1017/'" w:xpath="/ns0:NavWordReportXmlPart[1]/ns0:Job_Task[1]/ns0:BillToAddress1[1]"/>
           </w:sdtPr>
           <w:sdtContent>
             <w:tc>
@@ -58,25 +43,15 @@
               </w:tcPr>
               <w:p>
                 <w:pPr>
-                  <w:pStyle w:val="Heading2"/>
-                  <w:spacing w:before="0" w:after="0" w:line="276" w:lineRule="auto"/>
+                  <w:pStyle w:val="BCLabel"/>
+                  <w:spacing w:line="276" w:lineRule="auto"/>
                   <w:rPr>
                     <w:rStyle w:val="Strong"/>
-                    <w:rFonts w:ascii="Segoe UI Semibold" w:hAnsi="Segoe UI Semibold" w:cs="Segoe UI Semibold"/>
-                    <w:b w:val="0"/>
-                    <w:bCs w:val="0"/>
-                    <w:sz w:val="22"/>
-                    <w:szCs w:val="22"/>
                   </w:rPr>
                 </w:pPr>
                 <w:r>
                   <w:rPr>
                     <w:rStyle w:val="Strong"/>
-                    <w:rFonts w:ascii="Segoe UI Semibold" w:hAnsi="Segoe UI Semibold" w:cs="Segoe UI Semibold"/>
-                    <w:b w:val="0"/>
-                    <w:bCs w:val="0"/>
-                    <w:sz w:val="22"/>
-                    <w:szCs w:val="22"/>
                   </w:rPr>
                   <w:t>BillToAddress1</w:t>
                 </w:r>
@@ -90,15 +65,10 @@
           </w:tcPr>
           <w:p>
             <w:pPr>
-              <w:pStyle w:val="Heading2"/>
-              <w:spacing w:before="0" w:after="0" w:line="276" w:lineRule="auto"/>
+              <w:pStyle w:val="BCLabel"/>
+              <w:spacing w:line="276" w:lineRule="auto"/>
               <w:rPr>
                 <w:rStyle w:val="Strong"/>
-                <w:rFonts w:ascii="Segoe UI Semibold" w:hAnsi="Segoe UI Semibold" w:cs="Segoe UI Semibold"/>
-                <w:b w:val="0"/>
-                <w:bCs w:val="0"/>
-                <w:sz w:val="22"/>
-                <w:szCs w:val="22"/>
               </w:rPr>
             </w:pPr>
           </w:p>
@@ -107,11 +77,6 @@
           <w:sdtPr>
             <w:rPr>
               <w:rStyle w:val="Strong"/>
-              <w:rFonts w:ascii="Segoe UI Semibold" w:hAnsi="Segoe UI Semibold" w:cs="Segoe UI Semibold"/>
-              <w:b w:val="0"/>
-              <w:bCs w:val="0"/>
-              <w:sz w:val="22"/>
-              <w:szCs w:val="22"/>
             </w:rPr>
             <w:alias w:val="CompanyAddress1"/>
             <w:tag w:val="#BC:InsertDataItem,DataItems/Job_Task/CompanyAddress1"/>
@@ -119,9 +84,9 @@
             <w:placeholder>
               <w:docPart w:val="DefaultPlaceholder_-1854013440"/>
             </w:placeholder>
+            <w:dataBinding w:prefixMappings="&lt;xmlns:ns0='urn:microsoft-dynamics-nav/reports/Job_Task_Quote/1017/' " w:xpath="/ns0:NavWordReportXmlPart[1]/ns0:Job_Task[1]/ns0:CompanyAddress1[1]" w:storeItemID="{00000000-0000-0000-0000-000000000000}"/>
             <w15:color w:val="808080"/>
             <w:text/>
-            <w:dataBinding w:prefixMappings="xmlns:ns0='urn:microsoft-dynamics-nav/reports/Job_Task_Quote/1017/'" w:xpath="/ns0:NavWordReportXmlPart[1]/ns0:Job_Task[1]/ns0:CompanyAddress1[1]"/>
           </w:sdtPr>
           <w:sdtContent>
             <w:tc>
@@ -130,26 +95,16 @@
               </w:tcPr>
               <w:p>
                 <w:pPr>
-                  <w:pStyle w:val="Heading2"/>
-                  <w:spacing w:before="0" w:after="0" w:line="276" w:lineRule="auto"/>
+                  <w:pStyle w:val="BCLabelNumber"/>
+                  <w:spacing w:line="276" w:lineRule="auto"/>
                   <w:jc w:val="right"/>
                   <w:rPr>
                     <w:rStyle w:val="Strong"/>
-                    <w:b w:val="0"/>
-                    <w:bCs w:val="0"/>
-                    <w:sz w:val="22"/>
-                    <w:szCs w:val="22"/>
-                    <w:lang w:val="da-DK"/>
                   </w:rPr>
                 </w:pPr>
                 <w:r>
                   <w:rPr>
                     <w:rStyle w:val="Strong"/>
-                    <w:rFonts w:ascii="Segoe UI Semibold" w:hAnsi="Segoe UI Semibold" w:cs="Segoe UI Semibold"/>
-                    <w:b w:val="0"/>
-                    <w:bCs w:val="0"/>
-                    <w:sz w:val="22"/>
-                    <w:szCs w:val="22"/>
                   </w:rPr>
                   <w:t>CompanyAddress1</w:t>
                 </w:r>
@@ -160,24 +115,20 @@
       </w:tr>
       <w:tr>
         <w:trPr>
+          <w:cantSplit/>
           <w:trHeight w:val="242"/>
         </w:trPr>
         <w:sdt>
           <w:sdtPr>
-            <w:rPr>
-              <w:rFonts w:cs="Segoe UI Semibold" w:asciiTheme="minorHAnsi" w:hAnsiTheme="minorHAnsi"/>
-              <w:sz w:val="22"/>
-              <w:szCs w:val="22"/>
-            </w:rPr>
             <w:alias w:val="BillToAddress2"/>
             <w:tag w:val="#BC:InsertDataItem,DataItems/Job_Task/BillToAddress2"/>
             <w:id w:val="-1524173778"/>
             <w:placeholder>
               <w:docPart w:val="DefaultPlaceholder_-1854013440"/>
             </w:placeholder>
+            <w:dataBinding w:prefixMappings="&lt;xmlns:ns0='urn:microsoft-dynamics-nav/reports/Job_Task_Quote/1017/' " w:xpath="/ns0:NavWordReportXmlPart[1]/ns0:Job_Task[1]/ns0:BillToAddress2[1]" w:storeItemID="{00000000-0000-0000-0000-000000000000}"/>
             <w15:color w:val="808080"/>
             <w:text/>
-            <w:dataBinding w:prefixMappings="xmlns:ns0='urn:microsoft-dynamics-nav/reports/Job_Task_Quote/1017/'" w:xpath="/ns0:NavWordReportXmlPart[1]/ns0:Job_Task[1]/ns0:BillToAddress2[1]"/>
           </w:sdtPr>
           <w:sdtContent>
             <w:tc>
@@ -186,18 +137,9 @@
               </w:tcPr>
               <w:p>
                 <w:pPr>
-                  <w:rPr>
-                    <w:rFonts w:cs="Segoe UI Semibold" w:asciiTheme="minorHAnsi" w:hAnsiTheme="minorHAnsi"/>
-                    <w:sz w:val="22"/>
-                    <w:szCs w:val="22"/>
-                  </w:rPr>
+                  <w:pStyle w:val="NoSpacing"/>
                 </w:pPr>
                 <w:r>
-                  <w:rPr>
-                    <w:rFonts w:cs="Segoe UI Semibold" w:asciiTheme="minorHAnsi" w:hAnsiTheme="minorHAnsi"/>
-                    <w:sz w:val="22"/>
-                    <w:szCs w:val="22"/>
-                  </w:rPr>
                   <w:t>BillToAddress2</w:t>
                 </w:r>
               </w:p>
@@ -210,30 +152,21 @@
           </w:tcPr>
           <w:p>
             <w:pPr>
-              <w:rPr>
-                <w:rFonts w:cs="Segoe UI Semibold" w:asciiTheme="minorHAnsi" w:hAnsiTheme="minorHAnsi"/>
-                <w:sz w:val="22"/>
-                <w:szCs w:val="22"/>
-              </w:rPr>
+              <w:pStyle w:val="NoSpacing"/>
             </w:pPr>
           </w:p>
         </w:tc>
         <w:sdt>
           <w:sdtPr>
-            <w:rPr>
-              <w:rFonts w:cs="Segoe UI Semibold" w:asciiTheme="minorHAnsi" w:hAnsiTheme="minorHAnsi"/>
-              <w:sz w:val="22"/>
-              <w:szCs w:val="22"/>
-            </w:rPr>
             <w:alias w:val="CompanyAddress2"/>
             <w:tag w:val="#BC:InsertDataItem,DataItems/Job_Task/CompanyAddress2"/>
             <w:id w:val="625044763"/>
             <w:placeholder>
               <w:docPart w:val="DefaultPlaceholder_-1854013440"/>
             </w:placeholder>
+            <w:dataBinding w:prefixMappings="&lt;xmlns:ns0='urn:microsoft-dynamics-nav/reports/Job_Task_Quote/1017/' " w:xpath="/ns0:NavWordReportXmlPart[1]/ns0:Job_Task[1]/ns0:CompanyAddress2[1]" w:storeItemID="{00000000-0000-0000-0000-000000000000}"/>
             <w15:color w:val="808080"/>
             <w:text/>
-            <w:dataBinding w:prefixMappings="xmlns:ns0='urn:microsoft-dynamics-nav/reports/Job_Task_Quote/1017/'" w:xpath="/ns0:NavWordReportXmlPart[1]/ns0:Job_Task[1]/ns0:CompanyAddress2[1]"/>
           </w:sdtPr>
           <w:sdtContent>
             <w:tc>
@@ -242,19 +175,10 @@
               </w:tcPr>
               <w:p>
                 <w:pPr>
+                  <w:pStyle w:val="BCNumber"/>
                   <w:jc w:val="right"/>
-                  <w:rPr>
-                    <w:rFonts w:cs="Segoe UI Semibold" w:asciiTheme="minorHAnsi" w:hAnsiTheme="minorHAnsi"/>
-                    <w:sz w:val="22"/>
-                    <w:szCs w:val="22"/>
-                  </w:rPr>
                 </w:pPr>
                 <w:r>
-                  <w:rPr>
-                    <w:rFonts w:cs="Segoe UI Semibold" w:asciiTheme="minorHAnsi" w:hAnsiTheme="minorHAnsi"/>
-                    <w:sz w:val="22"/>
-                    <w:szCs w:val="22"/>
-                  </w:rPr>
                   <w:t>CompanyAddress2</w:t>
                 </w:r>
               </w:p>
@@ -264,24 +188,20 @@
       </w:tr>
       <w:tr>
         <w:trPr>
+          <w:cantSplit/>
           <w:trHeight w:val="242"/>
         </w:trPr>
         <w:sdt>
           <w:sdtPr>
-            <w:rPr>
-              <w:rFonts w:cs="Segoe UI Semibold" w:asciiTheme="minorHAnsi" w:hAnsiTheme="minorHAnsi"/>
-              <w:sz w:val="22"/>
-              <w:szCs w:val="22"/>
-            </w:rPr>
             <w:alias w:val="BillToAddress3"/>
             <w:tag w:val="#BC:InsertDataItem,DataItems/Job_Task/BillToAddress3"/>
             <w:id w:val="-691611540"/>
             <w:placeholder>
               <w:docPart w:val="DefaultPlaceholder_-1854013440"/>
             </w:placeholder>
+            <w:dataBinding w:prefixMappings="&lt;xmlns:ns0='urn:microsoft-dynamics-nav/reports/Job_Task_Quote/1017/' " w:xpath="/ns0:NavWordReportXmlPart[1]/ns0:Job_Task[1]/ns0:BillToAddress3[1]" w:storeItemID="{00000000-0000-0000-0000-000000000000}"/>
             <w15:color w:val="808080"/>
             <w:text/>
-            <w:dataBinding w:prefixMappings="xmlns:ns0='urn:microsoft-dynamics-nav/reports/Job_Task_Quote/1017/'" w:xpath="/ns0:NavWordReportXmlPart[1]/ns0:Job_Task[1]/ns0:BillToAddress3[1]"/>
           </w:sdtPr>
           <w:sdtContent>
             <w:tc>
@@ -290,18 +210,9 @@
               </w:tcPr>
               <w:p>
                 <w:pPr>
-                  <w:rPr>
-                    <w:rFonts w:cs="Segoe UI Semibold" w:asciiTheme="minorHAnsi" w:hAnsiTheme="minorHAnsi"/>
-                    <w:sz w:val="22"/>
-                    <w:szCs w:val="22"/>
-                  </w:rPr>
+                  <w:pStyle w:val="NoSpacing"/>
                 </w:pPr>
                 <w:r>
-                  <w:rPr>
-                    <w:rFonts w:cs="Segoe UI Semibold" w:asciiTheme="minorHAnsi" w:hAnsiTheme="minorHAnsi"/>
-                    <w:sz w:val="22"/>
-                    <w:szCs w:val="22"/>
-                  </w:rPr>
                   <w:t>BillToAddress3</w:t>
                 </w:r>
               </w:p>
@@ -314,30 +225,21 @@
           </w:tcPr>
           <w:p>
             <w:pPr>
-              <w:rPr>
-                <w:rFonts w:cs="Segoe UI Semibold" w:asciiTheme="minorHAnsi" w:hAnsiTheme="minorHAnsi"/>
-                <w:sz w:val="22"/>
-                <w:szCs w:val="22"/>
-              </w:rPr>
+              <w:pStyle w:val="NoSpacing"/>
             </w:pPr>
           </w:p>
         </w:tc>
         <w:sdt>
           <w:sdtPr>
-            <w:rPr>
-              <w:rFonts w:cs="Segoe UI Semibold" w:asciiTheme="minorHAnsi" w:hAnsiTheme="minorHAnsi"/>
-              <w:sz w:val="22"/>
-              <w:szCs w:val="22"/>
-            </w:rPr>
             <w:alias w:val="CompanyAddress3"/>
             <w:tag w:val="#BC:InsertDataItem,DataItems/Job_Task/CompanyAddress3"/>
             <w:id w:val="904715662"/>
             <w:placeholder>
               <w:docPart w:val="DefaultPlaceholder_-1854013440"/>
             </w:placeholder>
+            <w:dataBinding w:prefixMappings="&lt;xmlns:ns0='urn:microsoft-dynamics-nav/reports/Job_Task_Quote/1017/' " w:xpath="/ns0:NavWordReportXmlPart[1]/ns0:Job_Task[1]/ns0:CompanyAddress3[1]" w:storeItemID="{00000000-0000-0000-0000-000000000000}"/>
             <w15:color w:val="808080"/>
             <w:text/>
-            <w:dataBinding w:prefixMappings="xmlns:ns0='urn:microsoft-dynamics-nav/reports/Job_Task_Quote/1017/'" w:xpath="/ns0:NavWordReportXmlPart[1]/ns0:Job_Task[1]/ns0:CompanyAddress3[1]"/>
           </w:sdtPr>
           <w:sdtContent>
             <w:tc>
@@ -346,19 +248,10 @@
               </w:tcPr>
               <w:p>
                 <w:pPr>
+                  <w:pStyle w:val="BCNumber"/>
                   <w:jc w:val="right"/>
-                  <w:rPr>
-                    <w:rFonts w:cs="Segoe UI Semibold" w:asciiTheme="minorHAnsi" w:hAnsiTheme="minorHAnsi"/>
-                    <w:sz w:val="22"/>
-                    <w:szCs w:val="22"/>
-                  </w:rPr>
                 </w:pPr>
                 <w:r>
-                  <w:rPr>
-                    <w:rFonts w:cs="Segoe UI Semibold" w:asciiTheme="minorHAnsi" w:hAnsiTheme="minorHAnsi"/>
-                    <w:sz w:val="22"/>
-                    <w:szCs w:val="22"/>
-                  </w:rPr>
                   <w:t>CompanyAddress3</w:t>
                 </w:r>
               </w:p>
@@ -368,24 +261,20 @@
       </w:tr>
       <w:tr>
         <w:trPr>
+          <w:cantSplit/>
           <w:trHeight w:val="242"/>
         </w:trPr>
         <w:sdt>
           <w:sdtPr>
-            <w:rPr>
-              <w:rFonts w:cs="Segoe UI Semibold" w:asciiTheme="minorHAnsi" w:hAnsiTheme="minorHAnsi"/>
-              <w:sz w:val="22"/>
-              <w:szCs w:val="22"/>
-            </w:rPr>
             <w:alias w:val="BillToAddress4"/>
             <w:tag w:val="#BC:InsertDataItem,DataItems/Job_Task/BillToAddress4"/>
             <w:id w:val="692886289"/>
             <w:placeholder>
               <w:docPart w:val="DefaultPlaceholder_-1854013440"/>
             </w:placeholder>
+            <w:dataBinding w:prefixMappings="&lt;xmlns:ns0='urn:microsoft-dynamics-nav/reports/Job_Task_Quote/1017/' " w:xpath="/ns0:NavWordReportXmlPart[1]/ns0:Job_Task[1]/ns0:BillToAddress4[1]" w:storeItemID="{00000000-0000-0000-0000-000000000000}"/>
             <w15:color w:val="808080"/>
             <w:text/>
-            <w:dataBinding w:prefixMappings="xmlns:ns0='urn:microsoft-dynamics-nav/reports/Job_Task_Quote/1017/'" w:xpath="/ns0:NavWordReportXmlPart[1]/ns0:Job_Task[1]/ns0:BillToAddress4[1]"/>
           </w:sdtPr>
           <w:sdtContent>
             <w:tc>
@@ -394,18 +283,9 @@
               </w:tcPr>
               <w:p>
                 <w:pPr>
-                  <w:rPr>
-                    <w:rFonts w:cs="Segoe UI Semibold" w:asciiTheme="minorHAnsi" w:hAnsiTheme="minorHAnsi"/>
-                    <w:sz w:val="22"/>
-                    <w:szCs w:val="22"/>
-                  </w:rPr>
+                  <w:pStyle w:val="NoSpacing"/>
                 </w:pPr>
                 <w:r>
-                  <w:rPr>
-                    <w:rFonts w:cs="Segoe UI Semibold" w:asciiTheme="minorHAnsi" w:hAnsiTheme="minorHAnsi"/>
-                    <w:sz w:val="22"/>
-                    <w:szCs w:val="22"/>
-                  </w:rPr>
                   <w:t>BillToAddress4</w:t>
                 </w:r>
               </w:p>
@@ -418,11 +298,7 @@
           </w:tcPr>
           <w:p>
             <w:pPr>
-              <w:rPr>
-                <w:rFonts w:cs="Segoe UI Semibold" w:asciiTheme="minorHAnsi" w:hAnsiTheme="minorHAnsi"/>
-                <w:sz w:val="22"/>
-                <w:szCs w:val="22"/>
-              </w:rPr>
+              <w:pStyle w:val="NoSpacing"/>
             </w:pPr>
           </w:p>
         </w:tc>
@@ -432,48 +308,29 @@
           </w:tcPr>
           <w:p>
             <w:pPr>
+              <w:pStyle w:val="BCNumber"/>
               <w:tabs>
                 <w:tab w:val="left" w:pos="4095"/>
               </w:tabs>
               <w:jc w:val="right"/>
-              <w:rPr>
-                <w:rFonts w:cs="Segoe UI Semibold" w:asciiTheme="minorHAnsi" w:hAnsiTheme="minorHAnsi"/>
-                <w:sz w:val="22"/>
-                <w:szCs w:val="22"/>
-              </w:rPr>
             </w:pPr>
             <w:r>
-              <w:rPr>
-                <w:rFonts w:cs="Segoe UI Semibold" w:asciiTheme="minorHAnsi" w:hAnsiTheme="minorHAnsi"/>
-                <w:sz w:val="22"/>
-                <w:szCs w:val="22"/>
-              </w:rPr>
               <w:tab/>
             </w:r>
             <w:sdt>
               <w:sdtPr>
-                <w:rPr>
-                  <w:rFonts w:cs="Segoe UI Semibold" w:asciiTheme="minorHAnsi" w:hAnsiTheme="minorHAnsi"/>
-                  <w:sz w:val="22"/>
-                  <w:szCs w:val="22"/>
-                </w:rPr>
                 <w:alias w:val="CompanyAddress4"/>
                 <w:tag w:val="#BC:InsertDataItem,DataItems/Job_Task/CompanyAddress4"/>
                 <w:id w:val="-1691283889"/>
                 <w:placeholder>
                   <w:docPart w:val="DefaultPlaceholder_-1854013440"/>
                 </w:placeholder>
+                <w:dataBinding w:prefixMappings="&lt;xmlns:ns0='urn:microsoft-dynamics-nav/reports/Job_Task_Quote/1017/' " w:xpath="/ns0:NavWordReportXmlPart[1]/ns0:Job_Task[1]/ns0:CompanyAddress4[1]" w:storeItemID="{00000000-0000-0000-0000-000000000000}"/>
                 <w15:color w:val="808080"/>
                 <w:text/>
-                <w:dataBinding w:prefixMappings="xmlns:ns0='urn:microsoft-dynamics-nav/reports/Job_Task_Quote/1017/'" w:xpath="/ns0:NavWordReportXmlPart[1]/ns0:Job_Task[1]/ns0:CompanyAddress4[1]"/>
               </w:sdtPr>
               <w:sdtContent>
                 <w:r>
-                  <w:rPr>
-                    <w:rFonts w:cs="Segoe UI Semibold" w:asciiTheme="minorHAnsi" w:hAnsiTheme="minorHAnsi"/>
-                    <w:sz w:val="22"/>
-                    <w:szCs w:val="22"/>
-                  </w:rPr>
                   <w:t>CompanyAddress4</w:t>
                 </w:r>
               </w:sdtContent>
@@ -483,24 +340,20 @@
       </w:tr>
       <w:tr>
         <w:trPr>
+          <w:cantSplit/>
           <w:trHeight w:val="242"/>
         </w:trPr>
         <w:sdt>
           <w:sdtPr>
-            <w:rPr>
-              <w:rFonts w:cs="Segoe UI Semibold" w:asciiTheme="minorHAnsi" w:hAnsiTheme="minorHAnsi"/>
-              <w:sz w:val="22"/>
-              <w:szCs w:val="22"/>
-            </w:rPr>
             <w:alias w:val="BillToAddress5"/>
             <w:tag w:val="#BC:InsertDataItem,DataItems/Job_Task/BillToAddress5"/>
             <w:id w:val="-28108709"/>
             <w:placeholder>
               <w:docPart w:val="DefaultPlaceholder_-1854013440"/>
             </w:placeholder>
+            <w:dataBinding w:prefixMappings="&lt;xmlns:ns0='urn:microsoft-dynamics-nav/reports/Job_Task_Quote/1017/' " w:xpath="/ns0:NavWordReportXmlPart[1]/ns0:Job_Task[1]/ns0:BillToAddress5[1]" w:storeItemID="{00000000-0000-0000-0000-000000000000}"/>
             <w15:color w:val="808080"/>
             <w:text/>
-            <w:dataBinding w:prefixMappings="xmlns:ns0='urn:microsoft-dynamics-nav/reports/Job_Task_Quote/1017/'" w:xpath="/ns0:NavWordReportXmlPart[1]/ns0:Job_Task[1]/ns0:BillToAddress5[1]"/>
           </w:sdtPr>
           <w:sdtContent>
             <w:tc>
@@ -509,18 +362,9 @@
               </w:tcPr>
               <w:p>
                 <w:pPr>
-                  <w:rPr>
-                    <w:rFonts w:cs="Segoe UI Semibold" w:asciiTheme="minorHAnsi" w:hAnsiTheme="minorHAnsi"/>
-                    <w:sz w:val="22"/>
-                    <w:szCs w:val="22"/>
-                  </w:rPr>
+                  <w:pStyle w:val="NoSpacing"/>
                 </w:pPr>
                 <w:r>
-                  <w:rPr>
-                    <w:rFonts w:cs="Segoe UI Semibold" w:asciiTheme="minorHAnsi" w:hAnsiTheme="minorHAnsi"/>
-                    <w:sz w:val="22"/>
-                    <w:szCs w:val="22"/>
-                  </w:rPr>
                   <w:t>BillToAddress5</w:t>
                 </w:r>
               </w:p>
@@ -533,11 +377,7 @@
           </w:tcPr>
           <w:p>
             <w:pPr>
-              <w:rPr>
-                <w:rFonts w:cs="Segoe UI Semibold" w:asciiTheme="minorHAnsi" w:hAnsiTheme="minorHAnsi"/>
-                <w:sz w:val="22"/>
-                <w:szCs w:val="22"/>
-              </w:rPr>
+              <w:pStyle w:val="NoSpacing"/>
             </w:pPr>
           </w:p>
         </w:tc>
@@ -547,48 +387,29 @@
           </w:tcPr>
           <w:p>
             <w:pPr>
+              <w:pStyle w:val="BCNumber"/>
               <w:tabs>
                 <w:tab w:val="left" w:pos="4605"/>
               </w:tabs>
               <w:jc w:val="right"/>
-              <w:rPr>
-                <w:rFonts w:cs="Segoe UI Semibold" w:asciiTheme="minorHAnsi" w:hAnsiTheme="minorHAnsi"/>
-                <w:sz w:val="22"/>
-                <w:szCs w:val="22"/>
-              </w:rPr>
             </w:pPr>
             <w:r>
-              <w:rPr>
-                <w:rFonts w:cs="Segoe UI Semibold" w:asciiTheme="minorHAnsi" w:hAnsiTheme="minorHAnsi"/>
-                <w:sz w:val="22"/>
-                <w:szCs w:val="22"/>
-              </w:rPr>
               <w:tab/>
             </w:r>
             <w:sdt>
               <w:sdtPr>
-                <w:rPr>
-                  <w:rFonts w:cs="Segoe UI Semibold" w:asciiTheme="minorHAnsi" w:hAnsiTheme="minorHAnsi"/>
-                  <w:sz w:val="22"/>
-                  <w:szCs w:val="22"/>
-                </w:rPr>
                 <w:alias w:val="CompanyAddress5"/>
                 <w:tag w:val="#BC:InsertDataItem,DataItems/Job_Task/CompanyAddress5"/>
                 <w:id w:val="2092043786"/>
                 <w:placeholder>
                   <w:docPart w:val="DefaultPlaceholder_-1854013440"/>
                 </w:placeholder>
+                <w:dataBinding w:prefixMappings="&lt;xmlns:ns0='urn:microsoft-dynamics-nav/reports/Job_Task_Quote/1017/' " w:xpath="/ns0:NavWordReportXmlPart[1]/ns0:Job_Task[1]/ns0:CompanyAddress5[1]" w:storeItemID="{00000000-0000-0000-0000-000000000000}"/>
                 <w15:color w:val="808080"/>
                 <w:text/>
-                <w:dataBinding w:prefixMappings="xmlns:ns0='urn:microsoft-dynamics-nav/reports/Job_Task_Quote/1017/'" w:xpath="/ns0:NavWordReportXmlPart[1]/ns0:Job_Task[1]/ns0:CompanyAddress5[1]"/>
               </w:sdtPr>
               <w:sdtContent>
                 <w:r>
-                  <w:rPr>
-                    <w:rFonts w:cs="Segoe UI Semibold" w:asciiTheme="minorHAnsi" w:hAnsiTheme="minorHAnsi"/>
-                    <w:sz w:val="22"/>
-                    <w:szCs w:val="22"/>
-                  </w:rPr>
                   <w:t>CompanyAddress5</w:t>
                 </w:r>
               </w:sdtContent>
@@ -598,24 +419,20 @@
       </w:tr>
       <w:tr>
         <w:trPr>
+          <w:cantSplit/>
           <w:trHeight w:val="242"/>
         </w:trPr>
         <w:sdt>
           <w:sdtPr>
-            <w:rPr>
-              <w:rFonts w:cs="Segoe UI Semibold" w:asciiTheme="minorHAnsi" w:hAnsiTheme="minorHAnsi"/>
-              <w:sz w:val="22"/>
-              <w:szCs w:val="22"/>
-            </w:rPr>
             <w:alias w:val="BillToAddress6"/>
             <w:tag w:val="#BC:InsertDataItem,DataItems/Job_Task/BillToAddress6"/>
             <w:id w:val="-1785716735"/>
             <w:placeholder>
               <w:docPart w:val="DefaultPlaceholder_-1854013440"/>
             </w:placeholder>
+            <w:dataBinding w:prefixMappings="&lt;xmlns:ns0='urn:microsoft-dynamics-nav/reports/Job_Task_Quote/1017/' " w:xpath="/ns0:NavWordReportXmlPart[1]/ns0:Job_Task[1]/ns0:BillToAddress6[1]" w:storeItemID="{00000000-0000-0000-0000-000000000000}"/>
             <w15:color w:val="808080"/>
             <w:text/>
-            <w:dataBinding w:prefixMappings="xmlns:ns0='urn:microsoft-dynamics-nav/reports/Job_Task_Quote/1017/'" w:xpath="/ns0:NavWordReportXmlPart[1]/ns0:Job_Task[1]/ns0:BillToAddress6[1]"/>
           </w:sdtPr>
           <w:sdtContent>
             <w:tc>
@@ -624,18 +441,9 @@
               </w:tcPr>
               <w:p>
                 <w:pPr>
-                  <w:rPr>
-                    <w:rFonts w:cs="Segoe UI Semibold" w:asciiTheme="minorHAnsi" w:hAnsiTheme="minorHAnsi"/>
-                    <w:sz w:val="22"/>
-                    <w:szCs w:val="22"/>
-                  </w:rPr>
+                  <w:pStyle w:val="NoSpacing"/>
                 </w:pPr>
                 <w:r>
-                  <w:rPr>
-                    <w:rFonts w:cs="Segoe UI Semibold" w:asciiTheme="minorHAnsi" w:hAnsiTheme="minorHAnsi"/>
-                    <w:sz w:val="22"/>
-                    <w:szCs w:val="22"/>
-                  </w:rPr>
                   <w:t>BillToAddress6</w:t>
                 </w:r>
               </w:p>
@@ -648,30 +456,21 @@
           </w:tcPr>
           <w:p>
             <w:pPr>
-              <w:rPr>
-                <w:rFonts w:cs="Segoe UI Semibold" w:asciiTheme="minorHAnsi" w:hAnsiTheme="minorHAnsi"/>
-                <w:sz w:val="22"/>
-                <w:szCs w:val="22"/>
-              </w:rPr>
+              <w:pStyle w:val="NoSpacing"/>
             </w:pPr>
           </w:p>
         </w:tc>
         <w:sdt>
           <w:sdtPr>
-            <w:rPr>
-              <w:rFonts w:cs="Segoe UI Semibold" w:asciiTheme="minorHAnsi" w:hAnsiTheme="minorHAnsi"/>
-              <w:sz w:val="22"/>
-              <w:szCs w:val="22"/>
-            </w:rPr>
             <w:alias w:val="CompanyAddress6"/>
             <w:tag w:val="#BC:InsertDataItem,DataItems/Job_Task/CompanyAddress6"/>
             <w:id w:val="1268203715"/>
             <w:placeholder>
               <w:docPart w:val="DefaultPlaceholder_-1854013440"/>
             </w:placeholder>
+            <w:dataBinding w:prefixMappings="&lt;xmlns:ns0='urn:microsoft-dynamics-nav/reports/Job_Task_Quote/1017/' " w:xpath="/ns0:NavWordReportXmlPart[1]/ns0:Job_Task[1]/ns0:CompanyAddress6[1]" w:storeItemID="{00000000-0000-0000-0000-000000000000}"/>
             <w15:color w:val="808080"/>
             <w:text/>
-            <w:dataBinding w:prefixMappings="xmlns:ns0='urn:microsoft-dynamics-nav/reports/Job_Task_Quote/1017/'" w:xpath="/ns0:NavWordReportXmlPart[1]/ns0:Job_Task[1]/ns0:CompanyAddress6[1]"/>
           </w:sdtPr>
           <w:sdtContent>
             <w:tc>
@@ -680,19 +479,10 @@
               </w:tcPr>
               <w:p>
                 <w:pPr>
+                  <w:pStyle w:val="BCNumber"/>
                   <w:jc w:val="right"/>
-                  <w:rPr>
-                    <w:rFonts w:cs="Segoe UI Semibold" w:asciiTheme="minorHAnsi" w:hAnsiTheme="minorHAnsi"/>
-                    <w:sz w:val="22"/>
-                    <w:szCs w:val="22"/>
-                  </w:rPr>
                 </w:pPr>
                 <w:r>
-                  <w:rPr>
-                    <w:rFonts w:cs="Segoe UI Semibold" w:asciiTheme="minorHAnsi" w:hAnsiTheme="minorHAnsi"/>
-                    <w:sz w:val="22"/>
-                    <w:szCs w:val="22"/>
-                  </w:rPr>
                   <w:t>CompanyAddress6</w:t>
                 </w:r>
               </w:p>
@@ -704,830 +494,540 @@
     <w:p>
       <w:pPr>
         <w:spacing w:after="0" w:line="276" w:lineRule="auto"/>
-        <w:rPr>
-          <w:sz w:val="22"/>
-          <w:szCs w:val="22"/>
-        </w:rPr>
       </w:pPr>
     </w:p>
     <w:tbl>
       <w:tblPr>
-        <w:tblStyle w:val="TableGrid"/>
-        <w:tblW w:w="15422" w:type="dxa"/>
-        <w:tblBorders>
-          <w:top w:val="none" w:color="auto" w:sz="0" w:space="0"/>
-          <w:left w:val="none" w:color="auto" w:sz="0" w:space="0"/>
-          <w:bottom w:val="none" w:color="auto" w:sz="0" w:space="0"/>
-          <w:right w:val="none" w:color="auto" w:sz="0" w:space="0"/>
-          <w:insideH w:val="none" w:color="auto" w:sz="0" w:space="0"/>
-          <w:insideV w:val="none" w:color="auto" w:sz="0" w:space="0"/>
-        </w:tblBorders>
-        <w:tblLayout w:type="fixed"/>
-        <w:tblCellMar>
-          <w:left w:w="0" w:type="dxa"/>
-          <w:right w:w="0" w:type="dxa"/>
-        </w:tblCellMar>
-        <w:tblLook w:val="04A0" w:firstRow="1" w:lastRow="0" w:firstColumn="1" w:lastColumn="0" w:noHBand="0" w:noVBand="1"/>
+        <w:tblStyle w:val="BCBlockTable"/>
+        <w:tblW w:w="5000" w:type="pct"/>
+        <w:tblLook w:val="0620" w:firstRow="1" w:lastRow="0" w:firstColumn="0" w:lastColumn="0" w:noHBand="1" w:noVBand="1"/>
         <w:tblCaption w:val="Document Information Block"/>
+        <w:tblDescription w:val="Layout table. Used for positioning, not for tabular data."/>
       </w:tblPr>
       <w:tblGrid>
-        <w:gridCol w:w="2570"/>
-        <w:gridCol w:w="2570"/>
-        <w:gridCol w:w="2571"/>
-        <w:gridCol w:w="2570"/>
-        <w:gridCol w:w="2570"/>
-        <w:gridCol w:w="2571"/>
+        <w:gridCol w:w="2614"/>
+        <w:gridCol w:w="2614"/>
+        <w:gridCol w:w="2616"/>
+        <w:gridCol w:w="2613"/>
+        <w:gridCol w:w="2613"/>
+        <w:gridCol w:w="2616"/>
       </w:tblGrid>
       <w:tr>
         <w:trPr>
           <w:cnfStyle w:val="100000000000" w:firstRow="1" w:lastRow="0" w:firstColumn="0" w:lastColumn="0" w:oddVBand="0" w:evenVBand="0" w:oddHBand="0" w:evenHBand="0" w:firstRowFirstColumn="0" w:firstRowLastColumn="0" w:lastRowFirstColumn="0" w:lastRowLastColumn="0"/>
+          <w:cantSplit/>
           <w:trHeight w:val="254"/>
         </w:trPr>
         <w:sdt>
           <w:sdtPr>
-            <w:rPr>
-              <w:rFonts w:ascii="Segoe UI Semibold" w:hAnsi="Segoe UI Semibold" w:cs="Segoe UI Semibold"/>
-              <w:sz w:val="22"/>
-              <w:szCs w:val="22"/>
-            </w:rPr>
             <w:alias w:val="JobNoLbl"/>
             <w:tag w:val="#BC:InsertDataItem,Labels/JobNoLbl"/>
             <w:id w:val="393081359"/>
             <w:placeholder>
-              <w:docPart w:val="DefaultPlaceholder_-1854013440"/>
+              <w:docPart w:val="F08930388B624B9BB825549968CC9FA5"/>
             </w:placeholder>
+            <w:dataBinding w:prefixMappings="&lt;xmlns:ns0='urn:microsoft-dynamics-nav/reports/Job_Task_Quote/1017/' " w:xpath="/ns0:NavWordReportXmlPart[1]/ns0:Labels[1]/ns0:JobNoLbl[1]" w:storeItemID="{00000000-0000-0000-0000-000000000000}"/>
             <w15:color w:val="808080"/>
             <w:text/>
-            <w:dataBinding w:prefixMappings="xmlns:ns0='urn:microsoft-dynamics-nav/reports/Job_Task_Quote/1017/'" w:xpath="/ns0:NavWordReportXmlPart[1]/ns0:Labels[1]/ns0:JobNoLbl[1]"/>
           </w:sdtPr>
           <w:sdtContent>
             <w:tc>
               <w:tcPr>
-                <w:tcW w:w="2570" w:type="dxa"/>
+                <w:tcW w:w="833" w:type="pct"/>
               </w:tcPr>
               <w:p>
                 <w:pPr>
-                  <w:pStyle w:val="Heading2"/>
-                  <w:spacing w:before="0" w:after="0" w:line="276" w:lineRule="auto"/>
-                  <w:rPr>
-                    <w:rFonts w:ascii="Segoe UI Semibold" w:hAnsi="Segoe UI Semibold" w:cs="Segoe UI Semibold"/>
-                    <w:sz w:val="22"/>
-                    <w:szCs w:val="22"/>
-                  </w:rPr>
+                  <w:pStyle w:val="BCLabel"/>
+                  <w:spacing w:line="276" w:lineRule="auto"/>
                 </w:pPr>
-                <w:proofErr w:type="spellStart"/>
                 <w:r>
-                  <w:rPr>
-                    <w:rFonts w:ascii="Segoe UI Semibold" w:hAnsi="Segoe UI Semibold" w:cs="Segoe UI Semibold"/>
-                    <w:sz w:val="22"/>
-                    <w:szCs w:val="22"/>
-                  </w:rPr>
                   <w:t>JobNoLbl</w:t>
                 </w:r>
-                <w:proofErr w:type="spellEnd"/>
               </w:p>
             </w:tc>
           </w:sdtContent>
         </w:sdt>
         <w:sdt>
           <w:sdtPr>
-            <w:rPr>
-              <w:rFonts w:ascii="Segoe UI Semibold" w:hAnsi="Segoe UI Semibold" w:cs="Segoe UI Semibold"/>
-              <w:sz w:val="22"/>
-              <w:szCs w:val="22"/>
-            </w:rPr>
             <w:alias w:val="JobDescriptionLbl"/>
             <w:tag w:val="#BC:InsertDataItem,Labels/JobDescriptionLbl"/>
             <w:id w:val="1651720191"/>
             <w:placeholder>
-              <w:docPart w:val="DefaultPlaceholder_-1854013440"/>
+              <w:docPart w:val="1A041C405CFA4A1CAB5216ED3C6DAD56"/>
             </w:placeholder>
+            <w:dataBinding w:prefixMappings="&lt;xmlns:ns0='urn:microsoft-dynamics-nav/reports/Job_Task_Quote/1017/' " w:xpath="/ns0:NavWordReportXmlPart[1]/ns0:Labels[1]/ns0:JobDescriptionLbl[1]" w:storeItemID="{00000000-0000-0000-0000-000000000000}"/>
             <w15:color w:val="808080"/>
             <w:text/>
-            <w:dataBinding w:prefixMappings="xmlns:ns0='urn:microsoft-dynamics-nav/reports/Job_Task_Quote/1017/'" w:xpath="/ns0:NavWordReportXmlPart[1]/ns0:Labels[1]/ns0:JobDescriptionLbl[1]"/>
           </w:sdtPr>
           <w:sdtContent>
             <w:tc>
               <w:tcPr>
-                <w:tcW w:w="2570" w:type="dxa"/>
+                <w:tcW w:w="833" w:type="pct"/>
               </w:tcPr>
               <w:p>
                 <w:pPr>
-                  <w:pStyle w:val="Heading2"/>
-                  <w:spacing w:before="0" w:after="0" w:line="276" w:lineRule="auto"/>
-                  <w:rPr>
-                    <w:rFonts w:ascii="Segoe UI Semibold" w:hAnsi="Segoe UI Semibold" w:cs="Segoe UI Semibold"/>
-                    <w:sz w:val="22"/>
-                    <w:szCs w:val="22"/>
-                  </w:rPr>
+                  <w:pStyle w:val="BCLabel"/>
+                  <w:spacing w:line="276" w:lineRule="auto"/>
                 </w:pPr>
-                <w:proofErr w:type="spellStart"/>
                 <w:r>
-                  <w:rPr>
-                    <w:rFonts w:ascii="Segoe UI Semibold" w:hAnsi="Segoe UI Semibold" w:cs="Segoe UI Semibold"/>
-                    <w:sz w:val="22"/>
-                    <w:szCs w:val="22"/>
-                  </w:rPr>
                   <w:t>JobDescriptionLbl</w:t>
                 </w:r>
-                <w:proofErr w:type="spellEnd"/>
               </w:p>
             </w:tc>
           </w:sdtContent>
         </w:sdt>
         <w:tc>
           <w:tcPr>
-            <w:tcW w:w="2571" w:type="dxa"/>
+            <w:tcW w:w="834" w:type="pct"/>
           </w:tcPr>
           <w:p>
             <w:pPr>
-              <w:pStyle w:val="Heading2"/>
-              <w:spacing w:before="0" w:after="0" w:line="276" w:lineRule="auto"/>
-              <w:rPr>
-                <w:rFonts w:ascii="Segoe UI Semibold" w:hAnsi="Segoe UI Semibold" w:cs="Segoe UI Semibold"/>
-                <w:sz w:val="22"/>
-                <w:szCs w:val="22"/>
-              </w:rPr>
+              <w:pStyle w:val="BCLabel"/>
+              <w:spacing w:line="276" w:lineRule="auto"/>
             </w:pPr>
           </w:p>
         </w:tc>
         <w:tc>
           <w:tcPr>
-            <w:tcW w:w="2570" w:type="dxa"/>
+            <w:tcW w:w="833" w:type="pct"/>
           </w:tcPr>
           <w:p>
             <w:pPr>
-              <w:pStyle w:val="Heading2"/>
-              <w:spacing w:before="0" w:after="0" w:line="276" w:lineRule="auto"/>
-              <w:rPr>
-                <w:rFonts w:ascii="Segoe UI Semibold" w:hAnsi="Segoe UI Semibold" w:cs="Segoe UI Semibold"/>
-                <w:sz w:val="22"/>
-                <w:szCs w:val="22"/>
-              </w:rPr>
+              <w:pStyle w:val="BCLabel"/>
+              <w:spacing w:line="276" w:lineRule="auto"/>
             </w:pPr>
           </w:p>
         </w:tc>
         <w:tc>
           <w:tcPr>
-            <w:tcW w:w="2570" w:type="dxa"/>
+            <w:tcW w:w="833" w:type="pct"/>
           </w:tcPr>
           <w:p>
             <w:pPr>
-              <w:pStyle w:val="Heading2"/>
-              <w:spacing w:before="0" w:after="0" w:line="276" w:lineRule="auto"/>
-              <w:rPr>
-                <w:rFonts w:ascii="Segoe UI Semibold" w:hAnsi="Segoe UI Semibold" w:cs="Segoe UI Semibold"/>
-                <w:sz w:val="22"/>
-                <w:szCs w:val="22"/>
-              </w:rPr>
+              <w:pStyle w:val="BCLabel"/>
+              <w:spacing w:line="276" w:lineRule="auto"/>
             </w:pPr>
           </w:p>
         </w:tc>
         <w:tc>
           <w:tcPr>
-            <w:tcW w:w="2571" w:type="dxa"/>
+            <w:tcW w:w="834" w:type="pct"/>
           </w:tcPr>
           <w:p>
             <w:pPr>
-              <w:pStyle w:val="Heading2"/>
-              <w:spacing w:before="0" w:after="0" w:line="276" w:lineRule="auto"/>
-              <w:rPr>
-                <w:rFonts w:ascii="Segoe UI Semibold" w:hAnsi="Segoe UI Semibold" w:cs="Segoe UI Semibold"/>
-                <w:sz w:val="22"/>
-                <w:szCs w:val="22"/>
-              </w:rPr>
+              <w:pStyle w:val="BCLabel"/>
+              <w:spacing w:line="276" w:lineRule="auto"/>
             </w:pPr>
           </w:p>
         </w:tc>
       </w:tr>
       <w:tr>
         <w:trPr>
+          <w:cantSplit/>
           <w:trHeight w:val="242"/>
         </w:trPr>
         <w:sdt>
           <w:sdtPr>
-            <w:rPr>
-              <w:rFonts w:asciiTheme="minorHAnsi" w:hAnsiTheme="minorHAnsi"/>
-              <w:sz w:val="22"/>
-              <w:szCs w:val="22"/>
-            </w:rPr>
             <w:alias w:val="No_Job"/>
             <w:tag w:val="#BC:InsertDataItem,DataItems/Job_Task/No_Job"/>
             <w:id w:val="120349619"/>
             <w:placeholder>
-              <w:docPart w:val="DefaultPlaceholder_-1854013440"/>
+              <w:docPart w:val="5412A6916BD34C069964248333A86C28"/>
             </w:placeholder>
+            <w:dataBinding w:prefixMappings="&lt;xmlns:ns0='urn:microsoft-dynamics-nav/reports/Job_Task_Quote/1017/' " w:xpath="/ns0:NavWordReportXmlPart[1]/ns0:Job_Task[1]/ns0:No_Job[1]" w:storeItemID="{00000000-0000-0000-0000-000000000000}"/>
             <w15:color w:val="808080"/>
             <w:text/>
-            <w:dataBinding w:prefixMappings="xmlns:ns0='urn:microsoft-dynamics-nav/reports/Job_Task_Quote/1017/'" w:xpath="/ns0:NavWordReportXmlPart[1]/ns0:Job_Task[1]/ns0:No_Job[1]"/>
           </w:sdtPr>
           <w:sdtContent>
             <w:tc>
               <w:tcPr>
-                <w:tcW w:w="2570" w:type="dxa"/>
+                <w:tcW w:w="833" w:type="pct"/>
               </w:tcPr>
               <w:p>
                 <w:pPr>
-                  <w:rPr>
-                    <w:rFonts w:asciiTheme="minorHAnsi" w:hAnsiTheme="minorHAnsi"/>
-                    <w:sz w:val="22"/>
-                    <w:szCs w:val="22"/>
-                  </w:rPr>
+                  <w:pStyle w:val="NoSpacing"/>
                 </w:pPr>
-                <w:proofErr w:type="spellStart"/>
                 <w:r>
-                  <w:rPr>
-                    <w:rFonts w:asciiTheme="minorHAnsi" w:hAnsiTheme="minorHAnsi"/>
-                    <w:sz w:val="22"/>
-                    <w:szCs w:val="22"/>
-                  </w:rPr>
                   <w:t>No_Job</w:t>
                 </w:r>
-                <w:proofErr w:type="spellEnd"/>
               </w:p>
             </w:tc>
           </w:sdtContent>
         </w:sdt>
         <w:sdt>
           <w:sdtPr>
-            <w:rPr>
-              <w:rFonts w:cs="Segoe UI" w:asciiTheme="minorHAnsi" w:hAnsiTheme="minorHAnsi"/>
-              <w:color w:val="242424"/>
-              <w:sz w:val="22"/>
-              <w:szCs w:val="22"/>
-            </w:rPr>
             <w:alias w:val="Description_Job"/>
             <w:tag w:val="#BC:InsertDataItem,DataItems/Job_Task/Description_Job"/>
             <w:id w:val="1946650350"/>
             <w:placeholder>
-              <w:docPart w:val="DefaultPlaceholder_-1854013440"/>
+              <w:docPart w:val="384A06C6AA984899AD8137ADD1BB7EE1"/>
             </w:placeholder>
+            <w:dataBinding w:prefixMappings="&lt;xmlns:ns0='urn:microsoft-dynamics-nav/reports/Job_Task_Quote/1017/' " w:xpath="/ns0:NavWordReportXmlPart[1]/ns0:Job_Task[1]/ns0:Description_Job[1]" w:storeItemID="{00000000-0000-0000-0000-000000000000}"/>
             <w15:color w:val="808080"/>
             <w:text/>
-            <w:dataBinding w:prefixMappings="xmlns:ns0='urn:microsoft-dynamics-nav/reports/Job_Task_Quote/1017/'" w:xpath="/ns0:NavWordReportXmlPart[1]/ns0:Job_Task[1]/ns0:Description_Job[1]"/>
           </w:sdtPr>
           <w:sdtContent>
             <w:tc>
               <w:tcPr>
-                <w:tcW w:w="2570" w:type="dxa"/>
+                <w:tcW w:w="833" w:type="pct"/>
               </w:tcPr>
               <w:p>
                 <w:pPr>
-                  <w:rPr>
-                    <w:rFonts w:cs="Segoe UI" w:asciiTheme="minorHAnsi" w:hAnsiTheme="minorHAnsi"/>
-                    <w:color w:val="242424"/>
-                    <w:sz w:val="22"/>
-                    <w:szCs w:val="22"/>
-                  </w:rPr>
+                  <w:pStyle w:val="NoSpacing"/>
                 </w:pPr>
-                <w:proofErr w:type="spellStart"/>
                 <w:r>
-                  <w:rPr>
-                    <w:rFonts w:cs="Segoe UI" w:asciiTheme="minorHAnsi" w:hAnsiTheme="minorHAnsi"/>
-                    <w:color w:val="242424"/>
-                    <w:sz w:val="22"/>
-                    <w:szCs w:val="22"/>
-                  </w:rPr>
                   <w:t>Description_Job</w:t>
                 </w:r>
-                <w:proofErr w:type="spellEnd"/>
               </w:p>
             </w:tc>
           </w:sdtContent>
         </w:sdt>
         <w:tc>
           <w:tcPr>
-            <w:tcW w:w="2571" w:type="dxa"/>
+            <w:tcW w:w="834" w:type="pct"/>
           </w:tcPr>
           <w:p>
             <w:pPr>
-              <w:rPr>
-                <w:rFonts w:cs="Segoe UI" w:asciiTheme="minorHAnsi" w:hAnsiTheme="minorHAnsi"/>
-                <w:color w:val="242424"/>
-                <w:sz w:val="22"/>
-                <w:szCs w:val="22"/>
-              </w:rPr>
+              <w:pStyle w:val="NoSpacing"/>
             </w:pPr>
           </w:p>
         </w:tc>
         <w:tc>
           <w:tcPr>
-            <w:tcW w:w="2570" w:type="dxa"/>
+            <w:tcW w:w="833" w:type="pct"/>
           </w:tcPr>
           <w:p>
             <w:pPr>
-              <w:rPr>
-                <w:rFonts w:cs="Segoe UI" w:asciiTheme="minorHAnsi" w:hAnsiTheme="minorHAnsi"/>
-                <w:color w:val="242424"/>
-                <w:sz w:val="22"/>
-                <w:szCs w:val="22"/>
-              </w:rPr>
+              <w:pStyle w:val="NoSpacing"/>
             </w:pPr>
           </w:p>
         </w:tc>
         <w:tc>
           <w:tcPr>
-            <w:tcW w:w="2570" w:type="dxa"/>
+            <w:tcW w:w="833" w:type="pct"/>
           </w:tcPr>
           <w:p>
             <w:pPr>
-              <w:rPr>
-                <w:rFonts w:cs="Segoe UI"/>
-                <w:color w:val="242424"/>
-                <w:sz w:val="22"/>
-                <w:szCs w:val="22"/>
-              </w:rPr>
+              <w:pStyle w:val="NoSpacing"/>
             </w:pPr>
           </w:p>
         </w:tc>
         <w:tc>
           <w:tcPr>
-            <w:tcW w:w="2571" w:type="dxa"/>
+            <w:tcW w:w="834" w:type="pct"/>
           </w:tcPr>
           <w:p>
             <w:pPr>
-              <w:rPr>
-                <w:rFonts w:cs="Segoe UI"/>
-                <w:color w:val="242424"/>
-                <w:sz w:val="22"/>
-                <w:szCs w:val="22"/>
-              </w:rPr>
+              <w:pStyle w:val="NoSpacing"/>
             </w:pPr>
           </w:p>
         </w:tc>
       </w:tr>
     </w:tbl>
-    <w:p>
-      <w:pPr>
-        <w:rPr>
-          <w:sz w:val="22"/>
-          <w:szCs w:val="22"/>
-        </w:rPr>
-      </w:pPr>
-    </w:p>
+    <w:p/>
     <w:tbl>
       <w:tblPr>
-        <w:tblStyle w:val="CLSequoiatablestyle021"/>
-        <w:tblW w:w="15422" w:type="dxa"/>
-        <w:tblLayout w:type="fixed"/>
-        <w:tblLook w:val="04A0" w:firstRow="1" w:lastRow="0" w:firstColumn="1" w:lastColumn="0" w:noHBand="0" w:noVBand="1"/>
+        <w:tblStyle w:val="BCDataTable"/>
+        <w:tblW w:w="5000" w:type="pct"/>
+        <w:tblLook w:val="0420" w:firstRow="1" w:lastRow="0" w:firstColumn="0" w:lastColumn="0" w:noHBand="0" w:noVBand="1"/>
         <w:tblCaption w:val="Data Table Block"/>
+        <w:tblDescription w:val="Document lines. Column headers in the first row."/>
       </w:tblPr>
       <w:tblGrid>
-        <w:gridCol w:w="1890"/>
-        <w:gridCol w:w="1890"/>
-        <w:gridCol w:w="2250"/>
-        <w:gridCol w:w="824"/>
-        <w:gridCol w:w="1713"/>
-        <w:gridCol w:w="1714"/>
-        <w:gridCol w:w="1713"/>
-        <w:gridCol w:w="1714"/>
-        <w:gridCol w:w="1714"/>
+        <w:gridCol w:w="2387"/>
+        <w:gridCol w:w="1796"/>
+        <w:gridCol w:w="1703"/>
+        <w:gridCol w:w="1021"/>
+        <w:gridCol w:w="1426"/>
+        <w:gridCol w:w="1477"/>
+        <w:gridCol w:w="2004"/>
+        <w:gridCol w:w="2345"/>
+        <w:gridCol w:w="1527"/>
       </w:tblGrid>
       <w:tr>
         <w:trPr>
           <w:cnfStyle w:val="100000000000" w:firstRow="1" w:lastRow="0" w:firstColumn="0" w:lastColumn="0" w:oddVBand="0" w:evenVBand="0" w:oddHBand="0" w:evenHBand="0" w:firstRowFirstColumn="0" w:firstRowLastColumn="0" w:lastRowFirstColumn="0" w:lastRowLastColumn="0"/>
+          <w:cantSplit/>
           <w:trHeight w:val="490"/>
+          <w:tblHeader/>
         </w:trPr>
         <w:sdt>
           <w:sdtPr>
-            <w:rPr>
-              <w:rFonts w:ascii="Segoe UI Semibold" w:hAnsi="Segoe UI Semibold" w:cs="Segoe UI Semibold" w:eastAsiaTheme="minorHAnsi"/>
-              <w:sz w:val="22"/>
-              <w:szCs w:val="22"/>
-            </w:rPr>
             <w:alias w:val="JobTaskNoCapt"/>
             <w:tag w:val="#BC:InsertDataItem,DataItems/Job_Task/JobTaskNoCapt"/>
             <w:id w:val="-587378330"/>
             <w:placeholder>
               <w:docPart w:val="DefaultPlaceholder_-1854013440"/>
             </w:placeholder>
+            <w:dataBinding w:prefixMappings="&lt;xmlns:ns0='urn:microsoft-dynamics-nav/reports/Job_Task_Quote/1017/' " w:xpath="/ns0:NavWordReportXmlPart[1]/ns0:Job_Task[1]/ns0:JobTaskNoCapt[1]" w:storeItemID="{00000000-0000-0000-0000-000000000000}"/>
             <w15:color w:val="808080"/>
             <w:text/>
-            <w:dataBinding w:prefixMappings="xmlns:ns0='urn:microsoft-dynamics-nav/reports/Job_Task_Quote/1017/'" w:xpath="/ns0:NavWordReportXmlPart[1]/ns0:Job_Task[1]/ns0:JobTaskNoCapt[1]"/>
           </w:sdtPr>
           <w:sdtContent>
             <w:tc>
               <w:tcPr>
-                <w:cnfStyle w:val="001000000000" w:firstRow="0" w:lastRow="0" w:firstColumn="1" w:lastColumn="0" w:oddVBand="0" w:evenVBand="0" w:oddHBand="0" w:evenHBand="0" w:firstRowFirstColumn="0" w:firstRowLastColumn="0" w:lastRowFirstColumn="0" w:lastRowLastColumn="0"/>
-                <w:tcW w:w="1890" w:type="dxa"/>
+                <w:tcW w:w="613" w:type="pct"/>
                 <w:tcBorders>
-                  <w:bottom w:val="single" w:color="auto" w:sz="4" w:space="0"/>
+                  <w:bottom w:val="single" w:sz="4" w:space="0" w:color="auto"/>
                 </w:tcBorders>
               </w:tcPr>
               <w:p>
                 <w:pPr>
-                  <w:pStyle w:val="Heading2"/>
-                  <w:rPr>
-                    <w:rFonts w:ascii="Segoe UI Semibold" w:hAnsi="Segoe UI Semibold" w:cs="Segoe UI Semibold" w:eastAsiaTheme="minorHAnsi"/>
-                    <w:sz w:val="22"/>
-                    <w:szCs w:val="22"/>
-                  </w:rPr>
+                  <w:pStyle w:val="BCLabel"/>
                 </w:pPr>
-                <w:proofErr w:type="spellStart"/>
                 <w:r>
-                  <w:rPr>
-                    <w:rFonts w:ascii="Segoe UI Semibold" w:hAnsi="Segoe UI Semibold" w:cs="Segoe UI Semibold" w:eastAsiaTheme="minorHAnsi"/>
-                    <w:sz w:val="22"/>
-                    <w:szCs w:val="22"/>
-                  </w:rPr>
                   <w:t>JobTaskNoCapt</w:t>
                 </w:r>
-                <w:proofErr w:type="spellEnd"/>
               </w:p>
             </w:tc>
           </w:sdtContent>
         </w:sdt>
         <w:sdt>
           <w:sdtPr>
-            <w:rPr>
-              <w:rFonts w:ascii="Segoe UI Semibold" w:hAnsi="Segoe UI Semibold" w:cs="Segoe UI Semibold"/>
-              <w:sz w:val="22"/>
-              <w:szCs w:val="22"/>
-            </w:rPr>
             <w:alias w:val="DescriptionCaption"/>
             <w:tag w:val="#BC:InsertDataItem,DataItems/Job_Task/DescriptionCaption"/>
             <w:id w:val="1294337328"/>
             <w:placeholder>
               <w:docPart w:val="DefaultPlaceholder_-1854013440"/>
             </w:placeholder>
+            <w:dataBinding w:prefixMappings="&lt;xmlns:ns0='urn:microsoft-dynamics-nav/reports/Job_Task_Quote/1017/' " w:xpath="/ns0:NavWordReportXmlPart[1]/ns0:Job_Task[1]/ns0:DescriptionCaption[1]" w:storeItemID="{00000000-0000-0000-0000-000000000000}"/>
             <w15:color w:val="808080"/>
             <w:text/>
-            <w:dataBinding w:prefixMappings="xmlns:ns0='urn:microsoft-dynamics-nav/reports/Job_Task_Quote/1017/'" w:xpath="/ns0:NavWordReportXmlPart[1]/ns0:Job_Task[1]/ns0:DescriptionCaption[1]"/>
           </w:sdtPr>
           <w:sdtContent>
             <w:tc>
               <w:tcPr>
-                <w:tcW w:w="1890" w:type="dxa"/>
+                <w:tcW w:w="613" w:type="pct"/>
                 <w:tcBorders>
-                  <w:bottom w:val="single" w:color="auto" w:sz="4" w:space="0"/>
+                  <w:bottom w:val="single" w:sz="4" w:space="0" w:color="auto"/>
                 </w:tcBorders>
               </w:tcPr>
               <w:p>
                 <w:pPr>
-                  <w:pStyle w:val="Heading2"/>
-                  <w:cnfStyle w:val="100000000000" w:firstRow="1" w:lastRow="0" w:firstColumn="0" w:lastColumn="0" w:oddVBand="0" w:evenVBand="0" w:oddHBand="0" w:evenHBand="0" w:firstRowFirstColumn="0" w:firstRowLastColumn="0" w:lastRowFirstColumn="0" w:lastRowLastColumn="0"/>
-                  <w:rPr>
-                    <w:rFonts w:ascii="Segoe UI Semibold" w:hAnsi="Segoe UI Semibold" w:cs="Segoe UI Semibold"/>
-                    <w:sz w:val="22"/>
-                    <w:szCs w:val="22"/>
-                  </w:rPr>
+                  <w:pStyle w:val="BCLabel"/>
                 </w:pPr>
-                <w:proofErr w:type="spellStart"/>
                 <w:r>
-                  <w:rPr>
-                    <w:rFonts w:ascii="Segoe UI Semibold" w:hAnsi="Segoe UI Semibold" w:cs="Segoe UI Semibold"/>
-                    <w:sz w:val="22"/>
-                    <w:szCs w:val="22"/>
-                  </w:rPr>
                   <w:t>DescriptionCaption</w:t>
                 </w:r>
-                <w:proofErr w:type="spellEnd"/>
               </w:p>
             </w:tc>
           </w:sdtContent>
         </w:sdt>
         <w:sdt>
           <w:sdtPr>
-            <w:rPr>
-              <w:rFonts w:ascii="Segoe UI Semibold" w:hAnsi="Segoe UI Semibold" w:cs="Segoe UI Semibold"/>
-              <w:sz w:val="22"/>
-              <w:szCs w:val="22"/>
-            </w:rPr>
             <w:alias w:val="JobTaskTypeCaption"/>
             <w:tag w:val="#BC:InsertDataItem,DataItems/Job_Task/JobTaskTypeCaption"/>
             <w:id w:val="-545516617"/>
             <w:placeholder>
               <w:docPart w:val="DefaultPlaceholder_-1854013440"/>
             </w:placeholder>
+            <w:dataBinding w:prefixMappings="&lt;xmlns:ns0='urn:microsoft-dynamics-nav/reports/Job_Task_Quote/1017/' " w:xpath="/ns0:NavWordReportXmlPart[1]/ns0:Job_Task[1]/ns0:JobTaskTypeCaption[1]" w:storeItemID="{00000000-0000-0000-0000-000000000000}"/>
             <w15:color w:val="808080"/>
             <w:text/>
-            <w:dataBinding w:prefixMappings="xmlns:ns0='urn:microsoft-dynamics-nav/reports/Job_Task_Quote/1017/'" w:xpath="/ns0:NavWordReportXmlPart[1]/ns0:Job_Task[1]/ns0:JobTaskTypeCaption[1]"/>
           </w:sdtPr>
           <w:sdtContent>
             <w:tc>
               <w:tcPr>
-                <w:tcW w:w="2250" w:type="dxa"/>
+                <w:tcW w:w="729" w:type="pct"/>
                 <w:tcBorders>
-                  <w:bottom w:val="single" w:color="auto" w:sz="4" w:space="0"/>
+                  <w:bottom w:val="single" w:sz="4" w:space="0" w:color="auto"/>
                 </w:tcBorders>
               </w:tcPr>
               <w:p>
                 <w:pPr>
-                  <w:pStyle w:val="Heading2"/>
-                  <w:cnfStyle w:val="100000000000" w:firstRow="1" w:lastRow="0" w:firstColumn="0" w:lastColumn="0" w:oddVBand="0" w:evenVBand="0" w:oddHBand="0" w:evenHBand="0" w:firstRowFirstColumn="0" w:firstRowLastColumn="0" w:lastRowFirstColumn="0" w:lastRowLastColumn="0"/>
-                  <w:rPr>
-                    <w:rFonts w:ascii="Segoe UI Semibold" w:hAnsi="Segoe UI Semibold" w:cs="Segoe UI Semibold"/>
-                    <w:sz w:val="22"/>
-                    <w:szCs w:val="22"/>
-                  </w:rPr>
+                  <w:pStyle w:val="BCLabel"/>
                 </w:pPr>
-                <w:proofErr w:type="spellStart"/>
                 <w:r>
-                  <w:rPr>
-                    <w:rFonts w:ascii="Segoe UI Semibold" w:hAnsi="Segoe UI Semibold" w:cs="Segoe UI Semibold"/>
-                    <w:sz w:val="22"/>
-                    <w:szCs w:val="22"/>
-                  </w:rPr>
                   <w:t>JobTaskTypeCaption</w:t>
                 </w:r>
-                <w:proofErr w:type="spellEnd"/>
               </w:p>
             </w:tc>
           </w:sdtContent>
         </w:sdt>
         <w:sdt>
           <w:sdtPr>
-            <w:rPr>
-              <w:rFonts w:ascii="Segoe UI Semibold" w:hAnsi="Segoe UI Semibold" w:cs="Segoe UI Semibold"/>
-              <w:sz w:val="22"/>
-              <w:szCs w:val="22"/>
-            </w:rPr>
             <w:alias w:val="NoCaption"/>
             <w:tag w:val="#BC:InsertDataItem,DataItems/Job_Task/NoCaption"/>
             <w:id w:val="820005905"/>
             <w:placeholder>
               <w:docPart w:val="DefaultPlaceholder_-1854013440"/>
             </w:placeholder>
+            <w:dataBinding w:prefixMappings="&lt;xmlns:ns0='urn:microsoft-dynamics-nav/reports/Job_Task_Quote/1017/' " w:xpath="/ns0:NavWordReportXmlPart[1]/ns0:Job_Task[1]/ns0:NoCaption[1]" w:storeItemID="{00000000-0000-0000-0000-000000000000}"/>
             <w15:color w:val="808080"/>
             <w:text/>
-            <w:dataBinding w:prefixMappings="xmlns:ns0='urn:microsoft-dynamics-nav/reports/Job_Task_Quote/1017/'" w:xpath="/ns0:NavWordReportXmlPart[1]/ns0:Job_Task[1]/ns0:NoCaption[1]"/>
           </w:sdtPr>
           <w:sdtContent>
             <w:tc>
               <w:tcPr>
-                <w:tcW w:w="824" w:type="dxa"/>
+                <w:tcW w:w="438" w:type="pct"/>
                 <w:tcBorders>
-                  <w:bottom w:val="single" w:color="auto" w:sz="4" w:space="0"/>
+                  <w:bottom w:val="single" w:sz="4" w:space="0" w:color="auto"/>
                 </w:tcBorders>
               </w:tcPr>
               <w:p>
                 <w:pPr>
-                  <w:pStyle w:val="Heading2"/>
-                  <w:cnfStyle w:val="100000000000" w:firstRow="1" w:lastRow="0" w:firstColumn="0" w:lastColumn="0" w:oddVBand="0" w:evenVBand="0" w:oddHBand="0" w:evenHBand="0" w:firstRowFirstColumn="0" w:firstRowLastColumn="0" w:lastRowFirstColumn="0" w:lastRowLastColumn="0"/>
-                  <w:rPr>
-                    <w:rFonts w:ascii="Segoe UI Semibold" w:hAnsi="Segoe UI Semibold" w:cs="Segoe UI Semibold"/>
-                    <w:sz w:val="22"/>
-                    <w:szCs w:val="22"/>
-                  </w:rPr>
+                  <w:pStyle w:val="BCLabel"/>
                 </w:pPr>
-                <w:proofErr w:type="spellStart"/>
                 <w:r>
-                  <w:rPr>
-                    <w:rFonts w:ascii="Segoe UI Semibold" w:hAnsi="Segoe UI Semibold" w:cs="Segoe UI Semibold"/>
-                    <w:sz w:val="22"/>
-                    <w:szCs w:val="22"/>
-                  </w:rPr>
                   <w:t>NoCaption</w:t>
                 </w:r>
-                <w:proofErr w:type="spellEnd"/>
               </w:p>
             </w:tc>
           </w:sdtContent>
         </w:sdt>
         <w:sdt>
           <w:sdtPr>
-            <w:rPr>
-              <w:rFonts w:ascii="Segoe UI Semibold" w:hAnsi="Segoe UI Semibold" w:cs="Segoe UI Semibold"/>
-              <w:sz w:val="22"/>
-              <w:szCs w:val="22"/>
-            </w:rPr>
             <w:alias w:val="QuantityCaption"/>
             <w:tag w:val="#BC:InsertDataItem,DataItems/Job_Task/QuantityCaption"/>
             <w:id w:val="828945508"/>
             <w:placeholder>
               <w:docPart w:val="DefaultPlaceholder_-1854013440"/>
             </w:placeholder>
+            <w:dataBinding w:prefixMappings="&lt;xmlns:ns0='urn:microsoft-dynamics-nav/reports/Job_Task_Quote/1017/' " w:xpath="/ns0:NavWordReportXmlPart[1]/ns0:Job_Task[1]/ns0:QuantityCaption[1]" w:storeItemID="{00000000-0000-0000-0000-000000000000}"/>
             <w15:color w:val="808080"/>
             <w:text/>
-            <w:dataBinding w:prefixMappings="xmlns:ns0='urn:microsoft-dynamics-nav/reports/Job_Task_Quote/1017/'" w:xpath="/ns0:NavWordReportXmlPart[1]/ns0:Job_Task[1]/ns0:QuantityCaption[1]"/>
           </w:sdtPr>
           <w:sdtContent>
             <w:tc>
               <w:tcPr>
-                <w:tcW w:w="1713" w:type="dxa"/>
+                <w:tcW w:w="385" w:type="pct"/>
                 <w:tcBorders>
-                  <w:bottom w:val="single" w:color="auto" w:sz="4" w:space="0"/>
+                  <w:bottom w:val="single" w:sz="4" w:space="0" w:color="auto"/>
                 </w:tcBorders>
               </w:tcPr>
               <w:p>
                 <w:pPr>
-                  <w:pStyle w:val="Heading2"/>
+                  <w:pStyle w:val="BCLabelNumber"/>
                   <w:jc w:val="right"/>
-                  <w:cnfStyle w:val="100000000000" w:firstRow="1" w:lastRow="0" w:firstColumn="0" w:lastColumn="0" w:oddVBand="0" w:evenVBand="0" w:oddHBand="0" w:evenHBand="0" w:firstRowFirstColumn="0" w:firstRowLastColumn="0" w:lastRowFirstColumn="0" w:lastRowLastColumn="0"/>
-                  <w:rPr>
-                    <w:rFonts w:ascii="Segoe UI Semibold" w:hAnsi="Segoe UI Semibold" w:cs="Segoe UI Semibold"/>
-                    <w:sz w:val="22"/>
-                    <w:szCs w:val="22"/>
-                  </w:rPr>
                 </w:pPr>
-                <w:proofErr w:type="spellStart"/>
                 <w:r>
-                  <w:rPr>
-                    <w:rFonts w:ascii="Segoe UI Semibold" w:hAnsi="Segoe UI Semibold" w:cs="Segoe UI Semibold"/>
-                    <w:sz w:val="22"/>
-                    <w:szCs w:val="22"/>
-                  </w:rPr>
                   <w:t>QuantityCaption</w:t>
                 </w:r>
-                <w:proofErr w:type="spellEnd"/>
               </w:p>
             </w:tc>
           </w:sdtContent>
         </w:sdt>
         <w:sdt>
           <w:sdtPr>
-            <w:rPr>
-              <w:rFonts w:ascii="Segoe UI Semibold" w:hAnsi="Segoe UI Semibold" w:cs="Segoe UI Semibold"/>
-              <w:sz w:val="22"/>
-              <w:szCs w:val="22"/>
-            </w:rPr>
             <w:alias w:val="UnitPriceCaption"/>
             <w:tag w:val="#BC:InsertDataItem,DataItems/Job_Task/UnitPriceCaption"/>
             <w:id w:val="-1145810456"/>
             <w:placeholder>
               <w:docPart w:val="DefaultPlaceholder_-1854013440"/>
             </w:placeholder>
+            <w:dataBinding w:prefixMappings="&lt;xmlns:ns0='urn:microsoft-dynamics-nav/reports/Job_Task_Quote/1017/' " w:xpath="/ns0:NavWordReportXmlPart[1]/ns0:Job_Task[1]/ns0:UnitPriceCaption[1]" w:storeItemID="{00000000-0000-0000-0000-000000000000}"/>
             <w15:color w:val="808080"/>
             <w:text/>
-            <w:dataBinding w:prefixMappings="xmlns:ns0='urn:microsoft-dynamics-nav/reports/Job_Task_Quote/1017/'" w:xpath="/ns0:NavWordReportXmlPart[1]/ns0:Job_Task[1]/ns0:UnitPriceCaption[1]"/>
           </w:sdtPr>
           <w:sdtContent>
             <w:tc>
               <w:tcPr>
-                <w:tcW w:w="1714" w:type="dxa"/>
+                <w:tcW w:w="556" w:type="pct"/>
                 <w:tcBorders>
-                  <w:bottom w:val="single" w:color="auto" w:sz="4" w:space="0"/>
+                  <w:bottom w:val="single" w:sz="4" w:space="0" w:color="auto"/>
                 </w:tcBorders>
               </w:tcPr>
               <w:p>
                 <w:pPr>
-                  <w:pStyle w:val="Heading2"/>
-                  <w:cnfStyle w:val="100000000000" w:firstRow="1" w:lastRow="0" w:firstColumn="0" w:lastColumn="0" w:oddVBand="0" w:evenVBand="0" w:oddHBand="0" w:evenHBand="0" w:firstRowFirstColumn="0" w:firstRowLastColumn="0" w:lastRowFirstColumn="0" w:lastRowLastColumn="0"/>
-                  <w:rPr>
-                    <w:rFonts w:ascii="Segoe UI Semibold" w:hAnsi="Segoe UI Semibold" w:cs="Segoe UI Semibold"/>
-                    <w:sz w:val="22"/>
-                    <w:szCs w:val="22"/>
-                  </w:rPr>
+                  <w:pStyle w:val="BCLabel"/>
                 </w:pPr>
-                <w:proofErr w:type="spellStart"/>
                 <w:r>
-                  <w:rPr>
-                    <w:rFonts w:ascii="Segoe UI Semibold" w:hAnsi="Segoe UI Semibold" w:cs="Segoe UI Semibold"/>
-                    <w:sz w:val="22"/>
-                    <w:szCs w:val="22"/>
-                  </w:rPr>
                   <w:t>UnitPriceCaption</w:t>
                 </w:r>
-                <w:proofErr w:type="spellEnd"/>
               </w:p>
             </w:tc>
           </w:sdtContent>
         </w:sdt>
         <w:sdt>
           <w:sdtPr>
-            <w:rPr>
-              <w:rFonts w:ascii="Segoe UI Semibold" w:hAnsi="Segoe UI Semibold" w:cs="Segoe UI Semibold"/>
-              <w:sz w:val="22"/>
-              <w:szCs w:val="22"/>
-            </w:rPr>
             <w:alias w:val="LineDiscountPctCaption"/>
             <w:tag w:val="#BC:InsertDataItem,DataItems/Job_Task/LineDiscountPctCaption"/>
             <w:id w:val="-899750105"/>
             <w:placeholder>
               <w:docPart w:val="DefaultPlaceholder_-1854013440"/>
             </w:placeholder>
+            <w:dataBinding w:prefixMappings="&lt;xmlns:ns0='urn:microsoft-dynamics-nav/reports/Job_Task_Quote/1017/' " w:xpath="/ns0:NavWordReportXmlPart[1]/ns0:Job_Task[1]/ns0:LineDiscountPctCaption[1]" w:storeItemID="{00000000-0000-0000-0000-000000000000}"/>
             <w15:color w:val="808080"/>
             <w:text/>
-            <w:dataBinding w:prefixMappings="xmlns:ns0='urn:microsoft-dynamics-nav/reports/Job_Task_Quote/1017/'" w:xpath="/ns0:NavWordReportXmlPart[1]/ns0:Job_Task[1]/ns0:LineDiscountPctCaption[1]"/>
           </w:sdtPr>
           <w:sdtContent>
             <w:tc>
               <w:tcPr>
-                <w:tcW w:w="1713" w:type="dxa"/>
+                <w:tcW w:w="555" w:type="pct"/>
                 <w:tcBorders>
-                  <w:bottom w:val="single" w:color="auto" w:sz="4" w:space="0"/>
+                  <w:bottom w:val="single" w:sz="4" w:space="0" w:color="auto"/>
                 </w:tcBorders>
               </w:tcPr>
               <w:p>
                 <w:pPr>
-                  <w:pStyle w:val="Heading2"/>
-                  <w:cnfStyle w:val="100000000000" w:firstRow="1" w:lastRow="0" w:firstColumn="0" w:lastColumn="0" w:oddVBand="0" w:evenVBand="0" w:oddHBand="0" w:evenHBand="0" w:firstRowFirstColumn="0" w:firstRowLastColumn="0" w:lastRowFirstColumn="0" w:lastRowLastColumn="0"/>
-                  <w:rPr>
-                    <w:rFonts w:ascii="Segoe UI Semibold" w:hAnsi="Segoe UI Semibold" w:cs="Segoe UI Semibold"/>
-                    <w:sz w:val="22"/>
-                    <w:szCs w:val="22"/>
-                  </w:rPr>
+                  <w:pStyle w:val="BCLabel"/>
                 </w:pPr>
-                <w:proofErr w:type="spellStart"/>
                 <w:r>
-                  <w:rPr>
-                    <w:rFonts w:ascii="Segoe UI Semibold" w:hAnsi="Segoe UI Semibold" w:cs="Segoe UI Semibold"/>
-                    <w:sz w:val="22"/>
-                    <w:szCs w:val="22"/>
-                  </w:rPr>
                   <w:t>LineDiscountPctCaption</w:t>
                 </w:r>
-                <w:proofErr w:type="spellEnd"/>
               </w:p>
             </w:tc>
           </w:sdtContent>
         </w:sdt>
         <w:sdt>
           <w:sdtPr>
-            <w:rPr>
-              <w:rFonts w:ascii="Segoe UI Semibold" w:hAnsi="Segoe UI Semibold" w:cs="Segoe UI Semibold"/>
-              <w:sz w:val="22"/>
-              <w:szCs w:val="22"/>
-            </w:rPr>
             <w:alias w:val="LineDiscountAmountCaption"/>
             <w:tag w:val="#BC:InsertDataItem,DataItems/Job_Task/LineDiscountAmountCaption"/>
             <w:id w:val="1572070801"/>
             <w:placeholder>
               <w:docPart w:val="DefaultPlaceholder_-1854013440"/>
             </w:placeholder>
+            <w:dataBinding w:prefixMappings="&lt;xmlns:ns0='urn:microsoft-dynamics-nav/reports/Job_Task_Quote/1017/' " w:xpath="/ns0:NavWordReportXmlPart[1]/ns0:Job_Task[1]/ns0:LineDiscountAmountCaption[1]" w:storeItemID="{00000000-0000-0000-0000-000000000000}"/>
             <w15:color w:val="808080"/>
             <w:text/>
-            <w:dataBinding w:prefixMappings="xmlns:ns0='urn:microsoft-dynamics-nav/reports/Job_Task_Quote/1017/'" w:xpath="/ns0:NavWordReportXmlPart[1]/ns0:Job_Task[1]/ns0:LineDiscountAmountCaption[1]"/>
           </w:sdtPr>
           <w:sdtContent>
             <w:tc>
               <w:tcPr>
-                <w:tcW w:w="1714" w:type="dxa"/>
+                <w:tcW w:w="556" w:type="pct"/>
                 <w:tcBorders>
-                  <w:bottom w:val="single" w:color="auto" w:sz="4" w:space="0"/>
+                  <w:bottom w:val="single" w:sz="4" w:space="0" w:color="auto"/>
                 </w:tcBorders>
               </w:tcPr>
               <w:p>
                 <w:pPr>
-                  <w:pStyle w:val="Heading2"/>
-                  <w:cnfStyle w:val="100000000000" w:firstRow="1" w:lastRow="0" w:firstColumn="0" w:lastColumn="0" w:oddVBand="0" w:evenVBand="0" w:oddHBand="0" w:evenHBand="0" w:firstRowFirstColumn="0" w:firstRowLastColumn="0" w:lastRowFirstColumn="0" w:lastRowLastColumn="0"/>
-                  <w:rPr>
-                    <w:rFonts w:ascii="Segoe UI Semibold" w:hAnsi="Segoe UI Semibold" w:cs="Segoe UI Semibold"/>
-                    <w:sz w:val="22"/>
-                    <w:szCs w:val="22"/>
-                  </w:rPr>
+                  <w:pStyle w:val="BCLabel"/>
                 </w:pPr>
-                <w:proofErr w:type="spellStart"/>
                 <w:r>
-                  <w:rPr>
-                    <w:rFonts w:ascii="Segoe UI Semibold" w:hAnsi="Segoe UI Semibold" w:cs="Segoe UI Semibold"/>
-                    <w:sz w:val="22"/>
-                    <w:szCs w:val="22"/>
-                  </w:rPr>
                   <w:t>LineDiscountAmountCaption</w:t>
                 </w:r>
-                <w:proofErr w:type="spellEnd"/>
               </w:p>
             </w:tc>
           </w:sdtContent>
         </w:sdt>
         <w:sdt>
           <w:sdtPr>
-            <w:rPr>
-              <w:rFonts w:ascii="Segoe UI Semibold" w:hAnsi="Segoe UI Semibold" w:cs="Segoe UI Semibold"/>
-              <w:sz w:val="22"/>
-              <w:szCs w:val="22"/>
-            </w:rPr>
             <w:alias w:val="TotalPriceCaption"/>
             <w:tag w:val="#BC:InsertDataItem,DataItems/Job_Task/TotalPriceCaption"/>
             <w:id w:val="1697881429"/>
             <w:placeholder>
               <w:docPart w:val="DefaultPlaceholder_-1854013440"/>
             </w:placeholder>
+            <w:dataBinding w:prefixMappings="&lt;xmlns:ns0='urn:microsoft-dynamics-nav/reports/Job_Task_Quote/1017/' " w:xpath="/ns0:NavWordReportXmlPart[1]/ns0:Job_Task[1]/ns0:TotalPriceCaption[1]" w:storeItemID="{00000000-0000-0000-0000-000000000000}"/>
             <w15:color w:val="808080"/>
             <w:text/>
-            <w:dataBinding w:prefixMappings="xmlns:ns0='urn:microsoft-dynamics-nav/reports/Job_Task_Quote/1017/'" w:xpath="/ns0:NavWordReportXmlPart[1]/ns0:Job_Task[1]/ns0:TotalPriceCaption[1]"/>
           </w:sdtPr>
           <w:sdtContent>
             <w:tc>
               <w:tcPr>
-                <w:tcW w:w="1714" w:type="dxa"/>
+                <w:tcW w:w="555" w:type="pct"/>
                 <w:tcBorders>
-                  <w:bottom w:val="single" w:color="auto" w:sz="4" w:space="0"/>
+                  <w:bottom w:val="single" w:sz="4" w:space="0" w:color="auto"/>
                 </w:tcBorders>
               </w:tcPr>
               <w:p>
                 <w:pPr>
-                  <w:pStyle w:val="Heading2"/>
+                  <w:pStyle w:val="BCLabelNumber"/>
                   <w:jc w:val="right"/>
-                  <w:cnfStyle w:val="100000000000" w:firstRow="1" w:lastRow="0" w:firstColumn="0" w:lastColumn="0" w:oddVBand="0" w:evenVBand="0" w:oddHBand="0" w:evenHBand="0" w:firstRowFirstColumn="0" w:firstRowLastColumn="0" w:lastRowFirstColumn="0" w:lastRowLastColumn="0"/>
-                  <w:rPr>
-                    <w:rFonts w:ascii="Segoe UI Semibold" w:hAnsi="Segoe UI Semibold" w:cs="Segoe UI Semibold"/>
-                    <w:sz w:val="22"/>
-                    <w:szCs w:val="22"/>
-                  </w:rPr>
                 </w:pPr>
-                <w:proofErr w:type="spellStart"/>
                 <w:r>
-                  <w:rPr>
-                    <w:rFonts w:ascii="Segoe UI Semibold" w:hAnsi="Segoe UI Semibold" w:cs="Segoe UI Semibold"/>
-                    <w:sz w:val="22"/>
-                    <w:szCs w:val="22"/>
-                  </w:rPr>
                   <w:t>TotalPriceCaption</w:t>
                 </w:r>
-                <w:proofErr w:type="spellEnd"/>
               </w:p>
             </w:tc>
           </w:sdtContent>
@@ -1536,23 +1036,20 @@
       <w:tr>
         <w:trPr>
           <w:cnfStyle w:val="000000100000" w:firstRow="0" w:lastRow="0" w:firstColumn="0" w:lastColumn="0" w:oddVBand="0" w:evenVBand="0" w:oddHBand="1" w:evenHBand="0" w:firstRowFirstColumn="0" w:firstRowLastColumn="0" w:lastRowFirstColumn="0" w:lastRowLastColumn="0"/>
-          <w:trHeight w:val="245" w:hRule="exact"/>
+          <w:cantSplit/>
+          <w:trHeight w:val="245"/>
         </w:trPr>
         <w:tc>
           <w:tcPr>
-            <w:cnfStyle w:val="001000000000" w:firstRow="0" w:lastRow="0" w:firstColumn="1" w:lastColumn="0" w:oddVBand="0" w:evenVBand="0" w:oddHBand="0" w:evenHBand="0" w:firstRowFirstColumn="0" w:firstRowLastColumn="0" w:lastRowFirstColumn="0" w:lastRowLastColumn="0"/>
-            <w:tcW w:w="1890" w:type="dxa"/>
+            <w:tcW w:w="613" w:type="pct"/>
             <w:tcBorders>
-              <w:top w:val="single" w:color="auto" w:sz="4" w:space="0"/>
+              <w:top w:val="single" w:sz="4" w:space="0" w:color="auto"/>
             </w:tcBorders>
           </w:tcPr>
           <w:p>
             <w:pPr>
+              <w:pStyle w:val="NoSpacing"/>
               <w:rPr>
-                <w:rFonts w:ascii="Segoe UI Semibold" w:hAnsi="Segoe UI Semibold" w:cs="Segoe UI Semibold"/>
-                <w:b/>
-                <w:sz w:val="22"/>
-                <w:szCs w:val="22"/>
                 <w:lang w:val="en-US" w:eastAsia="en-US"/>
               </w:rPr>
             </w:pPr>
@@ -1560,20 +1057,15 @@
         </w:tc>
         <w:tc>
           <w:tcPr>
-            <w:tcW w:w="1890" w:type="dxa"/>
+            <w:tcW w:w="613" w:type="pct"/>
             <w:tcBorders>
-              <w:top w:val="single" w:color="auto" w:sz="4" w:space="0"/>
+              <w:top w:val="single" w:sz="4" w:space="0" w:color="auto"/>
             </w:tcBorders>
           </w:tcPr>
           <w:p>
             <w:pPr>
-              <w:cnfStyle w:val="000000100000" w:firstRow="0" w:lastRow="0" w:firstColumn="0" w:lastColumn="0" w:oddVBand="0" w:evenVBand="0" w:oddHBand="1" w:evenHBand="0" w:firstRowFirstColumn="0" w:firstRowLastColumn="0" w:lastRowFirstColumn="0" w:lastRowLastColumn="0"/>
+              <w:pStyle w:val="NoSpacing"/>
               <w:rPr>
-                <w:rFonts w:ascii="Segoe UI Semibold" w:hAnsi="Segoe UI Semibold" w:cs="Segoe UI Semibold"/>
-                <w:b/>
-                <w:bCs/>
-                <w:sz w:val="22"/>
-                <w:szCs w:val="22"/>
                 <w:lang w:val="en-US" w:eastAsia="en-US"/>
               </w:rPr>
             </w:pPr>
@@ -1581,20 +1073,15 @@
         </w:tc>
         <w:tc>
           <w:tcPr>
-            <w:tcW w:w="2250" w:type="dxa"/>
+            <w:tcW w:w="729" w:type="pct"/>
             <w:tcBorders>
-              <w:top w:val="single" w:color="auto" w:sz="4" w:space="0"/>
+              <w:top w:val="single" w:sz="4" w:space="0" w:color="auto"/>
             </w:tcBorders>
           </w:tcPr>
           <w:p>
             <w:pPr>
-              <w:cnfStyle w:val="000000100000" w:firstRow="0" w:lastRow="0" w:firstColumn="0" w:lastColumn="0" w:oddVBand="0" w:evenVBand="0" w:oddHBand="1" w:evenHBand="0" w:firstRowFirstColumn="0" w:firstRowLastColumn="0" w:lastRowFirstColumn="0" w:lastRowLastColumn="0"/>
+              <w:pStyle w:val="NoSpacing"/>
               <w:rPr>
-                <w:rFonts w:ascii="Segoe UI Semibold" w:hAnsi="Segoe UI Semibold" w:cs="Segoe UI Semibold"/>
-                <w:b/>
-                <w:bCs/>
-                <w:sz w:val="22"/>
-                <w:szCs w:val="22"/>
                 <w:lang w:val="en-US" w:eastAsia="en-US"/>
               </w:rPr>
             </w:pPr>
@@ -1602,20 +1089,15 @@
         </w:tc>
         <w:tc>
           <w:tcPr>
-            <w:tcW w:w="824" w:type="dxa"/>
+            <w:tcW w:w="438" w:type="pct"/>
             <w:tcBorders>
-              <w:top w:val="single" w:color="auto" w:sz="4" w:space="0"/>
+              <w:top w:val="single" w:sz="4" w:space="0" w:color="auto"/>
             </w:tcBorders>
           </w:tcPr>
           <w:p>
             <w:pPr>
-              <w:cnfStyle w:val="000000100000" w:firstRow="0" w:lastRow="0" w:firstColumn="0" w:lastColumn="0" w:oddVBand="0" w:evenVBand="0" w:oddHBand="1" w:evenHBand="0" w:firstRowFirstColumn="0" w:firstRowLastColumn="0" w:lastRowFirstColumn="0" w:lastRowLastColumn="0"/>
+              <w:pStyle w:val="NoSpacing"/>
               <w:rPr>
-                <w:rFonts w:ascii="Segoe UI Semibold" w:hAnsi="Segoe UI Semibold" w:cs="Segoe UI Semibold"/>
-                <w:b/>
-                <w:bCs/>
-                <w:sz w:val="22"/>
-                <w:szCs w:val="22"/>
                 <w:lang w:val="en-US" w:eastAsia="en-US"/>
               </w:rPr>
             </w:pPr>
@@ -1623,20 +1105,15 @@
         </w:tc>
         <w:tc>
           <w:tcPr>
-            <w:tcW w:w="1713" w:type="dxa"/>
+            <w:tcW w:w="385" w:type="pct"/>
             <w:tcBorders>
-              <w:top w:val="single" w:color="auto" w:sz="4" w:space="0"/>
+              <w:top w:val="single" w:sz="4" w:space="0" w:color="auto"/>
             </w:tcBorders>
           </w:tcPr>
           <w:p>
             <w:pPr>
-              <w:cnfStyle w:val="000000100000" w:firstRow="0" w:lastRow="0" w:firstColumn="0" w:lastColumn="0" w:oddVBand="0" w:evenVBand="0" w:oddHBand="1" w:evenHBand="0" w:firstRowFirstColumn="0" w:firstRowLastColumn="0" w:lastRowFirstColumn="0" w:lastRowLastColumn="0"/>
+              <w:pStyle w:val="NoSpacing"/>
               <w:rPr>
-                <w:rFonts w:ascii="Segoe UI Semibold" w:hAnsi="Segoe UI Semibold" w:cs="Segoe UI Semibold"/>
-                <w:b/>
-                <w:bCs/>
-                <w:sz w:val="22"/>
-                <w:szCs w:val="22"/>
                 <w:lang w:val="en-US" w:eastAsia="en-US"/>
               </w:rPr>
             </w:pPr>
@@ -1644,20 +1121,15 @@
         </w:tc>
         <w:tc>
           <w:tcPr>
-            <w:tcW w:w="1714" w:type="dxa"/>
+            <w:tcW w:w="556" w:type="pct"/>
             <w:tcBorders>
-              <w:top w:val="single" w:color="auto" w:sz="4" w:space="0"/>
+              <w:top w:val="single" w:sz="4" w:space="0" w:color="auto"/>
             </w:tcBorders>
           </w:tcPr>
           <w:p>
             <w:pPr>
-              <w:cnfStyle w:val="000000100000" w:firstRow="0" w:lastRow="0" w:firstColumn="0" w:lastColumn="0" w:oddVBand="0" w:evenVBand="0" w:oddHBand="1" w:evenHBand="0" w:firstRowFirstColumn="0" w:firstRowLastColumn="0" w:lastRowFirstColumn="0" w:lastRowLastColumn="0"/>
+              <w:pStyle w:val="NoSpacing"/>
               <w:rPr>
-                <w:rFonts w:ascii="Segoe UI Semibold" w:hAnsi="Segoe UI Semibold" w:cs="Segoe UI Semibold"/>
-                <w:b/>
-                <w:bCs/>
-                <w:sz w:val="22"/>
-                <w:szCs w:val="22"/>
                 <w:lang w:val="en-US" w:eastAsia="en-US"/>
               </w:rPr>
             </w:pPr>
@@ -1665,20 +1137,15 @@
         </w:tc>
         <w:tc>
           <w:tcPr>
-            <w:tcW w:w="1713" w:type="dxa"/>
+            <w:tcW w:w="555" w:type="pct"/>
             <w:tcBorders>
-              <w:top w:val="single" w:color="auto" w:sz="4" w:space="0"/>
+              <w:top w:val="single" w:sz="4" w:space="0" w:color="auto"/>
             </w:tcBorders>
           </w:tcPr>
           <w:p>
             <w:pPr>
-              <w:cnfStyle w:val="000000100000" w:firstRow="0" w:lastRow="0" w:firstColumn="0" w:lastColumn="0" w:oddVBand="0" w:evenVBand="0" w:oddHBand="1" w:evenHBand="0" w:firstRowFirstColumn="0" w:firstRowLastColumn="0" w:lastRowFirstColumn="0" w:lastRowLastColumn="0"/>
+              <w:pStyle w:val="NoSpacing"/>
               <w:rPr>
-                <w:rFonts w:ascii="Segoe UI Semibold" w:hAnsi="Segoe UI Semibold" w:cs="Segoe UI Semibold"/>
-                <w:b/>
-                <w:bCs/>
-                <w:sz w:val="22"/>
-                <w:szCs w:val="22"/>
                 <w:lang w:val="en-US" w:eastAsia="en-US"/>
               </w:rPr>
             </w:pPr>
@@ -1686,20 +1153,15 @@
         </w:tc>
         <w:tc>
           <w:tcPr>
-            <w:tcW w:w="1714" w:type="dxa"/>
+            <w:tcW w:w="556" w:type="pct"/>
             <w:tcBorders>
-              <w:top w:val="single" w:color="auto" w:sz="4" w:space="0"/>
+              <w:top w:val="single" w:sz="4" w:space="0" w:color="auto"/>
             </w:tcBorders>
           </w:tcPr>
           <w:p>
             <w:pPr>
-              <w:cnfStyle w:val="000000100000" w:firstRow="0" w:lastRow="0" w:firstColumn="0" w:lastColumn="0" w:oddVBand="0" w:evenVBand="0" w:oddHBand="1" w:evenHBand="0" w:firstRowFirstColumn="0" w:firstRowLastColumn="0" w:lastRowFirstColumn="0" w:lastRowLastColumn="0"/>
+              <w:pStyle w:val="NoSpacing"/>
               <w:rPr>
-                <w:rFonts w:ascii="Segoe UI Semibold" w:hAnsi="Segoe UI Semibold" w:cs="Segoe UI Semibold"/>
-                <w:b/>
-                <w:bCs/>
-                <w:sz w:val="22"/>
-                <w:szCs w:val="22"/>
                 <w:lang w:val="en-US" w:eastAsia="en-US"/>
               </w:rPr>
             </w:pPr>
@@ -1707,20 +1169,15 @@
         </w:tc>
         <w:tc>
           <w:tcPr>
-            <w:tcW w:w="1714" w:type="dxa"/>
+            <w:tcW w:w="555" w:type="pct"/>
             <w:tcBorders>
-              <w:top w:val="single" w:color="auto" w:sz="4" w:space="0"/>
+              <w:top w:val="single" w:sz="4" w:space="0" w:color="auto"/>
             </w:tcBorders>
           </w:tcPr>
           <w:p>
             <w:pPr>
-              <w:cnfStyle w:val="000000100000" w:firstRow="0" w:lastRow="0" w:firstColumn="0" w:lastColumn="0" w:oddVBand="0" w:evenVBand="0" w:oddHBand="1" w:evenHBand="0" w:firstRowFirstColumn="0" w:firstRowLastColumn="0" w:lastRowFirstColumn="0" w:lastRowLastColumn="0"/>
+              <w:pStyle w:val="NoSpacing"/>
               <w:rPr>
-                <w:rFonts w:ascii="Segoe UI Semibold" w:hAnsi="Segoe UI Semibold" w:cs="Segoe UI Semibold"/>
-                <w:b/>
-                <w:bCs/>
-                <w:sz w:val="22"/>
-                <w:szCs w:val="22"/>
                 <w:lang w:val="en-US" w:eastAsia="en-US"/>
               </w:rPr>
             </w:pPr>
@@ -1730,10 +1187,8 @@
       <w:sdt>
         <w:sdtPr>
           <w:rPr>
-            <w:rFonts w:cs="Segoe UI Semibold" w:asciiTheme="minorHAnsi" w:hAnsiTheme="minorHAnsi"/>
-            <w:sz w:val="22"/>
-            <w:szCs w:val="22"/>
             <w:lang w:val="en-US" w:eastAsia="en-US"/>
+            <w14:numSpacing w14:val="tabular"/>
           </w:rPr>
           <w:alias w:val="Repeater: Job_Planning_Line"/>
           <w:tag w:val="#BC:InsertRepeater,DataItems/Job_Task/Job_Planning_Line"/>
@@ -1741,470 +1196,338 @@
           <w:placeholder>
             <w:docPart w:val="11E5F4F896774F239A468A960F979C08"/>
           </w:placeholder>
+          <w15:dataBinding w:prefixMappings="&lt;xmlns:ns0='urn:microsoft-dynamics-nav/reports/Job_Task_Quote/1017/' " w:xpath="/ns0:NavWordReportXmlPart[1]/ns0:Job_Task[1]/ns0:Job_Planning_Line" w:storeItemID="{00000000-0000-0000-0000-000000000000}"/>
           <w15:color w:val="808080"/>
+          <w15:repeatingSection/>
         </w:sdtPr>
-        <w:sdtEndPr>
-          <w:rPr>
-            <w:bCs w:val="0"/>
-            <w:lang w:val="en-DK" w:eastAsia="en-DK"/>
-          </w:rPr>
-        </w:sdtEndPr>
         <w:sdtContent>
-          <w:tr>
-            <w:trPr>
-              <w:cnfStyle w:val="000000010000" w:firstRow="0" w:lastRow="0" w:firstColumn="0" w:lastColumn="0" w:oddVBand="0" w:evenVBand="0" w:oddHBand="0" w:evenHBand="1" w:firstRowFirstColumn="0" w:firstRowLastColumn="0" w:lastRowFirstColumn="0" w:lastRowLastColumn="0"/>
-              <w:trHeight w:val="490"/>
-            </w:trPr>
-            <w:sdt>
-              <w:sdtPr>
-                <w:rPr>
-                  <w:rFonts w:cs="Segoe UI Semibold" w:asciiTheme="minorHAnsi" w:hAnsiTheme="minorHAnsi"/>
-                  <w:sz w:val="22"/>
-                  <w:szCs w:val="22"/>
-                  <w:lang w:val="en-US" w:eastAsia="en-US"/>
-                </w:rPr>
-                <w:alias w:val="JobPlanningLine_JobTaskNo"/>
-                <w:tag w:val="#BC:InsertDataItem,DataItems/Job_Task/Job_Planning_Line/JobPlanningLine_JobTaskNo"/>
-                <w:id w:val="-1918929093"/>
-                <w:placeholder>
-                  <w:docPart w:val="DefaultPlaceholder_-1854013440"/>
-                </w:placeholder>
-                <w15:color w:val="808080"/>
-                <w:text/>
-                <w:dataBinding w:prefixMappings="xmlns:ns0='urn:microsoft-dynamics-nav/reports/Job_Task_Quote/1017/'" w:xpath="/ns0:NavWordReportXmlPart[1]/ns0:Job_Task[1]/ns0:Job_Planning_Line[1]/ns0:JobPlanningLine_JobTaskNo[1]"/>
-              </w:sdtPr>
-              <w:sdtEndPr/>
-              <w:sdtContent>
-                <w:tc>
-                  <w:tcPr>
-                    <w:cnfStyle w:val="001000000000" w:firstRow="0" w:lastRow="0" w:firstColumn="1" w:lastColumn="0" w:oddVBand="0" w:evenVBand="0" w:oddHBand="0" w:evenHBand="0" w:firstRowFirstColumn="0" w:firstRowLastColumn="0" w:lastRowFirstColumn="0" w:lastRowLastColumn="0"/>
-                    <w:tcW w:w="1890" w:type="dxa"/>
-                    <w:vAlign w:val="center"/>
-                  </w:tcPr>
-                  <w:p>
-                    <w:pPr>
-                      <w:rPr>
-                        <w:rFonts w:cs="Segoe UI Semibold" w:asciiTheme="minorHAnsi" w:hAnsiTheme="minorHAnsi"/>
-                        <w:sz w:val="22"/>
-                        <w:szCs w:val="22"/>
-                        <w:lang w:val="en-US" w:eastAsia="en-US"/>
-                      </w:rPr>
-                    </w:pPr>
-                    <w:proofErr w:type="spellStart"/>
-                    <w:r>
-                      <w:rPr>
-                        <w:rFonts w:cs="Segoe UI Semibold" w:asciiTheme="minorHAnsi" w:hAnsiTheme="minorHAnsi"/>
-                        <w:sz w:val="22"/>
-                        <w:szCs w:val="22"/>
-                        <w:lang w:val="en-US" w:eastAsia="en-US"/>
-                      </w:rPr>
-                      <w:t>JobPlanningLine_JobTaskNo</w:t>
-                    </w:r>
-                    <w:proofErr w:type="spellEnd"/>
-                  </w:p>
-                </w:tc>
-              </w:sdtContent>
-            </w:sdt>
-            <w:sdt>
-              <w:sdtPr>
-                <w:rPr>
-                  <w:rFonts w:cs="Segoe UI Semibold" w:asciiTheme="minorHAnsi" w:hAnsiTheme="minorHAnsi"/>
-                  <w:sz w:val="22"/>
-                  <w:szCs w:val="22"/>
-                  <w:lang w:eastAsia="en-US"/>
-                </w:rPr>
-                <w:alias w:val="Indentation_JobTask"/>
-                <w:tag w:val="#BC:InsertDataItem,DataItems/Job_Task/Job_Planning_Line/Indentation_JobTask"/>
-                <w:id w:val="988281308"/>
-                <w:placeholder>
-                  <w:docPart w:val="DefaultPlaceholder_-1854013440"/>
-                </w:placeholder>
-                <w15:color w:val="808080"/>
-                <w:text/>
-                <w:dataBinding w:prefixMappings="xmlns:ns0='urn:microsoft-dynamics-nav/reports/Job_Task_Quote/1017/'" w:xpath="/ns0:NavWordReportXmlPart[1]/ns0:Job_Task[1]/ns0:Job_Planning_Line[1]/ns0:Indentation_JobTask[1]"/>
-              </w:sdtPr>
-              <w:sdtContent>
-                <w:tc>
-                  <w:tcPr>
-                    <w:tcW w:w="1890" w:type="dxa"/>
-                    <w:vAlign w:val="center"/>
-                  </w:tcPr>
-                  <w:p>
-                    <w:pPr>
-                      <w:cnfStyle w:val="000000010000" w:firstRow="0" w:lastRow="0" w:firstColumn="0" w:lastColumn="0" w:oddVBand="0" w:evenVBand="0" w:oddHBand="0" w:evenHBand="1" w:firstRowFirstColumn="0" w:firstRowLastColumn="0" w:lastRowFirstColumn="0" w:lastRowLastColumn="0"/>
-                      <w:rPr>
-                        <w:rFonts w:cs="Segoe UI Semibold" w:asciiTheme="minorHAnsi" w:hAnsiTheme="minorHAnsi"/>
-                        <w:sz w:val="22"/>
-                        <w:szCs w:val="22"/>
-                        <w:lang w:eastAsia="en-US"/>
-                      </w:rPr>
-                    </w:pPr>
-                    <w:proofErr w:type="spellStart"/>
-                    <w:r>
-                      <w:rPr>
-                        <w:rFonts w:cs="Segoe UI Semibold" w:asciiTheme="minorHAnsi" w:hAnsiTheme="minorHAnsi"/>
-                        <w:sz w:val="22"/>
-                        <w:szCs w:val="22"/>
-                        <w:lang w:eastAsia="en-US"/>
-                      </w:rPr>
-                      <w:t>Indentation_JobTask</w:t>
-                    </w:r>
-                    <w:proofErr w:type="spellEnd"/>
-                  </w:p>
-                </w:tc>
-              </w:sdtContent>
-            </w:sdt>
-            <w:sdt>
-              <w:sdtPr>
-                <w:rPr>
-                  <w:rFonts w:cs="Segoe UI Semibold" w:asciiTheme="minorHAnsi" w:hAnsiTheme="minorHAnsi"/>
-                  <w:sz w:val="22"/>
-                  <w:szCs w:val="22"/>
-                  <w:lang w:val="en-US" w:eastAsia="en-US"/>
-                </w:rPr>
-                <w:alias w:val="Type"/>
-                <w:tag w:val="#BC:InsertDataItem,DataItems/Job_Task/Job_Planning_Line/Type"/>
-                <w:id w:val="175548230"/>
-                <w:placeholder>
-                  <w:docPart w:val="DefaultPlaceholder_-1854013440"/>
-                </w:placeholder>
-                <w15:color w:val="808080"/>
-                <w:text/>
-                <w:dataBinding w:prefixMappings="xmlns:ns0='urn:microsoft-dynamics-nav/reports/Job_Task_Quote/1017/'" w:xpath="/ns0:NavWordReportXmlPart[1]/ns0:Job_Task[1]/ns0:Job_Planning_Line[1]/ns0:Type[1]"/>
-              </w:sdtPr>
-              <w:sdtContent>
-                <w:tc>
-                  <w:tcPr>
-                    <w:tcW w:w="2250" w:type="dxa"/>
-                    <w:vAlign w:val="center"/>
-                  </w:tcPr>
-                  <w:p>
-                    <w:pPr>
-                      <w:cnfStyle w:val="000000010000" w:firstRow="0" w:lastRow="0" w:firstColumn="0" w:lastColumn="0" w:oddVBand="0" w:evenVBand="0" w:oddHBand="0" w:evenHBand="1" w:firstRowFirstColumn="0" w:firstRowLastColumn="0" w:lastRowFirstColumn="0" w:lastRowLastColumn="0"/>
-                      <w:rPr>
-                        <w:rFonts w:cs="Segoe UI Semibold" w:asciiTheme="minorHAnsi" w:hAnsiTheme="minorHAnsi"/>
-                        <w:sz w:val="22"/>
-                        <w:szCs w:val="22"/>
-                        <w:lang w:val="en-US" w:eastAsia="en-US"/>
-                      </w:rPr>
-                    </w:pPr>
-                    <w:r>
-                      <w:rPr>
-                        <w:rFonts w:cs="Segoe UI Semibold" w:asciiTheme="minorHAnsi" w:hAnsiTheme="minorHAnsi"/>
-                        <w:sz w:val="22"/>
-                        <w:szCs w:val="22"/>
-                        <w:lang w:val="en-US" w:eastAsia="en-US"/>
-                      </w:rPr>
-                      <w:t>Type</w:t>
-                    </w:r>
-                  </w:p>
-                </w:tc>
-              </w:sdtContent>
-            </w:sdt>
-            <w:sdt>
-              <w:sdtPr>
-                <w:rPr>
-                  <w:rFonts w:cs="Segoe UI Semibold" w:asciiTheme="minorHAnsi" w:hAnsiTheme="minorHAnsi"/>
-                  <w:sz w:val="22"/>
-                  <w:szCs w:val="22"/>
-                </w:rPr>
-                <w:alias w:val="Number"/>
-                <w:tag w:val="#BC:InsertDataItem,DataItems/Job_Task/Job_Planning_Line/Number"/>
-                <w:id w:val="1456984536"/>
-                <w:placeholder>
-                  <w:docPart w:val="DefaultPlaceholder_-1854013440"/>
-                </w:placeholder>
-                <w15:color w:val="808080"/>
-                <w:text/>
-                <w:dataBinding w:prefixMappings="xmlns:ns0='urn:microsoft-dynamics-nav/reports/Job_Task_Quote/1017/'" w:xpath="/ns0:NavWordReportXmlPart[1]/ns0:Job_Task[1]/ns0:Job_Planning_Line[1]/ns0:Number[1]"/>
-              </w:sdtPr>
-              <w:sdtContent>
-                <w:tc>
-                  <w:tcPr>
-                    <w:tcW w:w="824" w:type="dxa"/>
-                    <w:vAlign w:val="center"/>
-                  </w:tcPr>
-                  <w:p>
-                    <w:pPr>
-                      <w:cnfStyle w:val="000000010000" w:firstRow="0" w:lastRow="0" w:firstColumn="0" w:lastColumn="0" w:oddVBand="0" w:evenVBand="0" w:oddHBand="0" w:evenHBand="1" w:firstRowFirstColumn="0" w:firstRowLastColumn="0" w:lastRowFirstColumn="0" w:lastRowLastColumn="0"/>
-                      <w:rPr>
-                        <w:rFonts w:cs="Segoe UI Semibold" w:asciiTheme="minorHAnsi" w:hAnsiTheme="minorHAnsi"/>
-                        <w:sz w:val="22"/>
-                        <w:szCs w:val="22"/>
-                      </w:rPr>
-                    </w:pPr>
-                    <w:r>
-                      <w:rPr>
-                        <w:rFonts w:cs="Segoe UI Semibold" w:asciiTheme="minorHAnsi" w:hAnsiTheme="minorHAnsi"/>
-                        <w:sz w:val="22"/>
-                        <w:szCs w:val="22"/>
-                      </w:rPr>
-                      <w:t>Number</w:t>
-                    </w:r>
-                  </w:p>
-                </w:tc>
-              </w:sdtContent>
-            </w:sdt>
-            <w:sdt>
-              <w:sdtPr>
-                <w:rPr>
-                  <w:rFonts w:cs="Segoe UI Semibold" w:asciiTheme="minorHAnsi" w:hAnsiTheme="minorHAnsi"/>
-                  <w:sz w:val="22"/>
-                  <w:szCs w:val="22"/>
-                </w:rPr>
-                <w:alias w:val="Quantity"/>
-                <w:tag w:val="#BC:InsertDataItem,DataItems/Job_Task/Job_Planning_Line/Quantity"/>
-                <w:id w:val="803966579"/>
-                <w:placeholder>
-                  <w:docPart w:val="DefaultPlaceholder_-1854013440"/>
-                </w:placeholder>
-                <w15:color w:val="808080"/>
-                <w:text/>
-                <w:dataBinding w:prefixMappings="xmlns:ns0='urn:microsoft-dynamics-nav/reports/Job_Task_Quote/1017/'" w:xpath="/ns0:NavWordReportXmlPart[1]/ns0:Job_Task[1]/ns0:Job_Planning_Line[1]/ns0:Quantity[1]"/>
-              </w:sdtPr>
-              <w:sdtContent>
-                <w:tc>
-                  <w:tcPr>
-                    <w:tcW w:w="1713" w:type="dxa"/>
-                    <w:vAlign w:val="center"/>
-                  </w:tcPr>
-                  <w:p>
-                    <w:pPr>
-                      <w:jc w:val="right"/>
-                      <w:cnfStyle w:val="000000010000" w:firstRow="0" w:lastRow="0" w:firstColumn="0" w:lastColumn="0" w:oddVBand="0" w:evenVBand="0" w:oddHBand="0" w:evenHBand="1" w:firstRowFirstColumn="0" w:firstRowLastColumn="0" w:lastRowFirstColumn="0" w:lastRowLastColumn="0"/>
-                      <w:rPr>
-                        <w:rFonts w:cs="Segoe UI Semibold" w:asciiTheme="minorHAnsi" w:hAnsiTheme="minorHAnsi"/>
-                        <w:sz w:val="22"/>
-                        <w:szCs w:val="22"/>
-                      </w:rPr>
-                    </w:pPr>
-                    <w:r>
-                      <w:rPr>
-                        <w:rFonts w:cs="Segoe UI Semibold" w:asciiTheme="minorHAnsi" w:hAnsiTheme="minorHAnsi"/>
-                        <w:sz w:val="22"/>
-                        <w:szCs w:val="22"/>
-                      </w:rPr>
-                      <w:t>Quantity</w:t>
-                    </w:r>
-                  </w:p>
-                </w:tc>
-              </w:sdtContent>
-            </w:sdt>
-            <w:sdt>
-              <w:sdtPr>
-                <w:rPr>
-                  <w:rFonts w:asciiTheme="minorHAnsi" w:hAnsiTheme="minorHAnsi"/>
-                  <w:sz w:val="22"/>
-                  <w:szCs w:val="22"/>
-                </w:rPr>
-                <w:alias w:val="UnitPrice"/>
-                <w:tag w:val="#BC:InsertDataItem,DataItems/Job_Task/Job_Planning_Line/UnitPrice"/>
-                <w:id w:val="607397155"/>
-                <w:placeholder>
-                  <w:docPart w:val="DefaultPlaceholder_-1854013440"/>
-                </w:placeholder>
-                <w15:color w:val="808080"/>
-                <w:text/>
-                <w:dataBinding w:prefixMappings="xmlns:ns0='urn:microsoft-dynamics-nav/reports/Job_Task_Quote/1017/'" w:xpath="/ns0:NavWordReportXmlPart[1]/ns0:Job_Task[1]/ns0:Job_Planning_Line[1]/ns0:UnitPrice[1]"/>
-              </w:sdtPr>
-              <w:sdtContent>
-                <w:tc>
-                  <w:tcPr>
-                    <w:tcW w:w="1714" w:type="dxa"/>
-                    <w:vAlign w:val="center"/>
-                  </w:tcPr>
-                  <w:p>
-                    <w:pPr>
-                      <w:pStyle w:val="CLNumBase"/>
-                      <w:jc w:val="left"/>
-                      <w:cnfStyle w:val="000000010000" w:firstRow="0" w:lastRow="0" w:firstColumn="0" w:lastColumn="0" w:oddVBand="0" w:evenVBand="0" w:oddHBand="0" w:evenHBand="1" w:firstRowFirstColumn="0" w:firstRowLastColumn="0" w:lastRowFirstColumn="0" w:lastRowLastColumn="0"/>
-                      <w:rPr>
-                        <w:rFonts w:asciiTheme="minorHAnsi" w:hAnsiTheme="minorHAnsi"/>
-                        <w:sz w:val="22"/>
-                        <w:szCs w:val="22"/>
-                      </w:rPr>
-                    </w:pPr>
-                    <w:proofErr w:type="spellStart"/>
-                    <w:r>
-                      <w:rPr>
-                        <w:rFonts w:asciiTheme="minorHAnsi" w:hAnsiTheme="minorHAnsi"/>
-                        <w:sz w:val="22"/>
-                        <w:szCs w:val="22"/>
-                      </w:rPr>
-                      <w:t>UnitPrice</w:t>
-                    </w:r>
-                    <w:proofErr w:type="spellEnd"/>
-                  </w:p>
-                </w:tc>
-              </w:sdtContent>
-            </w:sdt>
-            <w:sdt>
-              <w:sdtPr>
-                <w:rPr>
-                  <w:rFonts w:cs="Segoe UI Semibold" w:asciiTheme="minorHAnsi" w:hAnsiTheme="minorHAnsi"/>
-                  <w:sz w:val="22"/>
-                  <w:szCs w:val="22"/>
-                </w:rPr>
-                <w:alias w:val="LineDiscountPct"/>
-                <w:tag w:val="#BC:InsertDataItem,DataItems/Job_Task/Job_Planning_Line/LineDiscountPct"/>
-                <w:id w:val="623129858"/>
-                <w:placeholder>
-                  <w:docPart w:val="DefaultPlaceholder_-1854013440"/>
-                </w:placeholder>
-                <w15:color w:val="808080"/>
-                <w:text/>
-                <w:dataBinding w:prefixMappings="xmlns:ns0='urn:microsoft-dynamics-nav/reports/Job_Task_Quote/1017/'" w:xpath="/ns0:NavWordReportXmlPart[1]/ns0:Job_Task[1]/ns0:Job_Planning_Line[1]/ns0:LineDiscountPct[1]"/>
-              </w:sdtPr>
-              <w:sdtContent>
-                <w:tc>
-                  <w:tcPr>
-                    <w:tcW w:w="1713" w:type="dxa"/>
-                    <w:vAlign w:val="center"/>
-                  </w:tcPr>
-                  <w:p>
-                    <w:pPr>
-                      <w:pStyle w:val="CLNumBase"/>
-                      <w:jc w:val="left"/>
-                      <w:cnfStyle w:val="000000010000" w:firstRow="0" w:lastRow="0" w:firstColumn="0" w:lastColumn="0" w:oddVBand="0" w:evenVBand="0" w:oddHBand="0" w:evenHBand="1" w:firstRowFirstColumn="0" w:firstRowLastColumn="0" w:lastRowFirstColumn="0" w:lastRowLastColumn="0"/>
-                      <w:rPr>
-                        <w:rFonts w:cs="Segoe UI Semibold" w:asciiTheme="minorHAnsi" w:hAnsiTheme="minorHAnsi"/>
-                        <w:sz w:val="22"/>
-                        <w:szCs w:val="22"/>
-                      </w:rPr>
-                    </w:pPr>
-                    <w:proofErr w:type="spellStart"/>
-                    <w:r>
-                      <w:rPr>
-                        <w:rFonts w:cs="Segoe UI Semibold" w:asciiTheme="minorHAnsi" w:hAnsiTheme="minorHAnsi"/>
-                        <w:sz w:val="22"/>
-                        <w:szCs w:val="22"/>
-                      </w:rPr>
-                      <w:t>LineDiscountPct</w:t>
-                    </w:r>
-                    <w:proofErr w:type="spellEnd"/>
-                  </w:p>
-                </w:tc>
-              </w:sdtContent>
-            </w:sdt>
-            <w:sdt>
-              <w:sdtPr>
-                <w:rPr>
-                  <w:rFonts w:asciiTheme="minorHAnsi" w:hAnsiTheme="minorHAnsi"/>
-                  <w:sz w:val="22"/>
-                  <w:szCs w:val="22"/>
-                </w:rPr>
-                <w:alias w:val="LineDiscountAmount"/>
-                <w:tag w:val="#BC:InsertDataItem,DataItems/Job_Task/Job_Planning_Line/LineDiscountAmount"/>
-                <w:id w:val="1824472282"/>
-                <w:placeholder>
-                  <w:docPart w:val="DefaultPlaceholder_-1854013440"/>
-                </w:placeholder>
-                <w15:color w:val="808080"/>
-                <w:text/>
-                <w:dataBinding w:prefixMappings="xmlns:ns0='urn:microsoft-dynamics-nav/reports/Job_Task_Quote/1017/'" w:xpath="/ns0:NavWordReportXmlPart[1]/ns0:Job_Task[1]/ns0:Job_Planning_Line[1]/ns0:LineDiscountAmount[1]"/>
-              </w:sdtPr>
-              <w:sdtContent>
-                <w:tc>
-                  <w:tcPr>
-                    <w:tcW w:w="1714" w:type="dxa"/>
-                    <w:vAlign w:val="center"/>
-                  </w:tcPr>
-                  <w:p>
-                    <w:pPr>
-                      <w:pStyle w:val="CLNumBase"/>
-                      <w:jc w:val="left"/>
-                      <w:cnfStyle w:val="000000010000" w:firstRow="0" w:lastRow="0" w:firstColumn="0" w:lastColumn="0" w:oddVBand="0" w:evenVBand="0" w:oddHBand="0" w:evenHBand="1" w:firstRowFirstColumn="0" w:firstRowLastColumn="0" w:lastRowFirstColumn="0" w:lastRowLastColumn="0"/>
-                      <w:rPr>
-                        <w:rFonts w:asciiTheme="minorHAnsi" w:hAnsiTheme="minorHAnsi"/>
-                        <w:sz w:val="22"/>
-                        <w:szCs w:val="22"/>
-                      </w:rPr>
-                    </w:pPr>
-                    <w:proofErr w:type="spellStart"/>
-                    <w:r>
-                      <w:rPr>
-                        <w:rFonts w:asciiTheme="minorHAnsi" w:hAnsiTheme="minorHAnsi"/>
-                        <w:sz w:val="22"/>
-                        <w:szCs w:val="22"/>
-                      </w:rPr>
-                      <w:t>LineDiscountAmount</w:t>
-                    </w:r>
-                    <w:proofErr w:type="spellEnd"/>
-                  </w:p>
-                </w:tc>
-              </w:sdtContent>
-            </w:sdt>
-            <w:sdt>
-              <w:sdtPr>
-                <w:rPr>
-                  <w:rFonts w:cs="Segoe UI Semibold" w:asciiTheme="minorHAnsi" w:hAnsiTheme="minorHAnsi"/>
-                  <w:sz w:val="22"/>
-                  <w:szCs w:val="22"/>
-                </w:rPr>
-                <w:alias w:val="TotalPriceLCY"/>
-                <w:tag w:val="#BC:InsertDataItem,DataItems/Job_Task/Job_Planning_Line/TotalPriceLCY"/>
-                <w:id w:val="368509124"/>
-                <w:placeholder>
-                  <w:docPart w:val="DefaultPlaceholder_-1854013440"/>
-                </w:placeholder>
-                <w15:color w:val="808080"/>
-                <w:text/>
-                <w:dataBinding w:prefixMappings="xmlns:ns0='urn:microsoft-dynamics-nav/reports/Job_Task_Quote/1017/'" w:xpath="/ns0:NavWordReportXmlPart[1]/ns0:Job_Task[1]/ns0:Job_Planning_Line[1]/ns0:TotalPriceLCY[1]"/>
-              </w:sdtPr>
-              <w:sdtContent>
-                <w:tc>
-                  <w:tcPr>
-                    <w:tcW w:w="1714" w:type="dxa"/>
-                    <w:vAlign w:val="center"/>
-                  </w:tcPr>
-                  <w:p>
-                    <w:pPr>
-                      <w:jc w:val="right"/>
-                      <w:cnfStyle w:val="000000010000" w:firstRow="0" w:lastRow="0" w:firstColumn="0" w:lastColumn="0" w:oddVBand="0" w:evenVBand="0" w:oddHBand="0" w:evenHBand="1" w:firstRowFirstColumn="0" w:firstRowLastColumn="0" w:lastRowFirstColumn="0" w:lastRowLastColumn="0"/>
-                      <w:rPr>
-                        <w:rFonts w:cs="Segoe UI Semibold" w:asciiTheme="minorHAnsi" w:hAnsiTheme="minorHAnsi"/>
-                        <w:sz w:val="22"/>
-                        <w:szCs w:val="22"/>
-                      </w:rPr>
-                    </w:pPr>
-                    <w:proofErr w:type="spellStart"/>
-                    <w:r>
-                      <w:rPr>
-                        <w:rFonts w:cs="Segoe UI Semibold" w:asciiTheme="minorHAnsi" w:hAnsiTheme="minorHAnsi"/>
-                        <w:sz w:val="22"/>
-                        <w:szCs w:val="22"/>
-                      </w:rPr>
-                      <w:t>TotalPriceLCY</w:t>
-                    </w:r>
-                    <w:proofErr w:type="spellEnd"/>
-                  </w:p>
-                </w:tc>
-              </w:sdtContent>
-            </w:sdt>
-          </w:tr>
+          <w:sdt>
+            <w:sdtPr>
+              <w:rPr>
+                <w:lang w:val="en-US" w:eastAsia="en-US"/>
+                <w14:numSpacing w14:val="tabular"/>
+              </w:rPr>
+              <w:id w:val="1821466782"/>
+              <w15:color w:val="808080"/>
+              <w15:repeatingSectionItem/>
+            </w:sdtPr>
+            <w:sdtContent>
+              <w:tr>
+                <w:trPr>
+                  <w:cnfStyle w:val="000000010000" w:firstRow="0" w:lastRow="0" w:firstColumn="0" w:lastColumn="0" w:oddVBand="0" w:evenVBand="0" w:oddHBand="0" w:evenHBand="1" w:firstRowFirstColumn="0" w:firstRowLastColumn="0" w:lastRowFirstColumn="0" w:lastRowLastColumn="0"/>
+                  <w:cantSplit/>
+                  <w:trHeight w:val="490"/>
+                </w:trPr>
+                <w:sdt>
+                  <w:sdtPr>
+                    <w:rPr>
+                      <w:lang w:val="en-US" w:eastAsia="en-US"/>
+                      <w14:numSpacing w14:val="tabular"/>
+                    </w:rPr>
+                    <w:alias w:val="JobPlanningLine_JobTaskNo"/>
+                    <w:tag w:val="#BC:InsertDataItem,DataItems/Job_Task/Job_Planning_Line/JobPlanningLine_JobTaskNo"/>
+                    <w:id w:val="-1918929093"/>
+                    <w:placeholder>
+                      <w:docPart w:val="DefaultPlaceholder_-1854013440"/>
+                    </w:placeholder>
+                    <w:dataBinding w:prefixMappings="&lt;xmlns:ns0='urn:microsoft-dynamics-nav/reports/Job_Task_Quote/1017/' " w:xpath="/ns0:NavWordReportXmlPart[1]/ns0:Job_Task[1]/ns0:Job_Planning_Line[1]/ns0:JobPlanningLine_JobTaskNo[1]" w:storeItemID="{00000000-0000-0000-0000-000000000000}"/>
+                    <w15:color w:val="808080"/>
+                    <w:text/>
+                  </w:sdtPr>
+                  <w:sdtEndPr>
+                    <w:rPr>
+                      <w14:numSpacing w14:val="default"/>
+                    </w:rPr>
+                  </w:sdtEndPr>
+                  <w:sdtContent>
+                    <w:tc>
+                      <w:tcPr>
+                        <w:tcW w:w="613" w:type="pct"/>
+                      </w:tcPr>
+                      <w:p>
+                        <w:pPr>
+                          <w:pStyle w:val="NoSpacing"/>
+                          <w:rPr>
+                            <w:lang w:val="en-US" w:eastAsia="en-US"/>
+                          </w:rPr>
+                        </w:pPr>
+                        <w:proofErr w:type="spellStart"/>
+                        <w:r>
+                          <w:rPr>
+                            <w:lang w:val="en-US" w:eastAsia="en-US"/>
+                          </w:rPr>
+                          <w:t>JobPlanningLine_JobTaskNo</w:t>
+                        </w:r>
+                        <w:proofErr w:type="spellEnd"/>
+                      </w:p>
+                    </w:tc>
+                  </w:sdtContent>
+                </w:sdt>
+                <w:sdt>
+                  <w:sdtPr>
+                    <w:rPr>
+                      <w:lang w:eastAsia="en-US"/>
+                    </w:rPr>
+                    <w:alias w:val="Indentation_JobTask"/>
+                    <w:tag w:val="#BC:InsertDataItem,DataItems/Job_Task/Job_Planning_Line/Indentation_JobTask"/>
+                    <w:id w:val="988281308"/>
+                    <w:placeholder>
+                      <w:docPart w:val="DefaultPlaceholder_-1854013440"/>
+                    </w:placeholder>
+                    <w:dataBinding w:prefixMappings="&lt;xmlns:ns0='urn:microsoft-dynamics-nav/reports/Job_Task_Quote/1017/' " w:xpath="/ns0:NavWordReportXmlPart[1]/ns0:Job_Task[1]/ns0:Job_Planning_Line[1]/ns0:Indentation_JobTask[1]" w:storeItemID="{00000000-0000-0000-0000-000000000000}"/>
+                    <w15:color w:val="808080"/>
+                    <w:text/>
+                  </w:sdtPr>
+                  <w:sdtContent>
+                    <w:tc>
+                      <w:tcPr>
+                        <w:tcW w:w="613" w:type="pct"/>
+                      </w:tcPr>
+                      <w:p>
+                        <w:pPr>
+                          <w:pStyle w:val="NoSpacing"/>
+                          <w:rPr>
+                            <w:lang w:eastAsia="en-US"/>
+                          </w:rPr>
+                        </w:pPr>
+                        <w:r>
+                          <w:rPr>
+                            <w:lang w:eastAsia="en-US"/>
+                          </w:rPr>
+                          <w:t>Indentation_JobTask</w:t>
+                        </w:r>
+                      </w:p>
+                    </w:tc>
+                  </w:sdtContent>
+                </w:sdt>
+                <w:sdt>
+                  <w:sdtPr>
+                    <w:rPr>
+                      <w:lang w:val="en-US" w:eastAsia="en-US"/>
+                    </w:rPr>
+                    <w:alias w:val="Type"/>
+                    <w:tag w:val="#BC:InsertDataItem,DataItems/Job_Task/Job_Planning_Line/Type"/>
+                    <w:id w:val="175548230"/>
+                    <w:placeholder>
+                      <w:docPart w:val="DefaultPlaceholder_-1854013440"/>
+                    </w:placeholder>
+                    <w:dataBinding w:prefixMappings="&lt;xmlns:ns0='urn:microsoft-dynamics-nav/reports/Job_Task_Quote/1017/' " w:xpath="/ns0:NavWordReportXmlPart[1]/ns0:Job_Task[1]/ns0:Job_Planning_Line[1]/ns0:Type[1]" w:storeItemID="{00000000-0000-0000-0000-000000000000}"/>
+                    <w15:color w:val="808080"/>
+                    <w:text/>
+                  </w:sdtPr>
+                  <w:sdtContent>
+                    <w:tc>
+                      <w:tcPr>
+                        <w:tcW w:w="729" w:type="pct"/>
+                      </w:tcPr>
+                      <w:p>
+                        <w:pPr>
+                          <w:pStyle w:val="NoSpacing"/>
+                          <w:rPr>
+                            <w:lang w:val="en-US" w:eastAsia="en-US"/>
+                          </w:rPr>
+                        </w:pPr>
+                        <w:r>
+                          <w:rPr>
+                            <w:lang w:val="en-US" w:eastAsia="en-US"/>
+                          </w:rPr>
+                          <w:t>Type</w:t>
+                        </w:r>
+                      </w:p>
+                    </w:tc>
+                  </w:sdtContent>
+                </w:sdt>
+                <w:sdt>
+                  <w:sdtPr>
+                    <w:alias w:val="Number"/>
+                    <w:tag w:val="#BC:InsertDataItem,DataItems/Job_Task/Job_Planning_Line/Number"/>
+                    <w:id w:val="1456984536"/>
+                    <w:placeholder>
+                      <w:docPart w:val="DefaultPlaceholder_-1854013440"/>
+                    </w:placeholder>
+                    <w:dataBinding w:prefixMappings="&lt;xmlns:ns0='urn:microsoft-dynamics-nav/reports/Job_Task_Quote/1017/' " w:xpath="/ns0:NavWordReportXmlPart[1]/ns0:Job_Task[1]/ns0:Job_Planning_Line[1]/ns0:Number[1]" w:storeItemID="{00000000-0000-0000-0000-000000000000}"/>
+                    <w15:color w:val="808080"/>
+                    <w:text/>
+                  </w:sdtPr>
+                  <w:sdtContent>
+                    <w:tc>
+                      <w:tcPr>
+                        <w:tcW w:w="438" w:type="pct"/>
+                      </w:tcPr>
+                      <w:p>
+                        <w:pPr>
+                          <w:pStyle w:val="NoSpacing"/>
+                        </w:pPr>
+                        <w:r>
+                          <w:t>Number</w:t>
+                        </w:r>
+                      </w:p>
+                    </w:tc>
+                  </w:sdtContent>
+                </w:sdt>
+                <w:sdt>
+                  <w:sdtPr>
+                    <w:alias w:val="Quantity"/>
+                    <w:tag w:val="#BC:InsertDataItem,DataItems/Job_Task/Job_Planning_Line/Quantity"/>
+                    <w:id w:val="803966579"/>
+                    <w:placeholder>
+                      <w:docPart w:val="DefaultPlaceholder_-1854013440"/>
+                    </w:placeholder>
+                    <w:dataBinding w:prefixMappings="&lt;xmlns:ns0='urn:microsoft-dynamics-nav/reports/Job_Task_Quote/1017/' " w:xpath="/ns0:NavWordReportXmlPart[1]/ns0:Job_Task[1]/ns0:Job_Planning_Line[1]/ns0:Quantity[1]" w:storeItemID="{00000000-0000-0000-0000-000000000000}"/>
+                    <w15:color w:val="808080"/>
+                    <w:text/>
+                  </w:sdtPr>
+                  <w:sdtContent>
+                    <w:tc>
+                      <w:tcPr>
+                        <w:tcW w:w="385" w:type="pct"/>
+                      </w:tcPr>
+                      <w:p>
+                        <w:pPr>
+                          <w:pStyle w:val="BCNumber"/>
+                          <w:jc w:val="right"/>
+                        </w:pPr>
+                        <w:r>
+                          <w:t>Quantity</w:t>
+                        </w:r>
+                      </w:p>
+                    </w:tc>
+                  </w:sdtContent>
+                </w:sdt>
+                <w:sdt>
+                  <w:sdtPr>
+                    <w:alias w:val="UnitPrice"/>
+                    <w:tag w:val="#BC:InsertDataItem,DataItems/Job_Task/Job_Planning_Line/UnitPrice"/>
+                    <w:id w:val="607397155"/>
+                    <w:placeholder>
+                      <w:docPart w:val="DefaultPlaceholder_-1854013440"/>
+                    </w:placeholder>
+                    <w:dataBinding w:prefixMappings="&lt;xmlns:ns0='urn:microsoft-dynamics-nav/reports/Job_Task_Quote/1017/' " w:xpath="/ns0:NavWordReportXmlPart[1]/ns0:Job_Task[1]/ns0:Job_Planning_Line[1]/ns0:UnitPrice[1]" w:storeItemID="{00000000-0000-0000-0000-000000000000}"/>
+                    <w15:color w:val="808080"/>
+                    <w:text/>
+                  </w:sdtPr>
+                  <w:sdtContent>
+                    <w:tc>
+                      <w:tcPr>
+                        <w:tcW w:w="556" w:type="pct"/>
+                      </w:tcPr>
+                      <w:p>
+                        <w:pPr>
+                          <w:pStyle w:val="NoSpacing"/>
+                        </w:pPr>
+                        <w:r>
+                          <w:t>UnitPrice</w:t>
+                        </w:r>
+                      </w:p>
+                    </w:tc>
+                  </w:sdtContent>
+                </w:sdt>
+                <w:sdt>
+                  <w:sdtPr>
+                    <w:alias w:val="LineDiscountPct"/>
+                    <w:tag w:val="#BC:InsertDataItem,DataItems/Job_Task/Job_Planning_Line/LineDiscountPct"/>
+                    <w:id w:val="623129858"/>
+                    <w:placeholder>
+                      <w:docPart w:val="DefaultPlaceholder_-1854013440"/>
+                    </w:placeholder>
+                    <w:dataBinding w:prefixMappings="&lt;xmlns:ns0='urn:microsoft-dynamics-nav/reports/Job_Task_Quote/1017/' " w:xpath="/ns0:NavWordReportXmlPart[1]/ns0:Job_Task[1]/ns0:Job_Planning_Line[1]/ns0:LineDiscountPct[1]" w:storeItemID="{00000000-0000-0000-0000-000000000000}"/>
+                    <w15:color w:val="808080"/>
+                    <w:text/>
+                  </w:sdtPr>
+                  <w:sdtContent>
+                    <w:tc>
+                      <w:tcPr>
+                        <w:tcW w:w="555" w:type="pct"/>
+                      </w:tcPr>
+                      <w:p>
+                        <w:pPr>
+                          <w:pStyle w:val="NoSpacing"/>
+                        </w:pPr>
+                        <w:r>
+                          <w:t>LineDiscountPct</w:t>
+                        </w:r>
+                      </w:p>
+                    </w:tc>
+                  </w:sdtContent>
+                </w:sdt>
+                <w:sdt>
+                  <w:sdtPr>
+                    <w:alias w:val="LineDiscountAmount"/>
+                    <w:tag w:val="#BC:InsertDataItem,DataItems/Job_Task/Job_Planning_Line/LineDiscountAmount"/>
+                    <w:id w:val="1824472282"/>
+                    <w:placeholder>
+                      <w:docPart w:val="DefaultPlaceholder_-1854013440"/>
+                    </w:placeholder>
+                    <w:dataBinding w:prefixMappings="&lt;xmlns:ns0='urn:microsoft-dynamics-nav/reports/Job_Task_Quote/1017/' " w:xpath="/ns0:NavWordReportXmlPart[1]/ns0:Job_Task[1]/ns0:Job_Planning_Line[1]/ns0:LineDiscountAmount[1]" w:storeItemID="{00000000-0000-0000-0000-000000000000}"/>
+                    <w15:color w:val="808080"/>
+                    <w:text/>
+                  </w:sdtPr>
+                  <w:sdtContent>
+                    <w:tc>
+                      <w:tcPr>
+                        <w:tcW w:w="556" w:type="pct"/>
+                      </w:tcPr>
+                      <w:p>
+                        <w:pPr>
+                          <w:pStyle w:val="NoSpacing"/>
+                        </w:pPr>
+                        <w:r>
+                          <w:t>LineDiscountAmount</w:t>
+                        </w:r>
+                      </w:p>
+                    </w:tc>
+                  </w:sdtContent>
+                </w:sdt>
+                <w:sdt>
+                  <w:sdtPr>
+                    <w:alias w:val="TotalPriceLCY"/>
+                    <w:tag w:val="#BC:InsertDataItem,DataItems/Job_Task/Job_Planning_Line/TotalPriceLCY"/>
+                    <w:id w:val="368509124"/>
+                    <w:placeholder>
+                      <w:docPart w:val="DefaultPlaceholder_-1854013440"/>
+                    </w:placeholder>
+                    <w:dataBinding w:prefixMappings="&lt;xmlns:ns0='urn:microsoft-dynamics-nav/reports/Job_Task_Quote/1017/' " w:xpath="/ns0:NavWordReportXmlPart[1]/ns0:Job_Task[1]/ns0:Job_Planning_Line[1]/ns0:TotalPriceLCY[1]" w:storeItemID="{00000000-0000-0000-0000-000000000000}"/>
+                    <w15:color w:val="808080"/>
+                    <w:text/>
+                  </w:sdtPr>
+                  <w:sdtContent>
+                    <w:tc>
+                      <w:tcPr>
+                        <w:tcW w:w="555" w:type="pct"/>
+                      </w:tcPr>
+                      <w:p>
+                        <w:pPr>
+                          <w:pStyle w:val="BCNumber"/>
+                          <w:jc w:val="right"/>
+                        </w:pPr>
+                        <w:r>
+                          <w:t>TotalPriceLCY</w:t>
+                        </w:r>
+                      </w:p>
+                    </w:tc>
+                  </w:sdtContent>
+                </w:sdt>
+              </w:tr>
+            </w:sdtContent>
+          </w:sdt>
         </w:sdtContent>
       </w:sdt>
     </w:tbl>
-    <w:p>
-      <w:pPr>
-        <w:rPr>
-          <w:sz w:val="22"/>
-          <w:szCs w:val="22"/>
-        </w:rPr>
-      </w:pPr>
-    </w:p>
+    <w:p/>
     <w:tbl>
       <w:tblPr>
-        <w:tblStyle w:val="CLSequoiatablestyle021"/>
-        <w:tblW w:w="15422" w:type="dxa"/>
-        <w:tblLook w:val="06C0" w:firstRow="0" w:lastRow="1" w:firstColumn="1" w:lastColumn="0" w:noHBand="1" w:noVBand="1"/>
+        <w:tblStyle w:val="BCTotalsTable"/>
+        <w:tblW w:w="5000" w:type="pct"/>
+        <w:tblLook w:val="0640" w:firstRow="0" w:lastRow="1" w:firstColumn="0" w:lastColumn="0" w:noHBand="1" w:noVBand="1"/>
+        <w:tblCaption w:val="Table 4"/>
+        <w:tblDescription w:val="Document totals."/>
       </w:tblPr>
       <w:tblGrid>
-        <w:gridCol w:w="7341"/>
-        <w:gridCol w:w="1411"/>
-        <w:gridCol w:w="625"/>
-        <w:gridCol w:w="630"/>
-        <w:gridCol w:w="5415"/>
+        <w:gridCol w:w="8369"/>
+        <w:gridCol w:w="1440"/>
+        <w:gridCol w:w="2071"/>
+        <w:gridCol w:w="2212"/>
+        <w:gridCol w:w="1594"/>
       </w:tblGrid>
       <w:tr>
         <w:trPr>
@@ -2213,45 +1536,24 @@
         </w:trPr>
         <w:tc>
           <w:tcPr>
-            <w:cnfStyle w:val="001000000000" w:firstRow="0" w:lastRow="0" w:firstColumn="1" w:lastColumn="0" w:oddVBand="0" w:evenVBand="0" w:oddHBand="0" w:evenHBand="0" w:firstRowFirstColumn="0" w:firstRowLastColumn="0" w:lastRowFirstColumn="0" w:lastRowLastColumn="0"/>
-            <w:tcW w:w="4995" w:type="dxa"/>
-            <w:tcBorders>
-              <w:top w:val="single" w:color="000000" w:sz="4" w:space="0"/>
-              <w:bottom w:val="single" w:color="000000" w:sz="12" w:space="0"/>
-            </w:tcBorders>
-            <w:vAlign w:val="center"/>
+            <w:tcW w:w="2668" w:type="pct"/>
           </w:tcPr>
           <w:p>
             <w:pPr>
-              <w:pStyle w:val="Heading2"/>
-              <w:spacing w:before="120" w:after="120" w:line="240" w:lineRule="exact"/>
-              <w:rPr>
-                <w:rFonts w:ascii="Segoe UI Semibold" w:hAnsi="Segoe UI Semibold" w:eastAsia="Times New Roman" w:cs="Segoe UI Semibold"/>
-                <w:sz w:val="22"/>
-                <w:szCs w:val="22"/>
-              </w:rPr>
+              <w:pStyle w:val="BCLabel"/>
+              <w:spacing w:before="120" w:after="120"/>
             </w:pPr>
           </w:p>
         </w:tc>
         <w:tc>
           <w:tcPr>
-            <w:tcW w:w="960" w:type="dxa"/>
-            <w:tcBorders>
-              <w:top w:val="single" w:color="000000" w:sz="4" w:space="0"/>
-              <w:bottom w:val="single" w:color="000000" w:sz="12" w:space="0"/>
-            </w:tcBorders>
-            <w:vAlign w:val="center"/>
+            <w:tcW w:w="459" w:type="pct"/>
           </w:tcPr>
           <w:p>
             <w:pPr>
-              <w:pStyle w:val="Heading2"/>
-              <w:spacing w:before="120" w:after="120" w:line="240" w:lineRule="exact"/>
-              <w:cnfStyle w:val="010000000000" w:firstRow="0" w:lastRow="1" w:firstColumn="0" w:lastColumn="0" w:oddVBand="0" w:evenVBand="0" w:oddHBand="0" w:evenHBand="0" w:firstRowFirstColumn="0" w:firstRowLastColumn="0" w:lastRowFirstColumn="0" w:lastRowLastColumn="0"/>
+              <w:pStyle w:val="BCLabel"/>
+              <w:spacing w:before="120" w:after="120"/>
               <w:rPr>
-                <w:rFonts w:ascii="Segoe UI Semibold" w:hAnsi="Segoe UI Semibold" w:cs="Segoe UI Semibold"/>
-                <w:b w:val="0"/>
-                <w:sz w:val="22"/>
-                <w:szCs w:val="22"/>
                 <w:lang w:eastAsia="en-US"/>
               </w:rPr>
             </w:pPr>
@@ -2259,23 +1561,13 @@
         </w:tc>
         <w:tc>
           <w:tcPr>
-            <w:tcW w:w="425" w:type="dxa"/>
-            <w:tcBorders>
-              <w:top w:val="single" w:color="000000" w:sz="4" w:space="0"/>
-              <w:bottom w:val="single" w:color="000000" w:sz="12" w:space="0"/>
-            </w:tcBorders>
-            <w:vAlign w:val="center"/>
+            <w:tcW w:w="660" w:type="pct"/>
           </w:tcPr>
           <w:p>
             <w:pPr>
-              <w:pStyle w:val="Heading2"/>
-              <w:spacing w:before="120" w:after="120" w:line="240" w:lineRule="exact"/>
-              <w:cnfStyle w:val="010000000000" w:firstRow="0" w:lastRow="1" w:firstColumn="0" w:lastColumn="0" w:oddVBand="0" w:evenVBand="0" w:oddHBand="0" w:evenHBand="0" w:firstRowFirstColumn="0" w:firstRowLastColumn="0" w:lastRowFirstColumn="0" w:lastRowLastColumn="0"/>
+              <w:pStyle w:val="BCLabel"/>
+              <w:spacing w:before="120" w:after="120"/>
               <w:rPr>
-                <w:rFonts w:ascii="Segoe UI Semibold" w:hAnsi="Segoe UI Semibold" w:cs="Segoe UI Semibold"/>
-                <w:b w:val="0"/>
-                <w:sz w:val="22"/>
-                <w:szCs w:val="22"/>
                 <w:lang w:eastAsia="en-US"/>
               </w:rPr>
             </w:pPr>
@@ -2283,23 +1575,13 @@
         </w:tc>
         <w:tc>
           <w:tcPr>
-            <w:tcW w:w="429" w:type="dxa"/>
-            <w:tcBorders>
-              <w:top w:val="single" w:color="000000" w:sz="4" w:space="0"/>
-              <w:bottom w:val="single" w:color="000000" w:sz="12" w:space="0"/>
-            </w:tcBorders>
-            <w:vAlign w:val="center"/>
+            <w:tcW w:w="705" w:type="pct"/>
           </w:tcPr>
           <w:p>
             <w:pPr>
-              <w:pStyle w:val="Heading2"/>
-              <w:spacing w:before="120" w:after="120" w:line="240" w:lineRule="exact"/>
-              <w:cnfStyle w:val="010000000000" w:firstRow="0" w:lastRow="1" w:firstColumn="0" w:lastColumn="0" w:oddVBand="0" w:evenVBand="0" w:oddHBand="0" w:evenHBand="0" w:firstRowFirstColumn="0" w:firstRowLastColumn="0" w:lastRowFirstColumn="0" w:lastRowLastColumn="0"/>
+              <w:pStyle w:val="BCLabel"/>
+              <w:spacing w:before="120" w:after="120"/>
               <w:rPr>
-                <w:rFonts w:ascii="Segoe UI Semibold" w:hAnsi="Segoe UI Semibold" w:cs="Segoe UI Semibold"/>
-                <w:b w:val="0"/>
-                <w:sz w:val="22"/>
-                <w:szCs w:val="22"/>
                 <w:lang w:eastAsia="en-US"/>
               </w:rPr>
             </w:pPr>
@@ -2307,63 +1589,36 @@
         </w:tc>
         <w:tc>
           <w:tcPr>
-            <w:tcW w:w="3685" w:type="dxa"/>
-            <w:tcBorders>
-              <w:top w:val="single" w:color="000000" w:sz="4" w:space="0"/>
-              <w:bottom w:val="single" w:color="000000" w:sz="12" w:space="0"/>
-            </w:tcBorders>
-            <w:vAlign w:val="center"/>
+            <w:tcW w:w="508" w:type="pct"/>
           </w:tcPr>
           <w:p>
             <w:pPr>
-              <w:pStyle w:val="Heading2"/>
-              <w:spacing w:before="120" w:after="120" w:line="240" w:lineRule="exact"/>
+              <w:pStyle w:val="BCLabelNumber"/>
+              <w:spacing w:before="120" w:after="120"/>
               <w:jc w:val="right"/>
-              <w:cnfStyle w:val="010000000000" w:firstRow="0" w:lastRow="1" w:firstColumn="0" w:lastColumn="0" w:oddVBand="0" w:evenVBand="0" w:oddHBand="0" w:evenHBand="0" w:firstRowFirstColumn="0" w:firstRowLastColumn="0" w:lastRowFirstColumn="0" w:lastRowLastColumn="0"/>
               <w:rPr>
-                <w:rFonts w:ascii="Segoe UI Semibold" w:hAnsi="Segoe UI Semibold" w:cs="Segoe UI Semibold"/>
-                <w:b w:val="0"/>
-                <w:sz w:val="22"/>
-                <w:szCs w:val="22"/>
                 <w:lang w:eastAsia="en-US"/>
               </w:rPr>
             </w:pPr>
             <w:r>
-              <w:rPr>
-                <w:rFonts w:ascii="Segoe UI Semibold" w:hAnsi="Segoe UI Semibold" w:eastAsia="Times New Roman" w:cs="Segoe UI Semibold"/>
-                <w:sz w:val="22"/>
-                <w:szCs w:val="22"/>
-              </w:rPr>
               <w:t> </w:t>
             </w:r>
             <w:sdt>
               <w:sdtPr>
-                <w:rPr>
-                  <w:rFonts w:ascii="Segoe UI Semibold" w:hAnsi="Segoe UI Semibold" w:eastAsia="Times New Roman" w:cs="Segoe UI Semibold"/>
-                  <w:sz w:val="22"/>
-                  <w:szCs w:val="22"/>
-                </w:rPr>
                 <w:alias w:val="JobTotalValue"/>
                 <w:tag w:val="#BC:InsertDataItem,DataItems/Job_Task/Totals/JobTotalValue"/>
                 <w:id w:val="405430585"/>
                 <w:placeholder>
                   <w:docPart w:val="DefaultPlaceholder_-1854013440"/>
                 </w:placeholder>
+                <w:dataBinding w:prefixMappings="&lt;xmlns:ns0='urn:microsoft-dynamics-nav/reports/Job_Task_Quote/1017/' " w:xpath="/ns0:NavWordReportXmlPart[1]/ns0:Job_Task[1]/ns0:Totals[1]/ns0:JobTotalValue[1]" w:storeItemID="{00000000-0000-0000-0000-000000000000}"/>
                 <w15:color w:val="808080"/>
                 <w:text/>
-                <w:dataBinding w:prefixMappings="xmlns:ns0='urn:microsoft-dynamics-nav/reports/Job_Task_Quote/1017/'" w:xpath="/ns0:NavWordReportXmlPart[1]/ns0:Job_Task[1]/ns0:Totals[1]/ns0:JobTotalValue[1]"/>
               </w:sdtPr>
               <w:sdtContent>
-                <w:proofErr w:type="spellStart"/>
                 <w:r>
-                  <w:rPr>
-                    <w:rFonts w:ascii="Segoe UI Semibold" w:hAnsi="Segoe UI Semibold" w:eastAsia="Times New Roman" w:cs="Segoe UI Semibold"/>
-                    <w:sz w:val="22"/>
-                    <w:szCs w:val="22"/>
-                  </w:rPr>
                   <w:t>JobTotalValue</w:t>
                 </w:r>
-                <w:proofErr w:type="spellEnd"/>
               </w:sdtContent>
             </w:sdt>
           </w:p>
@@ -2373,12 +1628,12 @@
     <w:p/>
     <w:p/>
     <w:sectPr>
-      <w:headerReference w:type="even" r:id="rId6"/>
-      <w:headerReference w:type="default" r:id="rId7"/>
-      <w:footerReference w:type="even" r:id="rId8"/>
-      <w:footerReference w:type="default" r:id="rId9"/>
-      <w:headerReference w:type="first" r:id="rId10"/>
-      <w:footerReference w:type="first" r:id="rId11"/>
+      <w:headerReference w:type="even" r:id="rId8"/>
+      <w:headerReference w:type="default" r:id="rId9"/>
+      <w:footerReference w:type="even" r:id="rId10"/>
+      <w:footerReference w:type="default" r:id="rId11"/>
+      <w:headerReference w:type="first" r:id="rId12"/>
+      <w:footerReference w:type="first" r:id="rId13"/>
       <w:pgSz w:w="16838" w:h="11906" w:orient="landscape"/>
       <w:pgMar w:top="706" w:right="576" w:bottom="706" w:left="576" w:header="708" w:footer="708" w:gutter="0"/>
       <w:cols w:space="708"/>
@@ -2388,8 +1643,33 @@
 </w:document>
 </file>
 
+<file path=word/endnotes.xml><?xml version="1.0" encoding="utf-8"?>
+<w:endnotes xmlns:wpc="http://schemas.microsoft.com/office/word/2010/wordprocessingCanvas" xmlns:cx="http://schemas.microsoft.com/office/drawing/2014/chartex" xmlns:cx1="http://schemas.microsoft.com/office/drawing/2015/9/8/chartex" xmlns:cx2="http://schemas.microsoft.com/office/drawing/2015/10/21/chartex" xmlns:cx3="http://schemas.microsoft.com/office/drawing/2016/5/9/chartex" xmlns:cx4="http://schemas.microsoft.com/office/drawing/2016/5/10/chartex" xmlns:cx5="http://schemas.microsoft.com/office/drawing/2016/5/11/chartex" xmlns:cx6="http://schemas.microsoft.com/office/drawing/2016/5/12/chartex" xmlns:cx7="http://schemas.microsoft.com/office/drawing/2016/5/13/chartex" xmlns:cx8="http://schemas.microsoft.com/office/drawing/2016/5/14/chartex" xmlns:mc="http://schemas.openxmlformats.org/markup-compatibility/2006" xmlns:aink="http://schemas.microsoft.com/office/drawing/2016/ink" xmlns:am3d="http://schemas.microsoft.com/office/drawing/2017/model3d" xmlns:o="urn:schemas-microsoft-com:office:office" xmlns:oel="http://schemas.microsoft.com/office/2019/extlst" xmlns:r="http://schemas.openxmlformats.org/officeDocument/2006/relationships" xmlns:m="http://schemas.openxmlformats.org/officeDocument/2006/math" xmlns:v="urn:schemas-microsoft-com:vml" xmlns:wp14="http://schemas.microsoft.com/office/word/2010/wordprocessingDrawing" xmlns:wp="http://schemas.openxmlformats.org/drawingml/2006/wordprocessingDrawing" xmlns:w10="urn:schemas-microsoft-com:office:word" xmlns:w="http://schemas.openxmlformats.org/wordprocessingml/2006/main" xmlns:w14="http://schemas.microsoft.com/office/word/2010/wordml" xmlns:w15="http://schemas.microsoft.com/office/word/2012/wordml" xmlns:w16cei="http://schemas.microsoft.com/office/word/2026/wordml/cei" xmlns:w16cex="http://schemas.microsoft.com/office/word/2018/wordml/cex" xmlns:w16cid="http://schemas.microsoft.com/office/word/2016/wordml/cid" xmlns:w16="http://schemas.microsoft.com/office/word/2018/wordml" xmlns:w16du="http://schemas.microsoft.com/office/word/2023/wordml/word16du" xmlns:w16sdtdh="http://schemas.microsoft.com/office/word/2020/wordml/sdtdatahash" xmlns:w16sdtfl="http://schemas.microsoft.com/office/word/2024/wordml/sdtformatlock" xmlns:w16se="http://schemas.microsoft.com/office/word/2015/wordml/symex" xmlns:wpg="http://schemas.microsoft.com/office/word/2010/wordprocessingGroup" xmlns:wpi="http://schemas.microsoft.com/office/word/2010/wordprocessingInk" xmlns:wne="http://schemas.microsoft.com/office/word/2006/wordml" xmlns:wps="http://schemas.microsoft.com/office/word/2010/wordprocessingShape" mc:Ignorable="w14 w15 w16se w16cid w16 w16cex w16sdtdh w16sdtfl w16du wp14">
+  <w:endnote w:type="separator" w:id="-1">
+    <w:p>
+      <w:pPr>
+        <w:spacing w:after="0" w:line="240" w:lineRule="auto"/>
+      </w:pPr>
+      <w:r>
+        <w:separator/>
+      </w:r>
+    </w:p>
+  </w:endnote>
+  <w:endnote w:type="continuationSeparator" w:id="0">
+    <w:p>
+      <w:pPr>
+        <w:spacing w:after="0" w:line="240" w:lineRule="auto"/>
+      </w:pPr>
+      <w:r>
+        <w:continuationSeparator/>
+      </w:r>
+    </w:p>
+  </w:endnote>
+</w:endnotes>
+</file>
+
 <file path=word/footer1.xml><?xml version="1.0" encoding="utf-8"?>
-<w:ftr xmlns:wpc="http://schemas.microsoft.com/office/word/2010/wordprocessingCanvas" xmlns:cx="http://schemas.microsoft.com/office/drawing/2014/chartex" xmlns:cx1="http://schemas.microsoft.com/office/drawing/2015/9/8/chartex" xmlns:cx2="http://schemas.microsoft.com/office/drawing/2015/10/21/chartex" xmlns:cx3="http://schemas.microsoft.com/office/drawing/2016/5/9/chartex" xmlns:cx4="http://schemas.microsoft.com/office/drawing/2016/5/10/chartex" xmlns:cx5="http://schemas.microsoft.com/office/drawing/2016/5/11/chartex" xmlns:cx6="http://schemas.microsoft.com/office/drawing/2016/5/12/chartex" xmlns:cx7="http://schemas.microsoft.com/office/drawing/2016/5/13/chartex" xmlns:cx8="http://schemas.microsoft.com/office/drawing/2016/5/14/chartex" xmlns:mc="http://schemas.openxmlformats.org/markup-compatibility/2006" xmlns:aink="http://schemas.microsoft.com/office/drawing/2016/ink" xmlns:am3d="http://schemas.microsoft.com/office/drawing/2017/model3d" xmlns:o="urn:schemas-microsoft-com:office:office" xmlns:oel="http://schemas.microsoft.com/office/2019/extlst" xmlns:r="http://schemas.openxmlformats.org/officeDocument/2006/relationships" xmlns:m="http://schemas.openxmlformats.org/officeDocument/2006/math" xmlns:v="urn:schemas-microsoft-com:vml" xmlns:wp14="http://schemas.microsoft.com/office/word/2010/wordprocessingDrawing" xmlns:wp="http://schemas.openxmlformats.org/drawingml/2006/wordprocessingDrawing" xmlns:w10="urn:schemas-microsoft-com:office:word" xmlns:w="http://schemas.openxmlformats.org/wordprocessingml/2006/main" xmlns:w14="http://schemas.microsoft.com/office/word/2010/wordml" xmlns:w15="http://schemas.microsoft.com/office/word/2012/wordml" xmlns:w16cex="http://schemas.microsoft.com/office/word/2018/wordml/cex" xmlns:w16cid="http://schemas.microsoft.com/office/word/2016/wordml/cid" xmlns:w16="http://schemas.microsoft.com/office/word/2018/wordml" xmlns:w16du="http://schemas.microsoft.com/office/word/2023/wordml/word16du" xmlns:w16sdtdh="http://schemas.microsoft.com/office/word/2020/wordml/sdtdatahash" xmlns:w16sdtfl="http://schemas.microsoft.com/office/word/2024/wordml/sdtformatlock" xmlns:w16se="http://schemas.microsoft.com/office/word/2015/wordml/symex" xmlns:wpg="http://schemas.microsoft.com/office/word/2010/wordprocessingGroup" xmlns:wpi="http://schemas.microsoft.com/office/word/2010/wordprocessingInk" xmlns:wne="http://schemas.microsoft.com/office/word/2006/wordml" xmlns:wps="http://schemas.microsoft.com/office/word/2010/wordprocessingShape" mc:Ignorable="w14 w15 w16se w16cid w16 w16cex w16sdtdh w16sdtfl w16du wp14">
+<w:ftr xmlns:wpc="http://schemas.microsoft.com/office/word/2010/wordprocessingCanvas" xmlns:cx="http://schemas.microsoft.com/office/drawing/2014/chartex" xmlns:cx1="http://schemas.microsoft.com/office/drawing/2015/9/8/chartex" xmlns:cx2="http://schemas.microsoft.com/office/drawing/2015/10/21/chartex" xmlns:cx3="http://schemas.microsoft.com/office/drawing/2016/5/9/chartex" xmlns:cx4="http://schemas.microsoft.com/office/drawing/2016/5/10/chartex" xmlns:cx5="http://schemas.microsoft.com/office/drawing/2016/5/11/chartex" xmlns:cx6="http://schemas.microsoft.com/office/drawing/2016/5/12/chartex" xmlns:cx7="http://schemas.microsoft.com/office/drawing/2016/5/13/chartex" xmlns:cx8="http://schemas.microsoft.com/office/drawing/2016/5/14/chartex" xmlns:mc="http://schemas.openxmlformats.org/markup-compatibility/2006" xmlns:aink="http://schemas.microsoft.com/office/drawing/2016/ink" xmlns:am3d="http://schemas.microsoft.com/office/drawing/2017/model3d" xmlns:o="urn:schemas-microsoft-com:office:office" xmlns:oel="http://schemas.microsoft.com/office/2019/extlst" xmlns:r="http://schemas.openxmlformats.org/officeDocument/2006/relationships" xmlns:m="http://schemas.openxmlformats.org/officeDocument/2006/math" xmlns:v="urn:schemas-microsoft-com:vml" xmlns:wp14="http://schemas.microsoft.com/office/word/2010/wordprocessingDrawing" xmlns:wp="http://schemas.openxmlformats.org/drawingml/2006/wordprocessingDrawing" xmlns:w10="urn:schemas-microsoft-com:office:word" xmlns:w="http://schemas.openxmlformats.org/wordprocessingml/2006/main" xmlns:w14="http://schemas.microsoft.com/office/word/2010/wordml" xmlns:w15="http://schemas.microsoft.com/office/word/2012/wordml" xmlns:w16cei="http://schemas.microsoft.com/office/word/2026/wordml/cei" xmlns:w16cex="http://schemas.microsoft.com/office/word/2018/wordml/cex" xmlns:w16cid="http://schemas.microsoft.com/office/word/2016/wordml/cid" xmlns:w16="http://schemas.microsoft.com/office/word/2018/wordml" xmlns:w16du="http://schemas.microsoft.com/office/word/2023/wordml/word16du" xmlns:w16sdtdh="http://schemas.microsoft.com/office/word/2020/wordml/sdtdatahash" xmlns:w16sdtfl="http://schemas.microsoft.com/office/word/2024/wordml/sdtformatlock" xmlns:w16se="http://schemas.microsoft.com/office/word/2015/wordml/symex" xmlns:wpg="http://schemas.microsoft.com/office/word/2010/wordprocessingGroup" xmlns:wpi="http://schemas.microsoft.com/office/word/2010/wordprocessingInk" xmlns:wne="http://schemas.microsoft.com/office/word/2006/wordml" xmlns:wps="http://schemas.microsoft.com/office/word/2010/wordprocessingShape" mc:Ignorable="w14 w15 w16se w16cid w16 w16cex w16sdtdh w16sdtfl w16du wp14">
   <w:p>
     <w:pPr>
       <w:pStyle w:val="Footer"/>
@@ -2399,7 +1679,7 @@
 </file>
 
 <file path=word/footer2.xml><?xml version="1.0" encoding="utf-8"?>
-<w:ftr xmlns:wpc="http://schemas.microsoft.com/office/word/2010/wordprocessingCanvas" xmlns:cx="http://schemas.microsoft.com/office/drawing/2014/chartex" xmlns:cx1="http://schemas.microsoft.com/office/drawing/2015/9/8/chartex" xmlns:cx2="http://schemas.microsoft.com/office/drawing/2015/10/21/chartex" xmlns:cx3="http://schemas.microsoft.com/office/drawing/2016/5/9/chartex" xmlns:cx4="http://schemas.microsoft.com/office/drawing/2016/5/10/chartex" xmlns:cx5="http://schemas.microsoft.com/office/drawing/2016/5/11/chartex" xmlns:cx6="http://schemas.microsoft.com/office/drawing/2016/5/12/chartex" xmlns:cx7="http://schemas.microsoft.com/office/drawing/2016/5/13/chartex" xmlns:cx8="http://schemas.microsoft.com/office/drawing/2016/5/14/chartex" xmlns:mc="http://schemas.openxmlformats.org/markup-compatibility/2006" xmlns:aink="http://schemas.microsoft.com/office/drawing/2016/ink" xmlns:am3d="http://schemas.microsoft.com/office/drawing/2017/model3d" xmlns:o="urn:schemas-microsoft-com:office:office" xmlns:oel="http://schemas.microsoft.com/office/2019/extlst" xmlns:r="http://schemas.openxmlformats.org/officeDocument/2006/relationships" xmlns:m="http://schemas.openxmlformats.org/officeDocument/2006/math" xmlns:v="urn:schemas-microsoft-com:vml" xmlns:wp14="http://schemas.microsoft.com/office/word/2010/wordprocessingDrawing" xmlns:wp="http://schemas.openxmlformats.org/drawingml/2006/wordprocessingDrawing" xmlns:w10="urn:schemas-microsoft-com:office:word" xmlns:w="http://schemas.openxmlformats.org/wordprocessingml/2006/main" xmlns:w14="http://schemas.microsoft.com/office/word/2010/wordml" xmlns:w15="http://schemas.microsoft.com/office/word/2012/wordml" xmlns:w16cex="http://schemas.microsoft.com/office/word/2018/wordml/cex" xmlns:w16cid="http://schemas.microsoft.com/office/word/2016/wordml/cid" xmlns:w16="http://schemas.microsoft.com/office/word/2018/wordml" xmlns:w16du="http://schemas.microsoft.com/office/word/2023/wordml/word16du" xmlns:w16sdtdh="http://schemas.microsoft.com/office/word/2020/wordml/sdtdatahash" xmlns:w16sdtfl="http://schemas.microsoft.com/office/word/2024/wordml/sdtformatlock" xmlns:w16se="http://schemas.microsoft.com/office/word/2015/wordml/symex" xmlns:wpg="http://schemas.microsoft.com/office/word/2010/wordprocessingGroup" xmlns:wpi="http://schemas.microsoft.com/office/word/2010/wordprocessingInk" xmlns:wne="http://schemas.microsoft.com/office/word/2006/wordml" xmlns:wps="http://schemas.microsoft.com/office/word/2010/wordprocessingShape" mc:Ignorable="w14 w15 w16se w16cid w16 w16cex w16sdtdh w16sdtfl w16du wp14">
+<w:ftr xmlns:wpc="http://schemas.microsoft.com/office/word/2010/wordprocessingCanvas" xmlns:cx="http://schemas.microsoft.com/office/drawing/2014/chartex" xmlns:cx1="http://schemas.microsoft.com/office/drawing/2015/9/8/chartex" xmlns:cx2="http://schemas.microsoft.com/office/drawing/2015/10/21/chartex" xmlns:cx3="http://schemas.microsoft.com/office/drawing/2016/5/9/chartex" xmlns:cx4="http://schemas.microsoft.com/office/drawing/2016/5/10/chartex" xmlns:cx5="http://schemas.microsoft.com/office/drawing/2016/5/11/chartex" xmlns:cx6="http://schemas.microsoft.com/office/drawing/2016/5/12/chartex" xmlns:cx7="http://schemas.microsoft.com/office/drawing/2016/5/13/chartex" xmlns:cx8="http://schemas.microsoft.com/office/drawing/2016/5/14/chartex" xmlns:mc="http://schemas.openxmlformats.org/markup-compatibility/2006" xmlns:aink="http://schemas.microsoft.com/office/drawing/2016/ink" xmlns:am3d="http://schemas.microsoft.com/office/drawing/2017/model3d" xmlns:o="urn:schemas-microsoft-com:office:office" xmlns:oel="http://schemas.microsoft.com/office/2019/extlst" xmlns:r="http://schemas.openxmlformats.org/officeDocument/2006/relationships" xmlns:m="http://schemas.openxmlformats.org/officeDocument/2006/math" xmlns:v="urn:schemas-microsoft-com:vml" xmlns:wp14="http://schemas.microsoft.com/office/word/2010/wordprocessingDrawing" xmlns:wp="http://schemas.openxmlformats.org/drawingml/2006/wordprocessingDrawing" xmlns:w10="urn:schemas-microsoft-com:office:word" xmlns:w="http://schemas.openxmlformats.org/wordprocessingml/2006/main" xmlns:w14="http://schemas.microsoft.com/office/word/2010/wordml" xmlns:w15="http://schemas.microsoft.com/office/word/2012/wordml" xmlns:w16cei="http://schemas.microsoft.com/office/word/2026/wordml/cei" xmlns:w16cex="http://schemas.microsoft.com/office/word/2018/wordml/cex" xmlns:w16cid="http://schemas.microsoft.com/office/word/2016/wordml/cid" xmlns:w16="http://schemas.microsoft.com/office/word/2018/wordml" xmlns:w16du="http://schemas.microsoft.com/office/word/2023/wordml/word16du" xmlns:w16sdtdh="http://schemas.microsoft.com/office/word/2020/wordml/sdtdatahash" xmlns:w16sdtfl="http://schemas.microsoft.com/office/word/2024/wordml/sdtformatlock" xmlns:w16se="http://schemas.microsoft.com/office/word/2015/wordml/symex" xmlns:wpg="http://schemas.microsoft.com/office/word/2010/wordprocessingGroup" xmlns:wpi="http://schemas.microsoft.com/office/word/2010/wordprocessingInk" xmlns:wne="http://schemas.microsoft.com/office/word/2006/wordml" xmlns:wps="http://schemas.microsoft.com/office/word/2010/wordprocessingShape" mc:Ignorable="w14 w15 w16se w16cid w16 w16cex w16sdtdh w16sdtfl w16du wp14">
   <w:p>
     <w:pPr>
       <w:pStyle w:val="Footer"/>
@@ -2409,7 +1689,7 @@
 </file>
 
 <file path=word/footer3.xml><?xml version="1.0" encoding="utf-8"?>
-<w:ftr xmlns:wpc="http://schemas.microsoft.com/office/word/2010/wordprocessingCanvas" xmlns:cx="http://schemas.microsoft.com/office/drawing/2014/chartex" xmlns:cx1="http://schemas.microsoft.com/office/drawing/2015/9/8/chartex" xmlns:cx2="http://schemas.microsoft.com/office/drawing/2015/10/21/chartex" xmlns:cx3="http://schemas.microsoft.com/office/drawing/2016/5/9/chartex" xmlns:cx4="http://schemas.microsoft.com/office/drawing/2016/5/10/chartex" xmlns:cx5="http://schemas.microsoft.com/office/drawing/2016/5/11/chartex" xmlns:cx6="http://schemas.microsoft.com/office/drawing/2016/5/12/chartex" xmlns:cx7="http://schemas.microsoft.com/office/drawing/2016/5/13/chartex" xmlns:cx8="http://schemas.microsoft.com/office/drawing/2016/5/14/chartex" xmlns:mc="http://schemas.openxmlformats.org/markup-compatibility/2006" xmlns:aink="http://schemas.microsoft.com/office/drawing/2016/ink" xmlns:am3d="http://schemas.microsoft.com/office/drawing/2017/model3d" xmlns:o="urn:schemas-microsoft-com:office:office" xmlns:oel="http://schemas.microsoft.com/office/2019/extlst" xmlns:r="http://schemas.openxmlformats.org/officeDocument/2006/relationships" xmlns:m="http://schemas.openxmlformats.org/officeDocument/2006/math" xmlns:v="urn:schemas-microsoft-com:vml" xmlns:wp14="http://schemas.microsoft.com/office/word/2010/wordprocessingDrawing" xmlns:wp="http://schemas.openxmlformats.org/drawingml/2006/wordprocessingDrawing" xmlns:w10="urn:schemas-microsoft-com:office:word" xmlns:w="http://schemas.openxmlformats.org/wordprocessingml/2006/main" xmlns:w14="http://schemas.microsoft.com/office/word/2010/wordml" xmlns:w15="http://schemas.microsoft.com/office/word/2012/wordml" xmlns:w16cex="http://schemas.microsoft.com/office/word/2018/wordml/cex" xmlns:w16cid="http://schemas.microsoft.com/office/word/2016/wordml/cid" xmlns:w16="http://schemas.microsoft.com/office/word/2018/wordml" xmlns:w16du="http://schemas.microsoft.com/office/word/2023/wordml/word16du" xmlns:w16sdtdh="http://schemas.microsoft.com/office/word/2020/wordml/sdtdatahash" xmlns:w16sdtfl="http://schemas.microsoft.com/office/word/2024/wordml/sdtformatlock" xmlns:w16se="http://schemas.microsoft.com/office/word/2015/wordml/symex" xmlns:wpg="http://schemas.microsoft.com/office/word/2010/wordprocessingGroup" xmlns:wpi="http://schemas.microsoft.com/office/word/2010/wordprocessingInk" xmlns:wne="http://schemas.microsoft.com/office/word/2006/wordml" xmlns:wps="http://schemas.microsoft.com/office/word/2010/wordprocessingShape" mc:Ignorable="w14 w15 w16se w16cid w16 w16cex w16sdtdh w16sdtfl w16du wp14">
+<w:ftr xmlns:wpc="http://schemas.microsoft.com/office/word/2010/wordprocessingCanvas" xmlns:cx="http://schemas.microsoft.com/office/drawing/2014/chartex" xmlns:cx1="http://schemas.microsoft.com/office/drawing/2015/9/8/chartex" xmlns:cx2="http://schemas.microsoft.com/office/drawing/2015/10/21/chartex" xmlns:cx3="http://schemas.microsoft.com/office/drawing/2016/5/9/chartex" xmlns:cx4="http://schemas.microsoft.com/office/drawing/2016/5/10/chartex" xmlns:cx5="http://schemas.microsoft.com/office/drawing/2016/5/11/chartex" xmlns:cx6="http://schemas.microsoft.com/office/drawing/2016/5/12/chartex" xmlns:cx7="http://schemas.microsoft.com/office/drawing/2016/5/13/chartex" xmlns:cx8="http://schemas.microsoft.com/office/drawing/2016/5/14/chartex" xmlns:mc="http://schemas.openxmlformats.org/markup-compatibility/2006" xmlns:aink="http://schemas.microsoft.com/office/drawing/2016/ink" xmlns:am3d="http://schemas.microsoft.com/office/drawing/2017/model3d" xmlns:o="urn:schemas-microsoft-com:office:office" xmlns:oel="http://schemas.microsoft.com/office/2019/extlst" xmlns:r="http://schemas.openxmlformats.org/officeDocument/2006/relationships" xmlns:m="http://schemas.openxmlformats.org/officeDocument/2006/math" xmlns:v="urn:schemas-microsoft-com:vml" xmlns:wp14="http://schemas.microsoft.com/office/word/2010/wordprocessingDrawing" xmlns:wp="http://schemas.openxmlformats.org/drawingml/2006/wordprocessingDrawing" xmlns:w10="urn:schemas-microsoft-com:office:word" xmlns:w="http://schemas.openxmlformats.org/wordprocessingml/2006/main" xmlns:w14="http://schemas.microsoft.com/office/word/2010/wordml" xmlns:w15="http://schemas.microsoft.com/office/word/2012/wordml" xmlns:w16cei="http://schemas.microsoft.com/office/word/2026/wordml/cei" xmlns:w16cex="http://schemas.microsoft.com/office/word/2018/wordml/cex" xmlns:w16cid="http://schemas.microsoft.com/office/word/2016/wordml/cid" xmlns:w16="http://schemas.microsoft.com/office/word/2018/wordml" xmlns:w16du="http://schemas.microsoft.com/office/word/2023/wordml/word16du" xmlns:w16sdtdh="http://schemas.microsoft.com/office/word/2020/wordml/sdtdatahash" xmlns:w16sdtfl="http://schemas.microsoft.com/office/word/2024/wordml/sdtformatlock" xmlns:w16se="http://schemas.microsoft.com/office/word/2015/wordml/symex" xmlns:wpg="http://schemas.microsoft.com/office/word/2010/wordprocessingGroup" xmlns:wpi="http://schemas.microsoft.com/office/word/2010/wordprocessingInk" xmlns:wne="http://schemas.microsoft.com/office/word/2006/wordml" xmlns:wps="http://schemas.microsoft.com/office/word/2010/wordprocessingShape" mc:Ignorable="w14 w15 w16se w16cid w16 w16cex w16sdtdh w16sdtfl w16du wp14">
   <w:p>
     <w:pPr>
       <w:pStyle w:val="Footer"/>
@@ -2418,8 +1698,33 @@
 </w:ftr>
 </file>
 
+<file path=word/footnotes.xml><?xml version="1.0" encoding="utf-8"?>
+<w:footnotes xmlns:wpc="http://schemas.microsoft.com/office/word/2010/wordprocessingCanvas" xmlns:cx="http://schemas.microsoft.com/office/drawing/2014/chartex" xmlns:cx1="http://schemas.microsoft.com/office/drawing/2015/9/8/chartex" xmlns:cx2="http://schemas.microsoft.com/office/drawing/2015/10/21/chartex" xmlns:cx3="http://schemas.microsoft.com/office/drawing/2016/5/9/chartex" xmlns:cx4="http://schemas.microsoft.com/office/drawing/2016/5/10/chartex" xmlns:cx5="http://schemas.microsoft.com/office/drawing/2016/5/11/chartex" xmlns:cx6="http://schemas.microsoft.com/office/drawing/2016/5/12/chartex" xmlns:cx7="http://schemas.microsoft.com/office/drawing/2016/5/13/chartex" xmlns:cx8="http://schemas.microsoft.com/office/drawing/2016/5/14/chartex" xmlns:mc="http://schemas.openxmlformats.org/markup-compatibility/2006" xmlns:aink="http://schemas.microsoft.com/office/drawing/2016/ink" xmlns:am3d="http://schemas.microsoft.com/office/drawing/2017/model3d" xmlns:o="urn:schemas-microsoft-com:office:office" xmlns:oel="http://schemas.microsoft.com/office/2019/extlst" xmlns:r="http://schemas.openxmlformats.org/officeDocument/2006/relationships" xmlns:m="http://schemas.openxmlformats.org/officeDocument/2006/math" xmlns:v="urn:schemas-microsoft-com:vml" xmlns:wp14="http://schemas.microsoft.com/office/word/2010/wordprocessingDrawing" xmlns:wp="http://schemas.openxmlformats.org/drawingml/2006/wordprocessingDrawing" xmlns:w10="urn:schemas-microsoft-com:office:word" xmlns:w="http://schemas.openxmlformats.org/wordprocessingml/2006/main" xmlns:w14="http://schemas.microsoft.com/office/word/2010/wordml" xmlns:w15="http://schemas.microsoft.com/office/word/2012/wordml" xmlns:w16cei="http://schemas.microsoft.com/office/word/2026/wordml/cei" xmlns:w16cex="http://schemas.microsoft.com/office/word/2018/wordml/cex" xmlns:w16cid="http://schemas.microsoft.com/office/word/2016/wordml/cid" xmlns:w16="http://schemas.microsoft.com/office/word/2018/wordml" xmlns:w16du="http://schemas.microsoft.com/office/word/2023/wordml/word16du" xmlns:w16sdtdh="http://schemas.microsoft.com/office/word/2020/wordml/sdtdatahash" xmlns:w16sdtfl="http://schemas.microsoft.com/office/word/2024/wordml/sdtformatlock" xmlns:w16se="http://schemas.microsoft.com/office/word/2015/wordml/symex" xmlns:wpg="http://schemas.microsoft.com/office/word/2010/wordprocessingGroup" xmlns:wpi="http://schemas.microsoft.com/office/word/2010/wordprocessingInk" xmlns:wne="http://schemas.microsoft.com/office/word/2006/wordml" xmlns:wps="http://schemas.microsoft.com/office/word/2010/wordprocessingShape" mc:Ignorable="w14 w15 w16se w16cid w16 w16cex w16sdtdh w16sdtfl w16du wp14">
+  <w:footnote w:type="separator" w:id="-1">
+    <w:p>
+      <w:pPr>
+        <w:spacing w:after="0" w:line="240" w:lineRule="auto"/>
+      </w:pPr>
+      <w:r>
+        <w:separator/>
+      </w:r>
+    </w:p>
+  </w:footnote>
+  <w:footnote w:type="continuationSeparator" w:id="0">
+    <w:p>
+      <w:pPr>
+        <w:spacing w:after="0" w:line="240" w:lineRule="auto"/>
+      </w:pPr>
+      <w:r>
+        <w:continuationSeparator/>
+      </w:r>
+    </w:p>
+  </w:footnote>
+</w:footnotes>
+</file>
+
 <file path=word/header1.xml><?xml version="1.0" encoding="utf-8"?>
-<w:hdr xmlns:wpc="http://schemas.microsoft.com/office/word/2010/wordprocessingCanvas" xmlns:cx="http://schemas.microsoft.com/office/drawing/2014/chartex" xmlns:cx1="http://schemas.microsoft.com/office/drawing/2015/9/8/chartex" xmlns:cx2="http://schemas.microsoft.com/office/drawing/2015/10/21/chartex" xmlns:cx3="http://schemas.microsoft.com/office/drawing/2016/5/9/chartex" xmlns:cx4="http://schemas.microsoft.com/office/drawing/2016/5/10/chartex" xmlns:cx5="http://schemas.microsoft.com/office/drawing/2016/5/11/chartex" xmlns:cx6="http://schemas.microsoft.com/office/drawing/2016/5/12/chartex" xmlns:cx7="http://schemas.microsoft.com/office/drawing/2016/5/13/chartex" xmlns:cx8="http://schemas.microsoft.com/office/drawing/2016/5/14/chartex" xmlns:mc="http://schemas.openxmlformats.org/markup-compatibility/2006" xmlns:aink="http://schemas.microsoft.com/office/drawing/2016/ink" xmlns:am3d="http://schemas.microsoft.com/office/drawing/2017/model3d" xmlns:o="urn:schemas-microsoft-com:office:office" xmlns:oel="http://schemas.microsoft.com/office/2019/extlst" xmlns:r="http://schemas.openxmlformats.org/officeDocument/2006/relationships" xmlns:m="http://schemas.openxmlformats.org/officeDocument/2006/math" xmlns:v="urn:schemas-microsoft-com:vml" xmlns:wp14="http://schemas.microsoft.com/office/word/2010/wordprocessingDrawing" xmlns:wp="http://schemas.openxmlformats.org/drawingml/2006/wordprocessingDrawing" xmlns:w10="urn:schemas-microsoft-com:office:word" xmlns:w="http://schemas.openxmlformats.org/wordprocessingml/2006/main" xmlns:w14="http://schemas.microsoft.com/office/word/2010/wordml" xmlns:w15="http://schemas.microsoft.com/office/word/2012/wordml" xmlns:w16cex="http://schemas.microsoft.com/office/word/2018/wordml/cex" xmlns:w16cid="http://schemas.microsoft.com/office/word/2016/wordml/cid" xmlns:w16="http://schemas.microsoft.com/office/word/2018/wordml" xmlns:w16du="http://schemas.microsoft.com/office/word/2023/wordml/word16du" xmlns:w16sdtdh="http://schemas.microsoft.com/office/word/2020/wordml/sdtdatahash" xmlns:w16sdtfl="http://schemas.microsoft.com/office/word/2024/wordml/sdtformatlock" xmlns:w16se="http://schemas.microsoft.com/office/word/2015/wordml/symex" xmlns:wpg="http://schemas.microsoft.com/office/word/2010/wordprocessingGroup" xmlns:wpi="http://schemas.microsoft.com/office/word/2010/wordprocessingInk" xmlns:wne="http://schemas.microsoft.com/office/word/2006/wordml" xmlns:wps="http://schemas.microsoft.com/office/word/2010/wordprocessingShape" mc:Ignorable="w14 w15 w16se w16cid w16 w16cex w16sdtdh w16sdtfl w16du wp14">
+<w:hdr xmlns:wpc="http://schemas.microsoft.com/office/word/2010/wordprocessingCanvas" xmlns:cx="http://schemas.microsoft.com/office/drawing/2014/chartex" xmlns:cx1="http://schemas.microsoft.com/office/drawing/2015/9/8/chartex" xmlns:cx2="http://schemas.microsoft.com/office/drawing/2015/10/21/chartex" xmlns:cx3="http://schemas.microsoft.com/office/drawing/2016/5/9/chartex" xmlns:cx4="http://schemas.microsoft.com/office/drawing/2016/5/10/chartex" xmlns:cx5="http://schemas.microsoft.com/office/drawing/2016/5/11/chartex" xmlns:cx6="http://schemas.microsoft.com/office/drawing/2016/5/12/chartex" xmlns:cx7="http://schemas.microsoft.com/office/drawing/2016/5/13/chartex" xmlns:cx8="http://schemas.microsoft.com/office/drawing/2016/5/14/chartex" xmlns:mc="http://schemas.openxmlformats.org/markup-compatibility/2006" xmlns:aink="http://schemas.microsoft.com/office/drawing/2016/ink" xmlns:am3d="http://schemas.microsoft.com/office/drawing/2017/model3d" xmlns:o="urn:schemas-microsoft-com:office:office" xmlns:oel="http://schemas.microsoft.com/office/2019/extlst" xmlns:r="http://schemas.openxmlformats.org/officeDocument/2006/relationships" xmlns:m="http://schemas.openxmlformats.org/officeDocument/2006/math" xmlns:v="urn:schemas-microsoft-com:vml" xmlns:wp14="http://schemas.microsoft.com/office/word/2010/wordprocessingDrawing" xmlns:wp="http://schemas.openxmlformats.org/drawingml/2006/wordprocessingDrawing" xmlns:w10="urn:schemas-microsoft-com:office:word" xmlns:w="http://schemas.openxmlformats.org/wordprocessingml/2006/main" xmlns:w14="http://schemas.microsoft.com/office/word/2010/wordml" xmlns:w15="http://schemas.microsoft.com/office/word/2012/wordml" xmlns:w16cei="http://schemas.microsoft.com/office/word/2026/wordml/cei" xmlns:w16cex="http://schemas.microsoft.com/office/word/2018/wordml/cex" xmlns:w16cid="http://schemas.microsoft.com/office/word/2016/wordml/cid" xmlns:w16="http://schemas.microsoft.com/office/word/2018/wordml" xmlns:w16du="http://schemas.microsoft.com/office/word/2023/wordml/word16du" xmlns:w16sdtdh="http://schemas.microsoft.com/office/word/2020/wordml/sdtdatahash" xmlns:w16sdtfl="http://schemas.microsoft.com/office/word/2024/wordml/sdtformatlock" xmlns:w16se="http://schemas.microsoft.com/office/word/2015/wordml/symex" xmlns:wpg="http://schemas.microsoft.com/office/word/2010/wordprocessingGroup" xmlns:wpi="http://schemas.microsoft.com/office/word/2010/wordprocessingInk" xmlns:wne="http://schemas.microsoft.com/office/word/2006/wordml" xmlns:wps="http://schemas.microsoft.com/office/word/2010/wordprocessingShape" mc:Ignorable="w14 w15 w16se w16cid w16 w16cex w16sdtdh w16sdtfl w16du wp14">
   <w:p>
     <w:pPr>
       <w:pStyle w:val="Header"/>
@@ -2429,7 +1734,7 @@
 </file>
 
 <file path=word/header2.xml><?xml version="1.0" encoding="utf-8"?>
-<w:hdr xmlns:wpc="http://schemas.microsoft.com/office/word/2010/wordprocessingCanvas" xmlns:cx="http://schemas.microsoft.com/office/drawing/2014/chartex" xmlns:cx1="http://schemas.microsoft.com/office/drawing/2015/9/8/chartex" xmlns:cx2="http://schemas.microsoft.com/office/drawing/2015/10/21/chartex" xmlns:cx3="http://schemas.microsoft.com/office/drawing/2016/5/9/chartex" xmlns:cx4="http://schemas.microsoft.com/office/drawing/2016/5/10/chartex" xmlns:cx5="http://schemas.microsoft.com/office/drawing/2016/5/11/chartex" xmlns:cx6="http://schemas.microsoft.com/office/drawing/2016/5/12/chartex" xmlns:cx7="http://schemas.microsoft.com/office/drawing/2016/5/13/chartex" xmlns:cx8="http://schemas.microsoft.com/office/drawing/2016/5/14/chartex" xmlns:mc="http://schemas.openxmlformats.org/markup-compatibility/2006" xmlns:aink="http://schemas.microsoft.com/office/drawing/2016/ink" xmlns:am3d="http://schemas.microsoft.com/office/drawing/2017/model3d" xmlns:o="urn:schemas-microsoft-com:office:office" xmlns:oel="http://schemas.microsoft.com/office/2019/extlst" xmlns:r="http://schemas.openxmlformats.org/officeDocument/2006/relationships" xmlns:m="http://schemas.openxmlformats.org/officeDocument/2006/math" xmlns:v="urn:schemas-microsoft-com:vml" xmlns:wp14="http://schemas.microsoft.com/office/word/2010/wordprocessingDrawing" xmlns:wp="http://schemas.openxmlformats.org/drawingml/2006/wordprocessingDrawing" xmlns:w10="urn:schemas-microsoft-com:office:word" xmlns:w="http://schemas.openxmlformats.org/wordprocessingml/2006/main" xmlns:w14="http://schemas.microsoft.com/office/word/2010/wordml" xmlns:w15="http://schemas.microsoft.com/office/word/2012/wordml" xmlns:w16cex="http://schemas.microsoft.com/office/word/2018/wordml/cex" xmlns:w16cid="http://schemas.microsoft.com/office/word/2016/wordml/cid" xmlns:w16="http://schemas.microsoft.com/office/word/2018/wordml" xmlns:w16du="http://schemas.microsoft.com/office/word/2023/wordml/word16du" xmlns:w16sdtdh="http://schemas.microsoft.com/office/word/2020/wordml/sdtdatahash" xmlns:w16sdtfl="http://schemas.microsoft.com/office/word/2024/wordml/sdtformatlock" xmlns:w16se="http://schemas.microsoft.com/office/word/2015/wordml/symex" xmlns:wpg="http://schemas.microsoft.com/office/word/2010/wordprocessingGroup" xmlns:wpi="http://schemas.microsoft.com/office/word/2010/wordprocessingInk" xmlns:wne="http://schemas.microsoft.com/office/word/2006/wordml" xmlns:wps="http://schemas.microsoft.com/office/word/2010/wordprocessingShape" mc:Ignorable="w14 w15 w16se w16cid w16 w16cex w16sdtdh w16sdtfl w16du wp14">
+<w:hdr xmlns:wpc="http://schemas.microsoft.com/office/word/2010/wordprocessingCanvas" xmlns:cx="http://schemas.microsoft.com/office/drawing/2014/chartex" xmlns:cx1="http://schemas.microsoft.com/office/drawing/2015/9/8/chartex" xmlns:cx2="http://schemas.microsoft.com/office/drawing/2015/10/21/chartex" xmlns:cx3="http://schemas.microsoft.com/office/drawing/2016/5/9/chartex" xmlns:cx4="http://schemas.microsoft.com/office/drawing/2016/5/10/chartex" xmlns:cx5="http://schemas.microsoft.com/office/drawing/2016/5/11/chartex" xmlns:cx6="http://schemas.microsoft.com/office/drawing/2016/5/12/chartex" xmlns:cx7="http://schemas.microsoft.com/office/drawing/2016/5/13/chartex" xmlns:cx8="http://schemas.microsoft.com/office/drawing/2016/5/14/chartex" xmlns:mc="http://schemas.openxmlformats.org/markup-compatibility/2006" xmlns:aink="http://schemas.microsoft.com/office/drawing/2016/ink" xmlns:am3d="http://schemas.microsoft.com/office/drawing/2017/model3d" xmlns:o="urn:schemas-microsoft-com:office:office" xmlns:oel="http://schemas.microsoft.com/office/2019/extlst" xmlns:r="http://schemas.openxmlformats.org/officeDocument/2006/relationships" xmlns:m="http://schemas.openxmlformats.org/officeDocument/2006/math" xmlns:v="urn:schemas-microsoft-com:vml" xmlns:wp14="http://schemas.microsoft.com/office/word/2010/wordprocessingDrawing" xmlns:wp="http://schemas.openxmlformats.org/drawingml/2006/wordprocessingDrawing" xmlns:w10="urn:schemas-microsoft-com:office:word" xmlns:w="http://schemas.openxmlformats.org/wordprocessingml/2006/main" xmlns:w14="http://schemas.microsoft.com/office/word/2010/wordml" xmlns:w15="http://schemas.microsoft.com/office/word/2012/wordml" xmlns:w16cei="http://schemas.microsoft.com/office/word/2026/wordml/cei" xmlns:w16cex="http://schemas.microsoft.com/office/word/2018/wordml/cex" xmlns:w16cid="http://schemas.microsoft.com/office/word/2016/wordml/cid" xmlns:w16="http://schemas.microsoft.com/office/word/2018/wordml" xmlns:w16du="http://schemas.microsoft.com/office/word/2023/wordml/word16du" xmlns:w16sdtdh="http://schemas.microsoft.com/office/word/2020/wordml/sdtdatahash" xmlns:w16sdtfl="http://schemas.microsoft.com/office/word/2024/wordml/sdtformatlock" xmlns:w16se="http://schemas.microsoft.com/office/word/2015/wordml/symex" xmlns:wpg="http://schemas.microsoft.com/office/word/2010/wordprocessingGroup" xmlns:wpi="http://schemas.microsoft.com/office/word/2010/wordprocessingInk" xmlns:wne="http://schemas.microsoft.com/office/word/2006/wordml" xmlns:wps="http://schemas.microsoft.com/office/word/2010/wordprocessingShape" mc:Ignorable="w14 w15 w16se w16cid w16 w16cex w16sdtdh w16sdtfl w16du wp14">
   <w:p>
     <w:pPr>
       <w:pStyle w:val="Header"/>
@@ -2439,7 +1744,7 @@
 </file>
 
 <file path=word/header3.xml><?xml version="1.0" encoding="utf-8"?>
-<w:hdr xmlns:wpc="http://schemas.microsoft.com/office/word/2010/wordprocessingCanvas" xmlns:cx="http://schemas.microsoft.com/office/drawing/2014/chartex" xmlns:cx1="http://schemas.microsoft.com/office/drawing/2015/9/8/chartex" xmlns:cx2="http://schemas.microsoft.com/office/drawing/2015/10/21/chartex" xmlns:cx3="http://schemas.microsoft.com/office/drawing/2016/5/9/chartex" xmlns:cx4="http://schemas.microsoft.com/office/drawing/2016/5/10/chartex" xmlns:cx5="http://schemas.microsoft.com/office/drawing/2016/5/11/chartex" xmlns:cx6="http://schemas.microsoft.com/office/drawing/2016/5/12/chartex" xmlns:cx7="http://schemas.microsoft.com/office/drawing/2016/5/13/chartex" xmlns:cx8="http://schemas.microsoft.com/office/drawing/2016/5/14/chartex" xmlns:mc="http://schemas.openxmlformats.org/markup-compatibility/2006" xmlns:aink="http://schemas.microsoft.com/office/drawing/2016/ink" xmlns:am3d="http://schemas.microsoft.com/office/drawing/2017/model3d" xmlns:o="urn:schemas-microsoft-com:office:office" xmlns:oel="http://schemas.microsoft.com/office/2019/extlst" xmlns:r="http://schemas.openxmlformats.org/officeDocument/2006/relationships" xmlns:m="http://schemas.openxmlformats.org/officeDocument/2006/math" xmlns:v="urn:schemas-microsoft-com:vml" xmlns:wp14="http://schemas.microsoft.com/office/word/2010/wordprocessingDrawing" xmlns:wp="http://schemas.openxmlformats.org/drawingml/2006/wordprocessingDrawing" xmlns:w10="urn:schemas-microsoft-com:office:word" xmlns:w="http://schemas.openxmlformats.org/wordprocessingml/2006/main" xmlns:w14="http://schemas.microsoft.com/office/word/2010/wordml" xmlns:w15="http://schemas.microsoft.com/office/word/2012/wordml" xmlns:w16cex="http://schemas.microsoft.com/office/word/2018/wordml/cex" xmlns:w16cid="http://schemas.microsoft.com/office/word/2016/wordml/cid" xmlns:w16="http://schemas.microsoft.com/office/word/2018/wordml" xmlns:w16du="http://schemas.microsoft.com/office/word/2023/wordml/word16du" xmlns:w16sdtdh="http://schemas.microsoft.com/office/word/2020/wordml/sdtdatahash" xmlns:w16sdtfl="http://schemas.microsoft.com/office/word/2024/wordml/sdtformatlock" xmlns:w16se="http://schemas.microsoft.com/office/word/2015/wordml/symex" xmlns:wpg="http://schemas.microsoft.com/office/word/2010/wordprocessingGroup" xmlns:wpi="http://schemas.microsoft.com/office/word/2010/wordprocessingInk" xmlns:wne="http://schemas.microsoft.com/office/word/2006/wordml" xmlns:wps="http://schemas.microsoft.com/office/word/2010/wordprocessingShape" mc:Ignorable="w14 w15 w16se w16cid w16 w16cex w16sdtdh w16sdtfl w16du wp14">
+<w:hdr xmlns:wpc="http://schemas.microsoft.com/office/word/2010/wordprocessingCanvas" xmlns:cx="http://schemas.microsoft.com/office/drawing/2014/chartex" xmlns:cx1="http://schemas.microsoft.com/office/drawing/2015/9/8/chartex" xmlns:cx2="http://schemas.microsoft.com/office/drawing/2015/10/21/chartex" xmlns:cx3="http://schemas.microsoft.com/office/drawing/2016/5/9/chartex" xmlns:cx4="http://schemas.microsoft.com/office/drawing/2016/5/10/chartex" xmlns:cx5="http://schemas.microsoft.com/office/drawing/2016/5/11/chartex" xmlns:cx6="http://schemas.microsoft.com/office/drawing/2016/5/12/chartex" xmlns:cx7="http://schemas.microsoft.com/office/drawing/2016/5/13/chartex" xmlns:cx8="http://schemas.microsoft.com/office/drawing/2016/5/14/chartex" xmlns:mc="http://schemas.openxmlformats.org/markup-compatibility/2006" xmlns:aink="http://schemas.microsoft.com/office/drawing/2016/ink" xmlns:am3d="http://schemas.microsoft.com/office/drawing/2017/model3d" xmlns:o="urn:schemas-microsoft-com:office:office" xmlns:oel="http://schemas.microsoft.com/office/2019/extlst" xmlns:r="http://schemas.openxmlformats.org/officeDocument/2006/relationships" xmlns:m="http://schemas.openxmlformats.org/officeDocument/2006/math" xmlns:v="urn:schemas-microsoft-com:vml" xmlns:wp14="http://schemas.microsoft.com/office/word/2010/wordprocessingDrawing" xmlns:wp="http://schemas.openxmlformats.org/drawingml/2006/wordprocessingDrawing" xmlns:w10="urn:schemas-microsoft-com:office:word" xmlns:w="http://schemas.openxmlformats.org/wordprocessingml/2006/main" xmlns:w14="http://schemas.microsoft.com/office/word/2010/wordml" xmlns:w15="http://schemas.microsoft.com/office/word/2012/wordml" xmlns:w16cei="http://schemas.microsoft.com/office/word/2026/wordml/cei" xmlns:w16cex="http://schemas.microsoft.com/office/word/2018/wordml/cex" xmlns:w16cid="http://schemas.microsoft.com/office/word/2016/wordml/cid" xmlns:w16="http://schemas.microsoft.com/office/word/2018/wordml" xmlns:w16du="http://schemas.microsoft.com/office/word/2023/wordml/word16du" xmlns:w16sdtdh="http://schemas.microsoft.com/office/word/2020/wordml/sdtdatahash" xmlns:w16sdtfl="http://schemas.microsoft.com/office/word/2024/wordml/sdtformatlock" xmlns:w16se="http://schemas.microsoft.com/office/word/2015/wordml/symex" xmlns:wpg="http://schemas.microsoft.com/office/word/2010/wordprocessingGroup" xmlns:wpi="http://schemas.microsoft.com/office/word/2010/wordprocessingInk" xmlns:wne="http://schemas.microsoft.com/office/word/2006/wordml" xmlns:wps="http://schemas.microsoft.com/office/word/2010/wordprocessingShape" mc:Ignorable="w14 w15 w16se w16cid w16 w16cex w16sdtdh w16sdtfl w16du wp14">
   <w:p>
     <w:pPr>
       <w:pStyle w:val="Header"/>
@@ -2457,7 +1762,7 @@
         <w:kern w:val="2"/>
         <w:sz w:val="24"/>
         <w:szCs w:val="24"/>
-        <w:lang w:val="en-DK" w:eastAsia="en-DK" w:bidi="ar-SA"/>
+        <w:lang w:val="da-DK" w:eastAsia="da-DK" w:bidi="ar-SA"/>
         <w14:ligatures w14:val="standardContextual"/>
       </w:rPr>
     </w:rPrDefault>
@@ -2963,7 +2268,7 @@
       <w:kern w:val="0"/>
       <w:sz w:val="20"/>
       <w:szCs w:val="20"/>
-      <w:lang w:val="en-DK" w:eastAsia="en-DK"/>
+      <w:lang w:val="en-US" w:eastAsia="en-US"/>
       <w14:ligatures w14:val="none"/>
     </w:rPr>
     <w:tblPr/>
@@ -3038,9 +2343,6 @@
       </w:tabs>
       <w:spacing w:after="0" w:line="240" w:lineRule="auto"/>
     </w:pPr>
-    <w:rPr>
-      <w:lang w:val="en-DK" w:eastAsia="en-DK"/>
-    </w:rPr>
   </w:style>
   <w:style w:type="character" w:customStyle="1" w:styleId="HeaderChar">
     <w:name w:val="Header Char"/>
@@ -3048,9 +2350,6 @@
     <w:link w:val="Header"/>
     <w:uiPriority w:val="99"/>
     <w:rsid w:val="00DF5DE7"/>
-    <w:rPr>
-      <w:lang w:val="en-DK" w:eastAsia="en-DK"/>
-    </w:rPr>
   </w:style>
   <w:style w:type="paragraph" w:styleId="Footer">
     <w:name w:val="footer"/>
@@ -3066,9 +2365,6 @@
       </w:tabs>
       <w:spacing w:after="0" w:line="240" w:lineRule="auto"/>
     </w:pPr>
-    <w:rPr>
-      <w:lang w:val="en-DK" w:eastAsia="en-DK"/>
-    </w:rPr>
   </w:style>
   <w:style w:type="character" w:customStyle="1" w:styleId="FooterChar">
     <w:name w:val="Footer Char"/>
@@ -3076,9 +2372,6 @@
     <w:link w:val="Footer"/>
     <w:uiPriority w:val="99"/>
     <w:rsid w:val="00DF5DE7"/>
-    <w:rPr>
-      <w:lang w:val="en-DK" w:eastAsia="en-DK"/>
-    </w:rPr>
   </w:style>
   <w:style w:type="paragraph" w:customStyle="1" w:styleId="CLNumBase">
     <w:name w:val="CLNumBase"/>
@@ -3086,9 +2379,6 @@
     <w:pPr>
       <w:jc w:val="right"/>
     </w:pPr>
-    <w:rPr>
-      <w:lang w:val="en-DK" w:eastAsia="en-DK"/>
-    </w:rPr>
   </w:style>
   <w:style w:type="table" w:styleId="ListTable1Light-Accent2">
     <w:name w:val="List Table 1 Light Accent 2"/>
@@ -3222,11 +2512,237 @@
       <w:color w:val="666666"/>
     </w:rPr>
   </w:style>
+  <w:style w:type="paragraph" w:styleId="NoSpacing">
+    <w:name w:val="No Spacing"/>
+    <w:uiPriority w:val="1"/>
+    <w:qFormat/>
+    <w:rsid w:val="00416FC2"/>
+    <w:pPr>
+      <w:spacing w:after="0" w:line="240" w:lineRule="auto"/>
+    </w:pPr>
+    <w:rPr>
+      <w:rFonts w:eastAsiaTheme="minorHAnsi"/>
+      <w:color w:val="000000" w:themeColor="text1"/>
+    </w:rPr>
+  </w:style>
+  <w:style w:type="paragraph" w:customStyle="1" w:styleId="BCNumber">
+    <w:name w:val="BC Number"/>
+    <w:basedOn w:val="NoSpacing"/>
+    <w:next w:val="Normal"/>
+    <w:uiPriority w:val="2"/>
+    <w:qFormat/>
+    <w:rPr>
+      <w14:numSpacing w14:val="tabular"/>
+    </w:rPr>
+  </w:style>
+  <w:style w:type="paragraph" w:customStyle="1" w:styleId="BCLabel">
+    <w:name w:val="BC Label"/>
+    <w:basedOn w:val="NoSpacing"/>
+    <w:next w:val="Normal"/>
+    <w:uiPriority w:val="2"/>
+    <w:qFormat/>
+    <w:pPr>
+      <w:keepNext/>
+    </w:pPr>
+    <w:rPr>
+      <w:rFonts w:asciiTheme="majorHAnsi" w:eastAsiaTheme="majorEastAsia" w:hAnsiTheme="majorHAnsi" w:cstheme="majorBidi"/>
+    </w:rPr>
+  </w:style>
+  <w:style w:type="paragraph" w:customStyle="1" w:styleId="BCLabelNumber">
+    <w:name w:val="BC Label Number"/>
+    <w:basedOn w:val="BCLabel"/>
+    <w:next w:val="Normal"/>
+    <w:uiPriority w:val="2"/>
+    <w:qFormat/>
+    <w:rPr>
+      <w14:numSpacing w14:val="tabular"/>
+    </w:rPr>
+  </w:style>
+  <w:style w:type="table" w:customStyle="1" w:styleId="BCBlockTable">
+    <w:name w:val="BC Block Table"/>
+    <w:basedOn w:val="TableNormal"/>
+    <w:uiPriority w:val="99"/>
+    <w:qFormat/>
+    <w:pPr>
+      <w:spacing w:after="0" w:line="240" w:lineRule="auto"/>
+    </w:pPr>
+    <w:tblPr>
+      <w:tblStyleRowBandSize w:val="1"/>
+      <w:tblStyleColBandSize w:val="1"/>
+      <w:tblCellMar>
+        <w:left w:w="0" w:type="dxa"/>
+        <w:right w:w="0" w:type="dxa"/>
+      </w:tblCellMar>
+    </w:tblPr>
+    <w:tblStylePr w:type="firstRow">
+      <w:rPr>
+        <w:rFonts w:asciiTheme="majorHAnsi" w:hAnsiTheme="majorHAnsi" w:cstheme="majorBidi"/>
+      </w:rPr>
+      <w:tblPr/>
+      <w:tcPr>
+        <w:vAlign w:val="top"/>
+      </w:tcPr>
+    </w:tblStylePr>
+  </w:style>
+  <w:style w:type="table" w:customStyle="1" w:styleId="BCDataTable">
+    <w:name w:val="BC Data Table"/>
+    <w:basedOn w:val="TableNormal"/>
+    <w:uiPriority w:val="99"/>
+    <w:qFormat/>
+    <w:pPr>
+      <w:spacing w:after="0" w:line="240" w:lineRule="auto"/>
+    </w:pPr>
+    <w:tblPr>
+      <w:tblStyleRowBandSize w:val="1"/>
+      <w:tblStyleColBandSize w:val="1"/>
+      <w:tblCellMar>
+        <w:left w:w="115" w:type="dxa"/>
+        <w:right w:w="115" w:type="dxa"/>
+      </w:tblCellMar>
+    </w:tblPr>
+    <w:tcPr>
+      <w:vAlign w:val="center"/>
+    </w:tcPr>
+    <w:tblStylePr w:type="firstRow">
+      <w:pPr>
+        <w:spacing w:before="160" w:after="80"/>
+      </w:pPr>
+      <w:rPr>
+        <w:rFonts w:asciiTheme="majorHAnsi" w:hAnsiTheme="majorHAnsi" w:cstheme="majorBidi"/>
+      </w:rPr>
+      <w:tblPr/>
+      <w:tcPr>
+        <w:tcBorders>
+          <w:bottom w:val="single" w:sz="4" w:space="0" w:color="000000" w:themeColor="text1"/>
+        </w:tcBorders>
+        <w:vAlign w:val="top"/>
+      </w:tcPr>
+    </w:tblStylePr>
+    <w:tblStylePr w:type="lastRow">
+      <w:tblPr/>
+      <w:tcPr>
+        <w:tcBorders>
+          <w:bottom w:val="single" w:sz="4" w:space="0" w:color="E8E8E8" w:themeColor="background2"/>
+        </w:tcBorders>
+      </w:tcPr>
+    </w:tblStylePr>
+    <w:tblStylePr w:type="band1Horz">
+      <w:tblPr/>
+      <w:tcPr>
+        <w:shd w:val="clear" w:color="auto" w:fill="auto"/>
+      </w:tcPr>
+    </w:tblStylePr>
+    <w:tblStylePr w:type="band2Horz">
+      <w:tblPr/>
+      <w:tcPr>
+        <w:shd w:val="clear" w:color="auto" w:fill="FAE2D5" w:themeFill="accent2" w:themeFillTint="33"/>
+      </w:tcPr>
+    </w:tblStylePr>
+  </w:style>
+  <w:style w:type="table" w:customStyle="1" w:styleId="BCTotalsTable">
+    <w:name w:val="BC Totals Table"/>
+    <w:basedOn w:val="TableNormal"/>
+    <w:uiPriority w:val="99"/>
+    <w:qFormat/>
+    <w:pPr>
+      <w:spacing w:after="0" w:line="240" w:lineRule="auto"/>
+    </w:pPr>
+    <w:tblPr>
+      <w:tblStyleRowBandSize w:val="1"/>
+      <w:tblStyleColBandSize w:val="1"/>
+      <w:tblCellMar>
+        <w:left w:w="115" w:type="dxa"/>
+        <w:right w:w="115" w:type="dxa"/>
+      </w:tblCellMar>
+    </w:tblPr>
+    <w:tcPr>
+      <w:vAlign w:val="center"/>
+    </w:tcPr>
+    <w:tblStylePr w:type="lastRow">
+      <w:rPr>
+        <w:rFonts w:asciiTheme="majorHAnsi" w:hAnsiTheme="majorHAnsi" w:cstheme="majorBidi"/>
+      </w:rPr>
+      <w:tblPr/>
+      <w:tcPr>
+        <w:tcBorders>
+          <w:top w:val="single" w:sz="4" w:space="0" w:color="000000" w:themeColor="text1"/>
+          <w:bottom w:val="single" w:sz="8" w:space="0" w:color="000000" w:themeColor="text1"/>
+        </w:tcBorders>
+      </w:tcPr>
+    </w:tblStylePr>
+  </w:style>
+  <w:style w:type="table" w:customStyle="1" w:styleId="BCCalculationTable">
+    <w:name w:val="BC Calculation Table"/>
+    <w:basedOn w:val="TableNormal"/>
+    <w:uiPriority w:val="99"/>
+    <w:qFormat/>
+    <w:pPr>
+      <w:spacing w:after="0" w:line="240" w:lineRule="auto"/>
+    </w:pPr>
+    <w:tblPr>
+      <w:tblStyleRowBandSize w:val="1"/>
+      <w:tblStyleColBandSize w:val="1"/>
+      <w:tblCellMar>
+        <w:top w:w="58" w:type="dxa"/>
+        <w:left w:w="0" w:type="dxa"/>
+        <w:bottom w:w="58" w:type="dxa"/>
+        <w:right w:w="0" w:type="dxa"/>
+      </w:tblCellMar>
+    </w:tblPr>
+    <w:tcPr>
+      <w:vAlign w:val="center"/>
+    </w:tcPr>
+    <w:tblStylePr w:type="firstRow">
+      <w:rPr>
+        <w:rFonts w:asciiTheme="majorHAnsi" w:hAnsiTheme="majorHAnsi" w:cstheme="majorBidi"/>
+      </w:rPr>
+      <w:tblPr/>
+      <w:tcPr>
+        <w:vAlign w:val="bottom"/>
+      </w:tcPr>
+    </w:tblStylePr>
+    <w:tblStylePr w:type="lastRow">
+      <w:rPr>
+        <w:rFonts w:asciiTheme="majorHAnsi" w:hAnsiTheme="majorHAnsi" w:cstheme="majorBidi"/>
+      </w:rPr>
+      <w:tblPr/>
+      <w:tcPr>
+        <w:tcBorders>
+          <w:top w:val="single" w:sz="4" w:space="0" w:color="000000" w:themeColor="text1"/>
+        </w:tcBorders>
+      </w:tcPr>
+    </w:tblStylePr>
+  </w:style>
+  <w:style w:type="table" w:customStyle="1" w:styleId="BCSignatureTable">
+    <w:name w:val="BC Signature Table"/>
+    <w:basedOn w:val="TableNormal"/>
+    <w:uiPriority w:val="99"/>
+    <w:qFormat/>
+    <w:pPr>
+      <w:spacing w:after="0" w:line="240" w:lineRule="auto"/>
+    </w:pPr>
+    <w:tblPr>
+      <w:tblStyleRowBandSize w:val="1"/>
+      <w:tblStyleColBandSize w:val="1"/>
+      <w:tblCellMar>
+        <w:left w:w="0" w:type="dxa"/>
+        <w:right w:w="0" w:type="dxa"/>
+      </w:tblCellMar>
+    </w:tblPr>
+    <w:tblStylePr w:type="lastRow">
+      <w:tblPr/>
+      <w:tcPr>
+        <w:tcBorders>
+          <w:bottom w:val="single" w:sz="4" w:space="0" w:color="000000" w:themeColor="text1"/>
+        </w:tcBorders>
+      </w:tcPr>
+    </w:tblStylePr>
+  </w:style>
 </w:styles>
 </file>
 
 <file path=word/glossary/document.xml><?xml version="1.0" encoding="utf-8"?>
-<w:glossaryDocument xmlns:wpc="http://schemas.microsoft.com/office/word/2010/wordprocessingCanvas" xmlns:cx="http://schemas.microsoft.com/office/drawing/2014/chartex" xmlns:cx1="http://schemas.microsoft.com/office/drawing/2015/9/8/chartex" xmlns:cx2="http://schemas.microsoft.com/office/drawing/2015/10/21/chartex" xmlns:cx3="http://schemas.microsoft.com/office/drawing/2016/5/9/chartex" xmlns:cx4="http://schemas.microsoft.com/office/drawing/2016/5/10/chartex" xmlns:cx5="http://schemas.microsoft.com/office/drawing/2016/5/11/chartex" xmlns:cx6="http://schemas.microsoft.com/office/drawing/2016/5/12/chartex" xmlns:cx7="http://schemas.microsoft.com/office/drawing/2016/5/13/chartex" xmlns:cx8="http://schemas.microsoft.com/office/drawing/2016/5/14/chartex" xmlns:mc="http://schemas.openxmlformats.org/markup-compatibility/2006" xmlns:aink="http://schemas.microsoft.com/office/drawing/2016/ink" xmlns:am3d="http://schemas.microsoft.com/office/drawing/2017/model3d" xmlns:o="urn:schemas-microsoft-com:office:office" xmlns:oel="http://schemas.microsoft.com/office/2019/extlst" xmlns:r="http://schemas.openxmlformats.org/officeDocument/2006/relationships" xmlns:m="http://schemas.openxmlformats.org/officeDocument/2006/math" xmlns:v="urn:schemas-microsoft-com:vml" xmlns:wp14="http://schemas.microsoft.com/office/word/2010/wordprocessingDrawing" xmlns:wp="http://schemas.openxmlformats.org/drawingml/2006/wordprocessingDrawing" xmlns:w10="urn:schemas-microsoft-com:office:word" xmlns:w="http://schemas.openxmlformats.org/wordprocessingml/2006/main" xmlns:w14="http://schemas.microsoft.com/office/word/2010/wordml" xmlns:w15="http://schemas.microsoft.com/office/word/2012/wordml" xmlns:w16cex="http://schemas.microsoft.com/office/word/2018/wordml/cex" xmlns:w16cid="http://schemas.microsoft.com/office/word/2016/wordml/cid" xmlns:w16="http://schemas.microsoft.com/office/word/2018/wordml" xmlns:w16du="http://schemas.microsoft.com/office/word/2023/wordml/word16du" xmlns:w16sdtdh="http://schemas.microsoft.com/office/word/2020/wordml/sdtdatahash" xmlns:w16sdtfl="http://schemas.microsoft.com/office/word/2024/wordml/sdtformatlock" xmlns:w16se="http://schemas.microsoft.com/office/word/2015/wordml/symex" xmlns:wpg="http://schemas.microsoft.com/office/word/2010/wordprocessingGroup" xmlns:wpi="http://schemas.microsoft.com/office/word/2010/wordprocessingInk" xmlns:wne="http://schemas.microsoft.com/office/word/2006/wordml" xmlns:wps="http://schemas.microsoft.com/office/word/2010/wordprocessingShape" mc:Ignorable="w14 w15 w16se w16cid w16 w16cex w16sdtdh w16sdtfl w16du wp14">
+<w:glossaryDocument xmlns:wpc="http://schemas.microsoft.com/office/word/2010/wordprocessingCanvas" xmlns:cx="http://schemas.microsoft.com/office/drawing/2014/chartex" xmlns:cx1="http://schemas.microsoft.com/office/drawing/2015/9/8/chartex" xmlns:cx2="http://schemas.microsoft.com/office/drawing/2015/10/21/chartex" xmlns:cx3="http://schemas.microsoft.com/office/drawing/2016/5/9/chartex" xmlns:cx4="http://schemas.microsoft.com/office/drawing/2016/5/10/chartex" xmlns:cx5="http://schemas.microsoft.com/office/drawing/2016/5/11/chartex" xmlns:cx6="http://schemas.microsoft.com/office/drawing/2016/5/12/chartex" xmlns:cx7="http://schemas.microsoft.com/office/drawing/2016/5/13/chartex" xmlns:cx8="http://schemas.microsoft.com/office/drawing/2016/5/14/chartex" xmlns:mc="http://schemas.openxmlformats.org/markup-compatibility/2006" xmlns:aink="http://schemas.microsoft.com/office/drawing/2016/ink" xmlns:am3d="http://schemas.microsoft.com/office/drawing/2017/model3d" xmlns:o="urn:schemas-microsoft-com:office:office" xmlns:oel="http://schemas.microsoft.com/office/2019/extlst" xmlns:r="http://schemas.openxmlformats.org/officeDocument/2006/relationships" xmlns:m="http://schemas.openxmlformats.org/officeDocument/2006/math" xmlns:v="urn:schemas-microsoft-com:vml" xmlns:wp14="http://schemas.microsoft.com/office/word/2010/wordprocessingDrawing" xmlns:wp="http://schemas.openxmlformats.org/drawingml/2006/wordprocessingDrawing" xmlns:w10="urn:schemas-microsoft-com:office:word" xmlns:w="http://schemas.openxmlformats.org/wordprocessingml/2006/main" xmlns:w14="http://schemas.microsoft.com/office/word/2010/wordml" xmlns:w15="http://schemas.microsoft.com/office/word/2012/wordml" xmlns:w16cei="http://schemas.microsoft.com/office/word/2026/wordml/cei" xmlns:w16cex="http://schemas.microsoft.com/office/word/2018/wordml/cex" xmlns:w16cid="http://schemas.microsoft.com/office/word/2016/wordml/cid" xmlns:w16="http://schemas.microsoft.com/office/word/2018/wordml" xmlns:w16du="http://schemas.microsoft.com/office/word/2023/wordml/word16du" xmlns:w16sdtdh="http://schemas.microsoft.com/office/word/2020/wordml/sdtdatahash" xmlns:w16sdtfl="http://schemas.microsoft.com/office/word/2024/wordml/sdtformatlock" xmlns:w16se="http://schemas.microsoft.com/office/word/2015/wordml/symex" xmlns:wpg="http://schemas.microsoft.com/office/word/2010/wordprocessingGroup" xmlns:wpi="http://schemas.microsoft.com/office/word/2010/wordprocessingInk" xmlns:wne="http://schemas.microsoft.com/office/word/2006/wordml" xmlns:wps="http://schemas.microsoft.com/office/word/2010/wordprocessingShape" mc:Ignorable="w14 w15 w16se w16cid w16 w16cex w16sdtdh w16sdtfl w16du wp14">
   <w:docParts>
     <w:docPart>
       <w:docPartPr>
@@ -3276,6 +2792,122 @@
               <w:rStyle w:val="PlaceholderText"/>
             </w:rPr>
             <w:t>Job_Planning_Line: Insert any data item you want to repeat.</w:t>
+          </w:r>
+        </w:p>
+      </w:docPartBody>
+    </w:docPart>
+    <w:docPart>
+      <w:docPartPr>
+        <w:name w:val="F08930388B624B9BB825549968CC9FA5"/>
+        <w:category>
+          <w:name w:val="General"/>
+          <w:gallery w:val="placeholder"/>
+        </w:category>
+        <w:types>
+          <w:type w:val="bbPlcHdr"/>
+        </w:types>
+        <w:behaviors>
+          <w:behavior w:val="content"/>
+        </w:behaviors>
+        <w:guid w:val="{1567EB76-4E7B-4BAB-BED6-ADBED90440D9}"/>
+      </w:docPartPr>
+      <w:docPartBody>
+        <w:p>
+          <w:pPr>
+            <w:pStyle w:val="F08930388B624B9BB825549968CC9FA5"/>
+          </w:pPr>
+          <w:r>
+            <w:rPr>
+              <w:rStyle w:val="PlaceholderText"/>
+            </w:rPr>
+            <w:t>Click or tap here to enter text.</w:t>
+          </w:r>
+        </w:p>
+      </w:docPartBody>
+    </w:docPart>
+    <w:docPart>
+      <w:docPartPr>
+        <w:name w:val="1A041C405CFA4A1CAB5216ED3C6DAD56"/>
+        <w:category>
+          <w:name w:val="General"/>
+          <w:gallery w:val="placeholder"/>
+        </w:category>
+        <w:types>
+          <w:type w:val="bbPlcHdr"/>
+        </w:types>
+        <w:behaviors>
+          <w:behavior w:val="content"/>
+        </w:behaviors>
+        <w:guid w:val="{1E2EA24F-754F-4DCF-AE54-48D86F6E6DA9}"/>
+      </w:docPartPr>
+      <w:docPartBody>
+        <w:p>
+          <w:pPr>
+            <w:pStyle w:val="1A041C405CFA4A1CAB5216ED3C6DAD56"/>
+          </w:pPr>
+          <w:r>
+            <w:rPr>
+              <w:rStyle w:val="PlaceholderText"/>
+            </w:rPr>
+            <w:t>Click or tap here to enter text.</w:t>
+          </w:r>
+        </w:p>
+      </w:docPartBody>
+    </w:docPart>
+    <w:docPart>
+      <w:docPartPr>
+        <w:name w:val="5412A6916BD34C069964248333A86C28"/>
+        <w:category>
+          <w:name w:val="General"/>
+          <w:gallery w:val="placeholder"/>
+        </w:category>
+        <w:types>
+          <w:type w:val="bbPlcHdr"/>
+        </w:types>
+        <w:behaviors>
+          <w:behavior w:val="content"/>
+        </w:behaviors>
+        <w:guid w:val="{E93027D7-FD9A-4AD0-ACA2-DA4ADEEAB0CD}"/>
+      </w:docPartPr>
+      <w:docPartBody>
+        <w:p>
+          <w:pPr>
+            <w:pStyle w:val="5412A6916BD34C069964248333A86C28"/>
+          </w:pPr>
+          <w:r>
+            <w:rPr>
+              <w:rStyle w:val="PlaceholderText"/>
+            </w:rPr>
+            <w:t>Click or tap here to enter text.</w:t>
+          </w:r>
+        </w:p>
+      </w:docPartBody>
+    </w:docPart>
+    <w:docPart>
+      <w:docPartPr>
+        <w:name w:val="384A06C6AA984899AD8137ADD1BB7EE1"/>
+        <w:category>
+          <w:name w:val="General"/>
+          <w:gallery w:val="placeholder"/>
+        </w:category>
+        <w:types>
+          <w:type w:val="bbPlcHdr"/>
+        </w:types>
+        <w:behaviors>
+          <w:behavior w:val="content"/>
+        </w:behaviors>
+        <w:guid w:val="{1F777343-32FE-489E-85E2-F0DDA8E71F9F}"/>
+      </w:docPartPr>
+      <w:docPartBody>
+        <w:p>
+          <w:pPr>
+            <w:pStyle w:val="384A06C6AA984899AD8137ADD1BB7EE1"/>
+          </w:pPr>
+          <w:r>
+            <w:rPr>
+              <w:rStyle w:val="PlaceholderText"/>
+            </w:rPr>
+            <w:t>Click or tap here to enter text.</w:t>
           </w:r>
         </w:p>
       </w:docPartBody>
@@ -3333,6 +2965,7 @@
 <w:settings xmlns:mc="http://schemas.openxmlformats.org/markup-compatibility/2006" xmlns:o="urn:schemas-microsoft-com:office:office" xmlns:r="http://schemas.openxmlformats.org/officeDocument/2006/relationships" xmlns:m="http://schemas.openxmlformats.org/officeDocument/2006/math" xmlns:v="urn:schemas-microsoft-com:vml" xmlns:w10="urn:schemas-microsoft-com:office:word" xmlns:w="http://schemas.openxmlformats.org/wordprocessingml/2006/main" xmlns:w14="http://schemas.microsoft.com/office/word/2010/wordml" xmlns:w15="http://schemas.microsoft.com/office/word/2012/wordml" xmlns:w16cex="http://schemas.microsoft.com/office/word/2018/wordml/cex" xmlns:w16cid="http://schemas.microsoft.com/office/word/2016/wordml/cid" xmlns:w16="http://schemas.microsoft.com/office/word/2018/wordml" xmlns:w16du="http://schemas.microsoft.com/office/word/2023/wordml/word16du" xmlns:w16sdtdh="http://schemas.microsoft.com/office/word/2020/wordml/sdtdatahash" xmlns:w16sdtfl="http://schemas.microsoft.com/office/word/2024/wordml/sdtformatlock" xmlns:w16se="http://schemas.microsoft.com/office/word/2015/wordml/symex" xmlns:sl="http://schemas.openxmlformats.org/schemaLibrary/2006/main" mc:Ignorable="w14 w15 w16se w16cid w16 w16cex w16sdtdh w16sdtfl w16du">
   <w:view w:val="normal"/>
   <w:defaultTabStop w:val="720"/>
+  <w:hyphenationZone w:val="425"/>
   <w:characterSpacingControl w:val="doNotCompress"/>
   <w:compat>
     <w:useFELayout/>
@@ -3345,9 +2978,17 @@
   </w:compat>
   <w:rsids>
     <w:rsidRoot w:val="00810C2A"/>
-    <w:rsid w:val="003454FE"/>
+    <w:rsid w:val="00386879"/>
+    <w:rsid w:val="006203BB"/>
+    <w:rsid w:val="0073096C"/>
     <w:rsid w:val="007D4982"/>
     <w:rsid w:val="00810C2A"/>
+    <w:rsid w:val="008478CE"/>
+    <w:rsid w:val="008858E8"/>
+    <w:rsid w:val="00960F4D"/>
+    <w:rsid w:val="00E115B8"/>
+    <w:rsid w:val="00E5711F"/>
+    <w:rsid w:val="00F9637F"/>
   </w:rsids>
   <m:mathPr>
     <m:mathFont m:val="Cambria Math"/>
@@ -3362,7 +3003,7 @@
     <m:intLim m:val="subSup"/>
     <m:naryLim m:val="undOvr"/>
   </m:mathPr>
-  <w:themeFontLang w:val="en-DK"/>
+  <w:themeFontLang w:val="da-DK"/>
   <w:clrSchemeMapping w:bg1="light1" w:t1="dark1" w:bg2="light2" w:t2="dark2" w:accent1="accent1" w:accent2="accent2" w:accent3="accent3" w:accent4="accent4" w:accent5="accent5" w:accent6="accent6" w:hyperlink="hyperlink" w:followedHyperlink="followedHyperlink"/>
   <w:decimalSymbol w:val=","/>
   <w:listSeparator w:val=","/>
@@ -3379,7 +3020,7 @@
         <w:kern w:val="2"/>
         <w:sz w:val="24"/>
         <w:szCs w:val="24"/>
-        <w:lang w:val="en-DK" w:eastAsia="en-DK" w:bidi="ar-SA"/>
+        <w:lang w:val="da-DK" w:eastAsia="da-DK" w:bidi="ar-SA"/>
         <w14:ligatures w14:val="standardContextual"/>
       </w:rPr>
     </w:rPrDefault>
@@ -3803,18 +3444,26 @@
     <w:basedOn w:val="DefaultParagraphFont"/>
     <w:uiPriority w:val="99"/>
     <w:semiHidden/>
-    <w:rsid w:val="00810C2A"/>
+    <w:rsid w:val="00E115B8"/>
     <w:rPr>
       <w:color w:val="666666"/>
     </w:rPr>
   </w:style>
-  <w:style w:type="paragraph" w:customStyle="1" w:styleId="E7AC0CA0A09045C6B9A8F6B5925E30D5">
-    <w:name w:val="E7AC0CA0A09045C6B9A8F6B5925E30D5"/>
-    <w:rsid w:val="00810C2A"/>
+  <w:style w:type="paragraph" w:customStyle="1" w:styleId="F08930388B624B9BB825549968CC9FA5">
+    <w:name w:val="F08930388B624B9BB825549968CC9FA5"/>
+    <w:rsid w:val="00E115B8"/>
   </w:style>
-  <w:style w:type="paragraph" w:customStyle="1" w:styleId="AEA4329DD0AD47DA8679A07751375F86">
-    <w:name w:val="AEA4329DD0AD47DA8679A07751375F86"/>
-    <w:rsid w:val="00810C2A"/>
+  <w:style w:type="paragraph" w:customStyle="1" w:styleId="1A041C405CFA4A1CAB5216ED3C6DAD56">
+    <w:name w:val="1A041C405CFA4A1CAB5216ED3C6DAD56"/>
+    <w:rsid w:val="00E115B8"/>
+  </w:style>
+  <w:style w:type="paragraph" w:customStyle="1" w:styleId="5412A6916BD34C069964248333A86C28">
+    <w:name w:val="5412A6916BD34C069964248333A86C28"/>
+    <w:rsid w:val="00E115B8"/>
+  </w:style>
+  <w:style w:type="paragraph" w:customStyle="1" w:styleId="384A06C6AA984899AD8137ADD1BB7EE1">
+    <w:name w:val="384A06C6AA984899AD8137ADD1BB7EE1"/>
+    <w:rsid w:val="00E115B8"/>
   </w:style>
 </w:styles>
 </file>
@@ -4143,8 +3792,11 @@
 
 <file path=word/webextensions/taskpanes.xml><?xml version="1.0" encoding="utf-8"?>
 <wetp:taskpanes xmlns:wetp="http://schemas.microsoft.com/office/webextensions/taskpanes/2010/11">
-  <wetp:taskpane dockstate="right" visibility="0" width="350" row="1">
+  <wetp:taskpane dockstate="right" visibility="0" width="350" row="2">
     <wetp:webextensionref xmlns:r="http://schemas.openxmlformats.org/officeDocument/2006/relationships" r:id="rId1"/>
+  </wetp:taskpane>
+  <wetp:taskpane dockstate="right" visibility="0" width="350" row="0">
+    <wetp:webextensionref xmlns:r="http://schemas.openxmlformats.org/officeDocument/2006/relationships" r:id="rId2"/>
   </wetp:taskpane>
 </wetp:taskpanes>
 </file>
@@ -4161,9 +3813,19 @@
 </we:webextension>
 </file>
 
-<file path=customXml/item1.xml>��< ? x m l   v e r s i o n = " 1 . 0 "   e n c o d i n g = " u t f - 1 6 " ? > - 
- < N a v W o r d R e p o r t X m l P a r t   x m l n s = " u r n : m i c r o s o f t - d y n a m i c s - b u s i n e s s c e n t r a l / i n t e r n a l / e x t e n d e d / r e p o r t s / J o b _ T a s k _ Q u o t e / 1 0 1 7 / " > +<file path=word/webextensions/webextension2.xml><?xml version="1.0" encoding="utf-8"?>
+<we:webextension xmlns:we="http://schemas.microsoft.com/office/webextensions/webextension/2010/11" id="{C4148145-9D5D-40EE-8075-043D69B47659}">
+  <we:reference id="wa200007356" version="2.0.0.1" store="en-US" storeType="OMEX"/>
+  <we:alternateReferences>
+    <we:reference id="WA200007356" version="2.0.0.1" store="WA200007356" storeType="OMEX"/>
+  </we:alternateReferences>
+  <we:properties/>
+  <we:bindings/>
+  <we:snapshot xmlns:r="http://schemas.openxmlformats.org/officeDocument/2006/relationships"/>
+</we:webextension>
+</file>
+
+<file path=customXml/item1.xml>��< ? x m l   v e r s i o n = " 1 . 0 "   e n c o d i n g = " u t f - 1 6 " ? > < N a v W o r d R e p o r t X m l P a r t   x m l n s = " u r n : m i c r o s o f t - d y n a m i c s - n a v / r e p o r t s / J o b _ T a s k _ Q u o t e / 1 0 1 7 / " >   
      < B C R e p o r t I n f o r m a t i o n >   
@@ -4227,281 +3889,121 @@
  
          < / R e p o r t R e q u e s t >   
-         < C o m p a n y M e t a d a t a > - 
-             < C o m p a n y N a m e > C o m p a n y   N a m e < / C o m p a n y N a m e > - 
-             < C o m p a n y D i s p l a y N a m e > C o m p a n y   D i s p l a y   N a m e < / C o m p a n y D i s p l a y N a m e > - 
-             < C o m p a n y A d d r e s s L i n e s > - 
-                 < C o m p a n y A d d r e s s L i n e > C o m p a n y   A d d r e s s   L i n e   1 < / C o m p a n y A d d r e s s L i n e > - 
-                 < C o m p a n y A d d r e s s L i n e > C o m p a n y   A d d r e s s   L i n e   2 < / C o m p a n y A d d r e s s L i n e > - 
-                 < C o m p a n y A d d r e s s L i n e > C o m p a n y   A d d r e s s   L i n e   3 < / C o m p a n y A d d r e s s L i n e > - 
-                 < C o m p a n y A d d r e s s L i n e > C o m p a n y   A d d r e s s   L i n e   4 < / C o m p a n y A d d r e s s L i n e > - 
-                 < C o m p a n y A d d r e s s L i n e > C o m p a n y   A d d r e s s   L i n e   5 < / C o m p a n y A d d r e s s L i n e > - 
-                 < C o m p a n y A d d r e s s L i n e > C o m p a n y   A d d r e s s   L i n e   6 < / C o m p a n y A d d r e s s L i n e > - 
-                 < C o m p a n y A d d r e s s L i n e > C o m p a n y   A d d r e s s   L i n e   7 < / C o m p a n y A d d r e s s L i n e > - 
-                 < C o m p a n y A d d r e s s L i n e > C o m p a n y   A d d r e s s   L i n e   8 < / C o m p a n y A d d r e s s L i n e > - 
-             < / C o m p a n y A d d r e s s L i n e s > - 
-             < C o m p a n y P h o n e > C o m p a n y   P h o n e < / C o m p a n y P h o n e > - 
-             < C o m p a n y P h o n e C a p t i o n > C o m p a n y   P h o n e   C a p t i o n < / C o m p a n y P h o n e C a p t i o n > - 
-             < C o m p a n y F a x N o > C o m p a n y   F a x   N o . < / C o m p a n y F a x N o > - 
-             < C o m p a n y F a x N o C a p t i o n > C o m p a n y   F a x   N o .   C a p t i o n < / C o m p a n y F a x N o C a p t i o n > - 
-             < C o m p a n y E m a i l > C o m p a n y   E m a i l < / C o m p a n y E m a i l > - 
-             < C o m p a n y E m a i l C a p t i o n > C o m p a n y   E m a i l   C a p t i o n < / C o m p a n y E m a i l C a p t i o n > - 
-             < C o m p a n y H o m e P a g e > C o m p a n y   H o m e   P a g e < / C o m p a n y H o m e P a g e > - 
-             < C o m p a n y H o m e P a g e C a p t i o n > C o m p a n y   H o m e   P a g e   C a p t i o n < / C o m p a n y H o m e P a g e C a p t i o n > - 
-             < C o m p a n y L o g o > C o m p a n y   L o g o < / C o m p a n y L o g o > - 
-             < C o m p a n y V A T R e g i s t r a t i o n N o > C o m p a n y   V A T   R e g i s t r a t i o n   N o . < / C o m p a n y V A T R e g i s t r a t i o n N o > - 
-             < C o m p a n y V A T R e g i s t r a t i o n N o C a p t i o n > C o m p a n y   V A T   R e g i s t r a t i o n   N o .   C a p t i o n < / C o m p a n y V A T R e g i s t r a t i o n N o C a p t i o n > - 
-             < C o m p a n y R e g i s t r a t i o n N o > C o m p a n y   R e g i s t r a t i o n   N o . < / C o m p a n y R e g i s t r a t i o n N o > - 
-             < C o m p a n y R e g i s t r a t i o n N o C a p t i o n > C o m p a n y   R e g i s t r a t i o n   N o .   C a p t i o n < / C o m p a n y R e g i s t r a t i o n N o C a p t i o n > - 
-             < C o m p a n y B a n k N a m e > C o m p a n y   B a n k   N a m e < / C o m p a n y B a n k N a m e > - 
-             < C o m p a n y B a n k N a m e C a p t i o n > C o m p a n y   B a n k   N a m e   C a p t i o n < / C o m p a n y B a n k N a m e C a p t i o n > - 
-             < C o m p a n y B a n k A c c o u n t N o > C o m p a n y   B a n k   A c c o u n t   N o . < / C o m p a n y B a n k A c c o u n t N o > - 
-             < C o m p a n y B a n k A c c o u n t N o C a p t i o n > C o m p a n y   B a n k   A c c o u n t   N o .   C a p t i o n < / C o m p a n y B a n k A c c o u n t N o C a p t i o n > - 
-             < C o m p a n y B a n k B r a n c h N o > C o m p a n y   B a n k   B r a n c h   N o . < / C o m p a n y B a n k B r a n c h N o > - 
-             < C o m p a n y B a n k B r a n c h N o C a p t i o n > C o m p a n y   B a n k   B r a n c h   N o .   C a p t i o n < / C o m p a n y B a n k B r a n c h N o C a p t i o n > - 
-             < C o m p a n y I B A N > C o m p a n y   I B A N < / C o m p a n y I B A N > - 
-             < C o m p a n y I B A N C a p t i o n > C o m p a n y   I B A N   C a p t i o n < / C o m p a n y I B A N C a p t i o n > - 
-             < C o m p a n y B a n k S W I F T > C o m p a n y   B a n k   S W I F T < / C o m p a n y B a n k S W I F T > - 
-             < C o m p a n y B a n k S W I F T C a p t i o n > C o m p a n y   B a n k   S W I F T   C a p t i o n < / C o m p a n y B a n k S W I F T C a p t i o n > - 
-             < C o m p a n y G i r o N o > C o m p a n y   G i r o   N o . < / C o m p a n y G i r o N o > - 
-             < C o m p a n y G i r o N o C a p t i o n > C o m p a n y   G i r o   N o .   C a p t i o n < / C o m p a n y G i r o N o C a p t i o n > - 
-         < / C o m p a n y M e t a d a t a > - 
      < / B C R e p o r t I n f o r m a t i o n >   
      < L a b e l s >   
-         < J o b D e s c r i p t i o n L b l   E l e m e n t T y p e = " P a r a m e t e r "   E l e m e n t I d = " 7 0 9 3 5 8 3 9 8 "   D a t a T y p e = " S t r i n g " > J o b D e s c r i p t i o n L b l < / J o b D e s c r i p t i o n L b l > - 
-         < J o b N o L b l   E l e m e n t T y p e = " P a r a m e t e r "   E l e m e n t I d = " 1 0 3 7 4 6 3 9 2 9 "   D a t a T y p e = " S t r i n g " > J o b N o L b l < / J o b N o L b l > +         < J o b D e s c r i p t i o n L b l > J o b D e s c r i p t i o n L b l < / J o b D e s c r i p t i o n L b l > + 
+         < J o b N o L b l > J o b N o L b l < / J o b N o L b l >   
      < / L a b e l s >   
-     < T o o l t i p s > - 
-         < T o o l t i p   c o l u m n = " C o m p a n y P i c t u r e "   E l e m e n t I d = " 1 3 9 7 4 1 1 0 7 4 " > - 
-             < T o o l t i p T e x t   l a n g = " e n - U S " > S p e c i f i e s   t h e   p i c t u r e   t h a t   h a s   b e e n   s e t   u p   f o r   t h e   c o m p a n y ,   s u c h   a s   a   c o m p a n y   l o g o . < / T o o l t i p T e x t > - 
-         < / T o o l t i p > - 
-         < T o o l t i p   c o l u m n = " D e s c r i p t i o n _ J o b "   E l e m e n t I d = " 5 7 6 8 4 6 5 2 5 " > - 
-             < T o o l t i p T e x t   l a n g = " e n - U S " > S p e c i f i e s   a   s h o r t   d e s c r i p t i o n   o f   t h e   p r o j e c t . < / T o o l t i p T e x t > - 
-         < / T o o l t i p > - 
-         < T o o l t i p   c o l u m n = " N o _ J o b "   E l e m e n t I d = " 9 2 2 0 8 7 1 6 " > - 
-             < T o o l t i p T e x t   l a n g = " e n - U S " > S p e c i f i e s   t h e   n u m b e r   o f   t h e   r e l a t e d   p r o j e c t . < / T o o l t i p T e x t > - 
-         < / T o o l t i p > - 
-         < T o o l t i p   c o l u m n = " T a s k _ N o _ J o b "   E l e m e n t I d = " 1 1 0 9 3 3 0 0 6 2 " > - 
-             < T o o l t i p T e x t   l a n g = " e n - U S " > S p e c i f i e s   t h e   n u m b e r   o f   t h e   r e l a t e d   p r o j e c t   t a s k . < / T o o l t i p T e x t > - 
-         < / T o o l t i p > - 
-         < T o o l t i p   c o l u m n = " Q u a n t i t y "   E l e m e n t I d = " 5 5 6 9 2 0 8 8 6 " > - 
-             < T o o l t i p T e x t   l a n g = " e n - U S " > S p e c i f i e s   t h e   n u m b e r   o f   u n i t s   o f   t h e   r e s o u r c e ,   i t e m ,   o r   g e n e r a l   l e d g e r   a c c o u n t   t h a t   s h o u l d   b e   s p e c i f i e d   o n   t h e   p l a n n i n g   l i n e .   I f   y o u   l a t e r   c h a n g e   t h e   N o . ,   t h e   q u a n t i t y   y o u   h a v e   e n t e r e d   r e m a i n s   o n   t h e   l i n e . < / T o o l t i p T e x t > - 
-         < / T o o l t i p > - 
-         < T o o l t i p   c o l u m n = " U n i t P r i c e "   E l e m e n t I d = " 1 4 7 8 2 2 1 5 2 6 " > - 
-             < T o o l t i p T e x t   l a n g = " e n - U S " > S p e c i f i e s   t h e   p r i c e   o f   o n e   u n i t   o f   t h e   i t e m   o r   r e s o u r c e .   Y o u   c a n   e n t e r   a   p r i c e   m a n u a l l y   o r   h a v e   i t   e n t e r e d   a c c o r d i n g   t o   t h e   P r i c e / P r o f i t   C a l c u l a t i o n   f i e l d   o n   t h e   r e l a t e d   c a r d . < / T o o l t i p T e x t > - 
-         < / T o o l t i p > - 
-         < T o o l t i p   c o l u m n = " L i n e D i s c o u n t P c t "   E l e m e n t I d = " 2 0 0 3 4 2 9 9 6 1 " > - 
-             < T o o l t i p T e x t   l a n g = " e n - U S " > S p e c i f i e s   t h e   d i s c o u n t   p e r c e n t a g e   t h a t   i s   g r a n t e d   f o r   t h e   i t e m   o n   t h e   l i n e . < / T o o l t i p T e x t > - 
-         < / T o o l t i p > - 
-         < T o o l t i p   c o l u m n = " L i n e D i s c o u n t A m o u n t "   E l e m e n t I d = " 1 5 0 4 9 4 5 5 1 8 " > - 
-             < T o o l t i p T e x t   l a n g = " e n - U S " > S p e c i f i e s   t h e   d i s c o u n t   a m o u n t   t h a t   i s   g r a n t e d   f o r   t h e   i t e m   o n   t h e   l i n e . < / T o o l t i p T e x t > - 
-         < / T o o l t i p > - 
-         < T o o l t i p   c o l u m n = " T y p e "   E l e m e n t I d = " 2 6 9 3 5 3 4 4 3 " > - 
-             < T o o l t i p T e x t   l a n g = " e n - U S " > S p e c i f i e s   t h e   t y p e   o f   a c c o u n t   t o   w h i c h   t h e   p l a n n i n g   l i n e   r e l a t e s . < / T o o l t i p T e x t > - 
-         < / T o o l t i p > - 
-         < T o o l t i p   c o l u m n = " N u m b e r "   E l e m e n t I d = " 1 2 4 8 5 6 7 5 0 " > - 
-             < T o o l t i p T e x t   l a n g = " e n - U S " > S p e c i f i e s   t h e   n u m b e r   o f   t h e   a c c o u n t   t o   w h i c h   t h e   r e s o u r c e ,   i t e m   o r   g e n e r a l   l e d g e r   a c c o u n t   i s   p o s t e d ,   d e p e n d i n g   o n   y o u r   s e l e c t i o n   i n   t h e   T y p e   f i e l d . < / T o o l t i p T e x t > - 
-         < / T o o l t i p > - 
-         < T o o l t i p   c o l u m n = " J o b P l a n n i n g L i n e _ J o b T a s k N o "   E l e m e n t I d = " 1 3 2 4 8 6 3 2 9 1 " > - 
-             < T o o l t i p T e x t   l a n g = " e n - U S " > S p e c i f i e s   t h e   n u m b e r   o f   t h e   r e l a t e d   p r o j e c t   t a s k . < / T o o l t i p T e x t > - 
-         < / T o o l t i p > - 
-         < T o o l t i p   c o l u m n = " J o b P l a n n i n g L i n e _ T y p e "   E l e m e n t I d = " 5 3 9 4 1 0 0 3 0 " > - 
-             < T o o l t i p T e x t   l a n g = " e n - U S " > S p e c i f i e s   t h e   t y p e   o f   a c c o u n t   t o   w h i c h   t h e   p l a n n i n g   l i n e   r e l a t e s . < / T o o l t i p T e x t > - 
-         < / T o o l t i p > - 
-         < T o o l t i p   c o l u m n = " J o b P l a n n i n g L i n e _ L i n e T y p e "   E l e m e n t I d = " 7 5 9 3 8 7 4 5 6 " > - 
-             < T o o l t i p T e x t   l a n g = " e n - U S " > S p e c i f i e s   t h e   t y p e   o f   p l a n n i n g   l i n e . < / T o o l t i p T e x t > - 
-         < / T o o l t i p > - 
-     < / T o o l t i p s > - 
-     < J o b _ T a s k   E l e m e n t T y p e = " D a t a I t e m "   E l e m e n t I d = " 7 6 6 7 9 3 4 7 2 " > - 
-         < B i l l T o A d d r e s s 1   E l e m e n t T y p e = " C o l u m n "   E l e m e n t I d = " 1 8 2 4 4 7 6 1 4 "   D a t a T y p e = " T e x t " > B i l l T o A d d r e s s 1 < / B i l l T o A d d r e s s 1 > - 
-         < B i l l T o A d d r e s s 2   E l e m e n t T y p e = " C o l u m n "   E l e m e n t I d = " 8 2 0 1 4 4 2 3 1 "   D a t a T y p e = " T e x t " > B i l l T o A d d r e s s 2 < / B i l l T o A d d r e s s 2 > - 
-         < B i l l T o A d d r e s s 3   E l e m e n t T y p e = " C o l u m n "   E l e m e n t I d = " 1 4 5 7 8 4 0 8 4 8 "   D a t a T y p e = " T e x t " > B i l l T o A d d r e s s 3 < / B i l l T o A d d r e s s 3 > - 
-         < B i l l T o A d d r e s s 4   E l e m e n t T y p e = " C o l u m n "   E l e m e n t I d = " 1 2 8 8 9 3 1 8 2 5 "   D a t a T y p e = " T e x t " > B i l l T o A d d r e s s 4 < / B i l l T o A d d r e s s 4 > - 
-         < B i l l T o A d d r e s s 5   E l e m e n t T y p e = " C o l u m n "   E l e m e n t I d = " 1 9 2 6 6 2 8 4 4 2 "   D a t a T y p e = " T e x t " > B i l l T o A d d r e s s 5 < / B i l l T o A d d r e s s 5 > - 
-         < B i l l T o A d d r e s s 6   E l e m e n t T y p e = " C o l u m n "   E l e m e n t I d = " 1 7 3 0 6 4 2 2 3 7 "   D a t a T y p e = " T e x t " > B i l l T o A d d r e s s 6 < / B i l l T o A d d r e s s 6 > - 
-         < C o m p a n y A d d r e s s 1   E l e m e n t T y p e = " C o l u m n "   E l e m e n t I d = " 1 8 8 4 1 6 4 3 2 3 "   D a t a T y p e = " T e x t " > C o m p a n y A d d r e s s 1 < / C o m p a n y A d d r e s s 1 > - 
-         < C o m p a n y A d d r e s s 2   E l e m e n t T y p e = " C o l u m n "   E l e m e n t I d = " 1 2 4 6 4 6 7 7 0 6 "   D a t a T y p e = " T e x t " > C o m p a n y A d d r e s s 2 < / C o m p a n y A d d r e s s 2 > - 
-         < C o m p a n y A d d r e s s 3   E l e m e n t T y p e = " C o l u m n "   E l e m e n t I d = " 6 0 8 7 7 1 0 8 9 "   D a t a T y p e = " T e x t " > C o m p a n y A d d r e s s 3 < / C o m p a n y A d d r e s s 3 > - 
-         < C o m p a n y A d d r e s s 4   E l e m e n t T y p e = " C o l u m n "   E l e m e n t I d = " 7 7 7 6 8 0 1 1 2 "   D a t a T y p e = " T e x t " > C o m p a n y A d d r e s s 4 < / C o m p a n y A d d r e s s 4 > - 
-         < C o m p a n y A d d r e s s 5   E l e m e n t T y p e = " C o l u m n "   E l e m e n t I d = " 1 3 9 9 8 3 4 9 5 "   D a t a T y p e = " T e x t " > C o m p a n y A d d r e s s 5 < / C o m p a n y A d d r e s s 5 > - 
-         < C o m p a n y A d d r e s s 6   E l e m e n t T y p e = " C o l u m n "   E l e m e n t I d = " 4 9 7 7 1 3 1 2 2 "   D a t a T y p e = " T e x t " > C o m p a n y A d d r e s s 6 < / C o m p a n y A d d r e s s 6 > - 
-         < C o m p a n y A d d r e s s 7   E l e m e n t T y p e = " C o l u m n "   E l e m e n t I d = " 1 1 3 5 4 0 9 7 3 9 "   D a t a T y p e = " T e x t " > C o m p a n y A d d r e s s 7 < / C o m p a n y A d d r e s s 7 > - 
-         < C o m p a n y A d d r e s s 8   E l e m e n t T y p e = " C o l u m n "   E l e m e n t I d = " 1 7 1 5 2 5 5 3 0 0 "   D a t a T y p e = " T e x t " > C o m p a n y A d d r e s s 8 < / C o m p a n y A d d r e s s 8 > - 
-         < C o m p a n y L o g o P o s i t i o n   E l e m e n t T y p e = " C o l u m n "   E l e m e n t I d = " 1 4 2 5 2 6 6 6 8 8 "   D a t a T y p e = " I n t e g e r " > C o m p a n y L o g o P o s i t i o n < / C o m p a n y L o g o P o s i t i o n > - 
-         < C o m p a n y N a m e   E l e m e n t T y p e = " C o l u m n "   E l e m e n t I d = " 1 5 9 5 4 7 7 3 9 5 "   D a t a T y p e = " S t r i n g " > C o m p a n y N a m e < / C o m p a n y N a m e > - 
-         < C o m p a n y P i c t u r e   E l e m e n t T y p e = " C o l u m n "   E l e m e n t I d = " 1 3 9 7 4 1 1 0 7 4 "   D a t a T y p e = " B l o b "   / > - 
-         < C u r r R e p o r t P a g e N o C a p t i o n   E l e m e n t T y p e = " C o l u m n "   E l e m e n t I d = " 2 0 2 2 2 2 5 3 5 1 "   D a t a T y p e = " L a b e l " > C u r r R e p o r t P a g e N o C a p t i o n < / C u r r R e p o r t P a g e N o C a p t i o n > - 
-         < D e s c r i p t i o n C a p t i o n   E l e m e n t T y p e = " C o l u m n "   E l e m e n t I d = " 2 0 7 7 2 1 6 5 1 5 "   D a t a T y p e = " L a b e l " > D e s c r i p t i o n C a p t i o n < / D e s c r i p t i o n C a p t i o n > - 
-         < D e s c r i p t i o n _ J o b   E l e m e n t T y p e = " C o l u m n "   E l e m e n t I d = " 5 7 6 8 4 6 5 2 5 "   D a t a T y p e = " T e x t " > D e s c r i p t i o n _ J o b < / D e s c r i p t i o n _ J o b > - 
-         < J o b T a s k F i l t e r   E l e m e n t T y p e = " C o l u m n "   E l e m e n t I d = " 2 0 8 2 1 3 8 3 5 1 "   D a t a T y p e = " T e x t " > J o b T a s k F i l t e r < / J o b T a s k F i l t e r > - 
-         < J o b T a s k N o C a p t   E l e m e n t T y p e = " C o l u m n "   E l e m e n t I d = " 3 3 3 6 9 5 8 5 6 "   D a t a T y p e = " L a b e l " > J o b T a s k N o C a p t < / J o b T a s k N o C a p t > - 
-         < J o b T a s k Q u o t e C a p t L b l   E l e m e n t T y p e = " C o l u m n "   E l e m e n t I d = " 1 2 4 7 1 3 5 6 4 1 "   D a t a T y p e = " L a b e l " > J o b T a s k Q u o t e C a p t L b l < / J o b T a s k Q u o t e C a p t L b l > - 
-         < J o b T a s k t a b l e C a p t F i l t e r   E l e m e n t T y p e = " C o l u m n "   E l e m e n t I d = " 1 1 9 5 7 6 3 3 9 1 "   D a t a T y p e = " S t r i n g " > J o b T a s k t a b l e C a p t F i l t e r < / J o b T a s k t a b l e C a p t F i l t e r > - 
-         < J o b T a s k T y p e C a p t i o n   E l e m e n t T y p e = " C o l u m n "   E l e m e n t I d = " 1 5 5 3 9 2 3 6 3 9 "   D a t a T y p e = " L a b e l " > J o b T a s k T y p e C a p t i o n < / J o b T a s k T y p e C a p t i o n > - 
-         < L i n e D i s c o u n t A m o u n t C a p t i o n   E l e m e n t T y p e = " C o l u m n "   E l e m e n t I d = " 1 7 9 7 1 0 3 9 2 4 "   D a t a T y p e = " L a b e l " > L i n e D i s c o u n t A m o u n t C a p t i o n < / L i n e D i s c o u n t A m o u n t C a p t i o n > - 
-         < L i n e D i s c o u n t P c t C a p t i o n   E l e m e n t T y p e = " C o l u m n "   E l e m e n t I d = " 2 0 4 8 6 6 0 1 7 7 "   D a t a T y p e = " L a b e l " > L i n e D i s c o u n t P c t C a p t i o n < / L i n e D i s c o u n t P c t C a p t i o n > - 
-         < N o C a p t i o n   E l e m e n t T y p e = " C o l u m n "   E l e m e n t I d = " 1 4 1 4 2 7 1 3 9 0 "   D a t a T y p e = " L a b e l " > N o C a p t i o n < / N o C a p t i o n > - 
-         < N o _ J o b   E l e m e n t T y p e = " C o l u m n "   E l e m e n t I d = " 9 2 2 0 8 7 1 6 "   D a t a T y p e = " C o d e " > N o _ J o b < / N o _ J o b > - 
-         < Q u a n t i t y C a p t i o n   E l e m e n t T y p e = " C o l u m n "   E l e m e n t I d = " 2 0 9 3 0 5 2 9 8 4 "   D a t a T y p e = " L a b e l " > Q u a n t i t y C a p t i o n < / Q u a n t i t y C a p t i o n > - 
-         < T a s k _ N o _ J o b   E l e m e n t T y p e = " C o l u m n "   E l e m e n t I d = " 1 1 0 9 3 3 0 0 6 2 "   D a t a T y p e = " C o d e " > T a s k _ N o _ J o b < / T a s k _ N o _ J o b > - 
-         < T o d a y F o r m a t t e d   E l e m e n t T y p e = " C o l u m n "   E l e m e n t I d = " 2 7 0 4 5 1 4 0 "   D a t a T y p e = " S t r i n g " > T o d a y F o r m a t t e d < / T o d a y F o r m a t t e d > - 
-         < T o t a l P r i c e C a p t i o n   E l e m e n t T y p e = " C o l u m n "   E l e m e n t I d = " 1 0 0 7 6 5 5 1 1 6 "   D a t a T y p e = " L a b e l " > T o t a l P r i c e C a p t i o n < / T o t a l P r i c e C a p t i o n > - 
-         < U n i t P r i c e C a p t i o n   E l e m e n t T y p e = " C o l u m n "   E l e m e n t I d = " 4 9 0 6 3 5 4 9 6 "   D a t a T y p e = " L a b e l " > U n i t P r i c e C a p t i o n < / U n i t P r i c e C a p t i o n > - 
-         < J o b _ P l a n n i n g _ L i n e   E l e m e n t T y p e = " D a t a I t e m "   E l e m e n t I d = " 1 1 3 9 8 5 1 9 2 9 " > - 
-             < I n d e n t a t i o n _ J o b T a s k   E l e m e n t T y p e = " C o l u m n "   E l e m e n t I d = " 1 9 8 1 7 0 6 1 1 3 "   D a t a T y p e = " S t r i n g " > I n d e n t a t i o n _ J o b T a s k < / I n d e n t a t i o n _ J o b T a s k > - 
-             < J o b P l a n n i n g L i n e _ J o b T a s k N o   E l e m e n t T y p e = " C o l u m n "   E l e m e n t I d = " 1 3 2 4 8 6 3 2 9 1 "   D a t a T y p e = " C o d e " > J o b P l a n n i n g L i n e _ J o b T a s k N o < / J o b P l a n n i n g L i n e _ J o b T a s k N o > - 
-             < J o b P l a n n i n g L i n e _ L i n e T y p e   E l e m e n t T y p e = " C o l u m n "   E l e m e n t I d = " 7 5 9 3 8 7 4 5 6 "   D a t a T y p e = " E n u m " > J o b P l a n n i n g L i n e _ L i n e T y p e < / J o b P l a n n i n g L i n e _ L i n e T y p e > - 
-             < J o b P l a n n i n g L i n e _ T y p e   E l e m e n t T y p e = " C o l u m n "   E l e m e n t I d = " 5 3 9 4 1 0 0 3 0 "   D a t a T y p e = " E n u m " > J o b P l a n n i n g L i n e _ T y p e < / J o b P l a n n i n g L i n e _ T y p e > - 
-             < L i n e D i s c o u n t A m o u n t   E l e m e n t T y p e = " C o l u m n "   E l e m e n t I d = " 1 5 0 4 9 4 5 5 1 8 "   D a t a T y p e = " D e c i m a l " > L i n e D i s c o u n t A m o u n t < / L i n e D i s c o u n t A m o u n t > - 
-             < L i n e D i s c o u n t P c t   E l e m e n t T y p e = " C o l u m n "   E l e m e n t I d = " 2 0 0 3 4 2 9 9 6 1 "   D a t a T y p e = " D e c i m a l " > L i n e D i s c o u n t P c t < / L i n e D i s c o u n t P c t > - 
-             < N u m b e r   E l e m e n t T y p e = " C o l u m n "   E l e m e n t I d = " 1 2 4 8 5 6 7 5 0 "   D a t a T y p e = " C o d e " > N u m b e r < / N u m b e r > - 
-             < Q u a n t i t y   E l e m e n t T y p e = " C o l u m n "   E l e m e n t I d = " 5 5 6 9 2 0 8 8 6 "   D a t a T y p e = " D e c i m a l " > Q u a n t i t y < / Q u a n t i t y > - 
-             < S h o w I n t B o d y 3   E l e m e n t T y p e = " C o l u m n "   E l e m e n t I d = " 1 1 3 5 2 8 0 9 0 6 "   D a t a T y p e = " B o o l e a n " > S h o w I n t B o d y 3 < / S h o w I n t B o d y 3 > - 
-             < T o t a l P r i c e   E l e m e n t T y p e = " C o l u m n "   E l e m e n t I d = " 8 2 8 5 8 0 9 7 0 "   D a t a T y p e = " D e c i m a l " > T o t a l P r i c e < / T o t a l P r i c e > - 
-             < T o t a l P r i c e L C Y   E l e m e n t T y p e = " C o l u m n "   E l e m e n t I d = " 1 6 4 4 9 6 7 5 1 6 "   D a t a T y p e = " D e c i m a l " > T o t a l P r i c e L C Y < / T o t a l P r i c e L C Y > - 
-             < T y p e   E l e m e n t T y p e = " C o l u m n "   E l e m e n t I d = " 2 6 9 3 5 3 4 4 3 "   D a t a T y p e = " E n u m " > T y p e < / T y p e > - 
-             < U n i t P r i c e   E l e m e n t T y p e = " C o l u m n "   E l e m e n t I d = " 1 4 7 8 2 2 1 5 2 6 "   D a t a T y p e = " D e c i m a l " > U n i t P r i c e < / U n i t P r i c e > - 
-             < U n i t P r i c e L C Y   E l e m e n t T y p e = " C o l u m n "   E l e m e n t I d = " 4 2 9 9 6 8 5 6 "   D a t a T y p e = " D e c i m a l " > U n i t P r i c e L C Y < / U n i t P r i c e L C Y > +     < J o b _ T a s k > + 
+         < B i l l T o A d d r e s s 1 > B i l l T o A d d r e s s 1 < / B i l l T o A d d r e s s 1 > + 
+         < B i l l T o A d d r e s s 2 > B i l l T o A d d r e s s 2 < / B i l l T o A d d r e s s 2 > + 
+         < B i l l T o A d d r e s s 3 > B i l l T o A d d r e s s 3 < / B i l l T o A d d r e s s 3 > + 
+         < B i l l T o A d d r e s s 4 > B i l l T o A d d r e s s 4 < / B i l l T o A d d r e s s 4 > + 
+         < B i l l T o A d d r e s s 5 > B i l l T o A d d r e s s 5 < / B i l l T o A d d r e s s 5 > + 
+         < B i l l T o A d d r e s s 6 > B i l l T o A d d r e s s 6 < / B i l l T o A d d r e s s 6 > + 
+         < C o m p a n y A d d r e s s 1 > C o m p a n y A d d r e s s 1 < / C o m p a n y A d d r e s s 1 > + 
+         < C o m p a n y A d d r e s s 2 > C o m p a n y A d d r e s s 2 < / C o m p a n y A d d r e s s 2 > + 
+         < C o m p a n y A d d r e s s 3 > C o m p a n y A d d r e s s 3 < / C o m p a n y A d d r e s s 3 > + 
+         < C o m p a n y A d d r e s s 4 > C o m p a n y A d d r e s s 4 < / C o m p a n y A d d r e s s 4 > + 
+         < C o m p a n y A d d r e s s 5 > C o m p a n y A d d r e s s 5 < / C o m p a n y A d d r e s s 5 > + 
+         < C o m p a n y A d d r e s s 6 > C o m p a n y A d d r e s s 6 < / C o m p a n y A d d r e s s 6 > + 
+         < C o m p a n y A d d r e s s 7 > C o m p a n y A d d r e s s 7 < / C o m p a n y A d d r e s s 7 > + 
+         < C o m p a n y A d d r e s s 8 > C o m p a n y A d d r e s s 8 < / C o m p a n y A d d r e s s 8 > + 
+         < C o m p a n y L o g o P o s i t i o n > C o m p a n y L o g o P o s i t i o n < / C o m p a n y L o g o P o s i t i o n > + 
+         < C o m p a n y N a m e > C o m p a n y N a m e < / C o m p a n y N a m e > + 
+         < C o m p a n y P i c t u r e / > + 
+         < C u r r R e p o r t P a g e N o C a p t i o n > C u r r R e p o r t P a g e N o C a p t i o n < / C u r r R e p o r t P a g e N o C a p t i o n > + 
+         < D e s c r i p t i o n _ J o b > D e s c r i p t i o n _ J o b < / D e s c r i p t i o n _ J o b > + 
+         < D e s c r i p t i o n C a p t i o n > D e s c r i p t i o n C a p t i o n < / D e s c r i p t i o n C a p t i o n > + 
+         < J o b T a s k F i l t e r > J o b T a s k F i l t e r < / J o b T a s k F i l t e r > + 
+         < J o b T a s k N o C a p t > J o b T a s k N o C a p t < / J o b T a s k N o C a p t > + 
+         < J o b T a s k Q u o t e C a p t L b l > J o b T a s k Q u o t e C a p t L b l < / J o b T a s k Q u o t e C a p t L b l > + 
+         < J o b T a s k t a b l e C a p t F i l t e r > J o b T a s k t a b l e C a p t F i l t e r < / J o b T a s k t a b l e C a p t F i l t e r > + 
+         < J o b T a s k T y p e C a p t i o n > J o b T a s k T y p e C a p t i o n < / J o b T a s k T y p e C a p t i o n > + 
+         < L i n e D i s c o u n t A m o u n t C a p t i o n > L i n e D i s c o u n t A m o u n t C a p t i o n < / L i n e D i s c o u n t A m o u n t C a p t i o n > + 
+         < L i n e D i s c o u n t P c t C a p t i o n > L i n e D i s c o u n t P c t C a p t i o n < / L i n e D i s c o u n t P c t C a p t i o n > + 
+         < N o _ J o b > N o _ J o b < / N o _ J o b > + 
+         < N o C a p t i o n > N o C a p t i o n < / N o C a p t i o n > + 
+         < Q u a n t i t y C a p t i o n > Q u a n t i t y C a p t i o n < / Q u a n t i t y C a p t i o n > + 
+         < T a s k _ N o _ J o b > T a s k _ N o _ J o b < / T a s k _ N o _ J o b > + 
+         < T o d a y F o r m a t t e d > T o d a y F o r m a t t e d < / T o d a y F o r m a t t e d > + 
+         < T o t a l P r i c e C a p t i o n > T o t a l P r i c e C a p t i o n < / T o t a l P r i c e C a p t i o n > + 
+         < U n i t P r i c e C a p t i o n > U n i t P r i c e C a p t i o n < / U n i t P r i c e C a p t i o n > + 
+         < J o b _ P l a n n i n g _ L i n e > + 
+             < I n d e n t a t i o n _ J o b T a s k > I n d e n t a t i o n _ J o b T a s k < / I n d e n t a t i o n _ J o b T a s k > + 
+             < J o b P l a n n i n g L i n e _ J o b T a s k N o > J o b P l a n n i n g L i n e _ J o b T a s k N o < / J o b P l a n n i n g L i n e _ J o b T a s k N o > + 
+             < J o b P l a n n i n g L i n e _ L i n e T y p e > J o b P l a n n i n g L i n e _ L i n e T y p e < / J o b P l a n n i n g L i n e _ L i n e T y p e > + 
+             < J o b P l a n n i n g L i n e _ T y p e > J o b P l a n n i n g L i n e _ T y p e < / J o b P l a n n i n g L i n e _ T y p e > + 
+             < L i n e D i s c o u n t A m o u n t > L i n e D i s c o u n t A m o u n t < / L i n e D i s c o u n t A m o u n t > + 
+             < L i n e D i s c o u n t P c t > L i n e D i s c o u n t P c t < / L i n e D i s c o u n t P c t > + 
+             < N u m b e r > N u m b e r < / N u m b e r > + 
+             < Q u a n t i t y > Q u a n t i t y < / Q u a n t i t y > + 
+             < S h o w I n t B o d y 3 > S h o w I n t B o d y 3 < / S h o w I n t B o d y 3 > + 
+             < T o t a l P r i c e > T o t a l P r i c e < / T o t a l P r i c e > + 
+             < T o t a l P r i c e L C Y > T o t a l P r i c e L C Y < / T o t a l P r i c e L C Y > + 
+             < T y p e > T y p e < / T y p e > + 
+             < U n i t P r i c e > U n i t P r i c e < / U n i t P r i c e > + 
+             < U n i t P r i c e L C Y > U n i t P r i c e L C Y < / U n i t P r i c e L C Y >   
          < / J o b _ P l a n n i n g _ L i n e >   
-         < T o t a l s   E l e m e n t T y p e = " D a t a I t e m "   E l e m e n t I d = " 1 8 2 3 9 5 0 0 4 4 " > - 
-             < J o b T o t a l V a l u e   E l e m e n t T y p e = " C o l u m n "   E l e m e n t I d = " 1 5 2 1 0 0 2 5 1 7 "   D a t a T y p e = " D e c i m a l " > J o b T o t a l V a l u e < / J o b T o t a l V a l u e > +         < T o t a l s > + 
+             < J o b T o t a l V a l u e > J o b T o t a l V a l u e < / J o b T o t a l V a l u e >   
          < / T o t a l s >   
@@ -4510,9 +4012,7 @@
  < / N a v W o r d R e p o r t X m l P a r t > 
 </file>
 
-<file path=customXml/item2.xml>��< ? x m l   v e r s i o n = " 1 . 0 "   e n c o d i n g = " u t f - 1 6 " ? > - 
- < N a v W o r d R e p o r t X m l P a r t   x m l n s = " u r n : m i c r o s o f t - d y n a m i c s - n a v / r e p o r t s / J o b _ T a s k _ Q u o t e / 1 0 1 7 / " > +<file path=customXml/item2.xml>��< ? x m l   v e r s i o n = " 1 . 0 "   e n c o d i n g = " u t f - 1 6 " ? > < N a v W o r d R e p o r t X m l P a r t   x m l n s = " u r n : m i c r o s o f t - d y n a m i c s - b u s i n e s s c e n t r a l / i n t e r n a l / e x t e n d e d / r e p o r t s / J o b _ T a s k _ Q u o t e / 1 0 1 7 / " >   
      < B C R e p o r t I n f o r m a t i o n >   
@@ -4576,199 +4076,123 @@
  
          < / R e p o r t R e q u e s t >   
-         < C o m p a n y M e t a d a t a > - 
-             < C o m p a n y N a m e > C o m p a n y   N a m e < / C o m p a n y N a m e > - 
-             < C o m p a n y D i s p l a y N a m e > C o m p a n y   D i s p l a y   N a m e < / C o m p a n y D i s p l a y N a m e > - 
-             < C o m p a n y A d d r e s s L i n e s > - 
-                 < C o m p a n y A d d r e s s L i n e > C o m p a n y   A d d r e s s   L i n e   1 < / C o m p a n y A d d r e s s L i n e > - 
-                 < C o m p a n y A d d r e s s L i n e > C o m p a n y   A d d r e s s   L i n e   2 < / C o m p a n y A d d r e s s L i n e > - 
-                 < C o m p a n y A d d r e s s L i n e > C o m p a n y   A d d r e s s   L i n e   3 < / C o m p a n y A d d r e s s L i n e > - 
-                 < C o m p a n y A d d r e s s L i n e > C o m p a n y   A d d r e s s   L i n e   4 < / C o m p a n y A d d r e s s L i n e > - 
-                 < C o m p a n y A d d r e s s L i n e > C o m p a n y   A d d r e s s   L i n e   5 < / C o m p a n y A d d r e s s L i n e > - 
-                 < C o m p a n y A d d r e s s L i n e > C o m p a n y   A d d r e s s   L i n e   6 < / C o m p a n y A d d r e s s L i n e > - 
-                 < C o m p a n y A d d r e s s L i n e > C o m p a n y   A d d r e s s   L i n e   7 < / C o m p a n y A d d r e s s L i n e > - 
-                 < C o m p a n y A d d r e s s L i n e > C o m p a n y   A d d r e s s   L i n e   8 < / C o m p a n y A d d r e s s L i n e > - 
-             < / C o m p a n y A d d r e s s L i n e s > - 
-             < C o m p a n y P h o n e > C o m p a n y   P h o n e < / C o m p a n y P h o n e > - 
-             < C o m p a n y P h o n e C a p t i o n > C o m p a n y   P h o n e   C a p t i o n < / C o m p a n y P h o n e C a p t i o n > - 
-             < C o m p a n y F a x N o > C o m p a n y   F a x   N o . < / C o m p a n y F a x N o > - 
-             < C o m p a n y F a x N o C a p t i o n > C o m p a n y   F a x   N o .   C a p t i o n < / C o m p a n y F a x N o C a p t i o n > - 
-             < C o m p a n y E m a i l > C o m p a n y   E m a i l < / C o m p a n y E m a i l > - 
-             < C o m p a n y E m a i l C a p t i o n > C o m p a n y   E m a i l   C a p t i o n < / C o m p a n y E m a i l C a p t i o n > - 
-             < C o m p a n y H o m e P a g e > C o m p a n y   H o m e   P a g e < / C o m p a n y H o m e P a g e > - 
-             < C o m p a n y H o m e P a g e C a p t i o n > C o m p a n y   H o m e   P a g e   C a p t i o n < / C o m p a n y H o m e P a g e C a p t i o n > - 
-             < C o m p a n y L o g o > C o m p a n y   L o g o < / C o m p a n y L o g o > - 
-             < C o m p a n y V A T R e g i s t r a t i o n N o > C o m p a n y   V A T   R e g i s t r a t i o n   N o . < / C o m p a n y V A T R e g i s t r a t i o n N o > - 
-             < C o m p a n y V A T R e g i s t r a t i o n N o C a p t i o n > C o m p a n y   V A T   R e g i s t r a t i o n   N o .   C a p t i o n < / C o m p a n y V A T R e g i s t r a t i o n N o C a p t i o n > - 
-             < C o m p a n y R e g i s t r a t i o n N o > C o m p a n y   R e g i s t r a t i o n   N o . < / C o m p a n y R e g i s t r a t i o n N o > - 
-             < C o m p a n y R e g i s t r a t i o n N o C a p t i o n > C o m p a n y   R e g i s t r a t i o n   N o .   C a p t i o n < / C o m p a n y R e g i s t r a t i o n N o C a p t i o n > - 
-             < C o m p a n y B a n k N a m e > C o m p a n y   B a n k   N a m e < / C o m p a n y B a n k N a m e > - 
-             < C o m p a n y B a n k N a m e C a p t i o n > C o m p a n y   B a n k   N a m e   C a p t i o n < / C o m p a n y B a n k N a m e C a p t i o n > - 
-             < C o m p a n y B a n k A c c o u n t N o > C o m p a n y   B a n k   A c c o u n t   N o . < / C o m p a n y B a n k A c c o u n t N o > - 
-             < C o m p a n y B a n k A c c o u n t N o C a p t i o n > C o m p a n y   B a n k   A c c o u n t   N o .   C a p t i o n < / C o m p a n y B a n k A c c o u n t N o C a p t i o n > - 
-             < C o m p a n y B a n k B r a n c h N o > C o m p a n y   B a n k   B r a n c h   N o . < / C o m p a n y B a n k B r a n c h N o > - 
-             < C o m p a n y B a n k B r a n c h N o C a p t i o n > C o m p a n y   B a n k   B r a n c h   N o .   C a p t i o n < / C o m p a n y B a n k B r a n c h N o C a p t i o n > - 
-             < C o m p a n y I B A N > C o m p a n y   I B A N < / C o m p a n y I B A N > - 
-             < C o m p a n y I B A N C a p t i o n > C o m p a n y   I B A N   C a p t i o n < / C o m p a n y I B A N C a p t i o n > - 
-             < C o m p a n y B a n k S W I F T > C o m p a n y   B a n k   S W I F T < / C o m p a n y B a n k S W I F T > - 
-             < C o m p a n y B a n k S W I F T C a p t i o n > C o m p a n y   B a n k   S W I F T   C a p t i o n < / C o m p a n y B a n k S W I F T C a p t i o n > - 
-             < C o m p a n y G i r o N o > C o m p a n y   G i r o   N o . < / C o m p a n y G i r o N o > - 
-             < C o m p a n y G i r o N o C a p t i o n > C o m p a n y   G i r o   N o .   C a p t i o n < / C o m p a n y G i r o N o C a p t i o n > - 
-         < / C o m p a n y M e t a d a t a > - 
      < / B C R e p o r t I n f o r m a t i o n >   
      < L a b e l s >   
-         < J o b D e s c r i p t i o n L b l > J o b D e s c r i p t i o n L b l < / J o b D e s c r i p t i o n L b l > - 
-         < J o b N o L b l > J o b N o L b l < / J o b N o L b l > +         < J o b D e s c r i p t i o n L b l   E l e m e n t T y p e = " P a r a m e t e r "   E l e m e n t I d = " 7 0 9 3 5 8 3 9 8 "   D a t a T y p e = " S t r i n g " > J o b D e s c r i p t i o n L b l < / J o b D e s c r i p t i o n L b l > + 
+         < J o b N o L b l   E l e m e n t T y p e = " P a r a m e t e r "   E l e m e n t I d = " 1 0 3 7 4 6 3 9 2 9 "   D a t a T y p e = " S t r i n g " > J o b N o L b l < / J o b N o L b l >   
      < / L a b e l s >   
-     < J o b _ T a s k > - 
-         < B i l l T o A d d r e s s 1 > B i l l T o A d d r e s s 1 < / B i l l T o A d d r e s s 1 > - 
-         < B i l l T o A d d r e s s 2 > B i l l T o A d d r e s s 2 < / B i l l T o A d d r e s s 2 > - 
-         < B i l l T o A d d r e s s 3 > B i l l T o A d d r e s s 3 < / B i l l T o A d d r e s s 3 > - 
-         < B i l l T o A d d r e s s 4 > B i l l T o A d d r e s s 4 < / B i l l T o A d d r e s s 4 > - 
-         < B i l l T o A d d r e s s 5 > B i l l T o A d d r e s s 5 < / B i l l T o A d d r e s s 5 > - 
-         < B i l l T o A d d r e s s 6 > B i l l T o A d d r e s s 6 < / B i l l T o A d d r e s s 6 > - 
-         < C o m p a n y A d d r e s s 1 > C o m p a n y A d d r e s s 1 < / C o m p a n y A d d r e s s 1 > - 
-         < C o m p a n y A d d r e s s 2 > C o m p a n y A d d r e s s 2 < / C o m p a n y A d d r e s s 2 > - 
-         < C o m p a n y A d d r e s s 3 > C o m p a n y A d d r e s s 3 < / C o m p a n y A d d r e s s 3 > - 
-         < C o m p a n y A d d r e s s 4 > C o m p a n y A d d r e s s 4 < / C o m p a n y A d d r e s s 4 > - 
-         < C o m p a n y A d d r e s s 5 > C o m p a n y A d d r e s s 5 < / C o m p a n y A d d r e s s 5 > - 
-         < C o m p a n y A d d r e s s 6 > C o m p a n y A d d r e s s 6 < / C o m p a n y A d d r e s s 6 > - 
-         < C o m p a n y A d d r e s s 7 > C o m p a n y A d d r e s s 7 < / C o m p a n y A d d r e s s 7 > - 
-         < C o m p a n y A d d r e s s 8 > C o m p a n y A d d r e s s 8 < / C o m p a n y A d d r e s s 8 > - 
-         < C o m p a n y L o g o P o s i t i o n > C o m p a n y L o g o P o s i t i o n < / C o m p a n y L o g o P o s i t i o n > - 
-         < C o m p a n y N a m e > C o m p a n y N a m e < / C o m p a n y N a m e > - 
-         < C o m p a n y P i c t u r e   / > - 
-         < C u r r R e p o r t P a g e N o C a p t i o n > C u r r R e p o r t P a g e N o C a p t i o n < / C u r r R e p o r t P a g e N o C a p t i o n > - 
-         < D e s c r i p t i o n C a p t i o n > D e s c r i p t i o n C a p t i o n < / D e s c r i p t i o n C a p t i o n > - 
-         < D e s c r i p t i o n _ J o b > D e s c r i p t i o n _ J o b < / D e s c r i p t i o n _ J o b > - 
-         < J o b T a s k F i l t e r > J o b T a s k F i l t e r < / J o b T a s k F i l t e r > - 
-         < J o b T a s k N o C a p t > J o b T a s k N o C a p t < / J o b T a s k N o C a p t > - 
-         < J o b T a s k Q u o t e C a p t L b l > J o b T a s k Q u o t e C a p t L b l < / J o b T a s k Q u o t e C a p t L b l > - 
-         < J o b T a s k t a b l e C a p t F i l t e r > J o b T a s k t a b l e C a p t F i l t e r < / J o b T a s k t a b l e C a p t F i l t e r > - 
-         < J o b T a s k T y p e C a p t i o n > J o b T a s k T y p e C a p t i o n < / J o b T a s k T y p e C a p t i o n > - 
-         < L i n e D i s c o u n t A m o u n t C a p t i o n > L i n e D i s c o u n t A m o u n t C a p t i o n < / L i n e D i s c o u n t A m o u n t C a p t i o n > - 
-         < L i n e D i s c o u n t P c t C a p t i o n > L i n e D i s c o u n t P c t C a p t i o n < / L i n e D i s c o u n t P c t C a p t i o n > - 
-         < N o C a p t i o n > N o C a p t i o n < / N o C a p t i o n > - 
-         < N o _ J o b > N o _ J o b < / N o _ J o b > - 
-         < Q u a n t i t y C a p t i o n > Q u a n t i t y C a p t i o n < / Q u a n t i t y C a p t i o n > - 
-         < T a s k _ N o _ J o b > T a s k _ N o _ J o b < / T a s k _ N o _ J o b > - 
-         < T o d a y F o r m a t t e d > T o d a y F o r m a t t e d < / T o d a y F o r m a t t e d > - 
-         < T o t a l P r i c e C a p t i o n > T o t a l P r i c e C a p t i o n < / T o t a l P r i c e C a p t i o n > - 
-         < U n i t P r i c e C a p t i o n > U n i t P r i c e C a p t i o n < / U n i t P r i c e C a p t i o n > - 
-         < J o b _ P l a n n i n g _ L i n e > - 
-             < I n d e n t a t i o n _ J o b T a s k > I n d e n t a t i o n _ J o b T a s k < / I n d e n t a t i o n _ J o b T a s k > - 
-             < J o b P l a n n i n g L i n e _ J o b T a s k N o > J o b P l a n n i n g L i n e _ J o b T a s k N o < / J o b P l a n n i n g L i n e _ J o b T a s k N o > - 
-             < J o b P l a n n i n g L i n e _ L i n e T y p e > J o b P l a n n i n g L i n e _ L i n e T y p e < / J o b P l a n n i n g L i n e _ L i n e T y p e > - 
-             < J o b P l a n n i n g L i n e _ T y p e > J o b P l a n n i n g L i n e _ T y p e < / J o b P l a n n i n g L i n e _ T y p e > - 
-             < L i n e D i s c o u n t A m o u n t > L i n e D i s c o u n t A m o u n t < / L i n e D i s c o u n t A m o u n t > - 
-             < L i n e D i s c o u n t P c t > L i n e D i s c o u n t P c t < / L i n e D i s c o u n t P c t > - 
-             < N u m b e r > N u m b e r < / N u m b e r > - 
-             < Q u a n t i t y > Q u a n t i t y < / Q u a n t i t y > - 
-             < S h o w I n t B o d y 3 > S h o w I n t B o d y 3 < / S h o w I n t B o d y 3 > - 
-             < T o t a l P r i c e > T o t a l P r i c e < / T o t a l P r i c e > - 
-             < T o t a l P r i c e L C Y > T o t a l P r i c e L C Y < / T o t a l P r i c e L C Y > - 
-             < T y p e > T y p e < / T y p e > - 
-             < U n i t P r i c e > U n i t P r i c e < / U n i t P r i c e > - 
-             < U n i t P r i c e L C Y > U n i t P r i c e L C Y < / U n i t P r i c e L C Y > +     < T o o l t i p s / > + 
+     < J o b _ T a s k   E l e m e n t T y p e = " D a t a I t e m "   E l e m e n t I d = " 1 3 2 7 1 3 4 1 7 " > + 
+         < B i l l T o A d d r e s s 1   E l e m e n t T y p e = " C o l u m n "   E l e m e n t I d = " 1 8 2 4 4 7 6 1 4 "   D a t a T y p e = " T e x t " > B i l l T o A d d r e s s 1 < / B i l l T o A d d r e s s 1 > + 
+         < B i l l T o A d d r e s s 2   E l e m e n t T y p e = " C o l u m n "   E l e m e n t I d = " 8 2 0 1 4 4 2 3 1 "   D a t a T y p e = " T e x t " > B i l l T o A d d r e s s 2 < / B i l l T o A d d r e s s 2 > + 
+         < B i l l T o A d d r e s s 3   E l e m e n t T y p e = " C o l u m n "   E l e m e n t I d = " 1 4 5 7 8 4 0 8 4 8 "   D a t a T y p e = " T e x t " > B i l l T o A d d r e s s 3 < / B i l l T o A d d r e s s 3 > + 
+         < B i l l T o A d d r e s s 4   E l e m e n t T y p e = " C o l u m n "   E l e m e n t I d = " 1 2 8 8 9 3 1 8 2 5 "   D a t a T y p e = " T e x t " > B i l l T o A d d r e s s 4 < / B i l l T o A d d r e s s 4 > + 
+         < B i l l T o A d d r e s s 5   E l e m e n t T y p e = " C o l u m n "   E l e m e n t I d = " 1 9 2 6 6 2 8 4 4 2 "   D a t a T y p e = " T e x t " > B i l l T o A d d r e s s 5 < / B i l l T o A d d r e s s 5 > + 
+         < B i l l T o A d d r e s s 6   E l e m e n t T y p e = " C o l u m n "   E l e m e n t I d = " 1 7 3 0 6 4 2 2 3 7 "   D a t a T y p e = " T e x t " > B i l l T o A d d r e s s 6 < / B i l l T o A d d r e s s 6 > + 
+         < C o m p a n y A d d r e s s 1   E l e m e n t T y p e = " C o l u m n "   E l e m e n t I d = " 1 8 8 4 1 6 4 3 2 3 "   D a t a T y p e = " T e x t " > C o m p a n y A d d r e s s 1 < / C o m p a n y A d d r e s s 1 > + 
+         < C o m p a n y A d d r e s s 2   E l e m e n t T y p e = " C o l u m n "   E l e m e n t I d = " 1 2 4 6 4 6 7 7 0 6 "   D a t a T y p e = " T e x t " > C o m p a n y A d d r e s s 2 < / C o m p a n y A d d r e s s 2 > + 
+         < C o m p a n y A d d r e s s 3   E l e m e n t T y p e = " C o l u m n "   E l e m e n t I d = " 6 0 8 7 7 1 0 8 9 "   D a t a T y p e = " T e x t " > C o m p a n y A d d r e s s 3 < / C o m p a n y A d d r e s s 3 > + 
+         < C o m p a n y A d d r e s s 4   E l e m e n t T y p e = " C o l u m n "   E l e m e n t I d = " 7 7 7 6 8 0 1 1 2 "   D a t a T y p e = " T e x t " > C o m p a n y A d d r e s s 4 < / C o m p a n y A d d r e s s 4 > + 
+         < C o m p a n y A d d r e s s 5   E l e m e n t T y p e = " C o l u m n "   E l e m e n t I d = " 1 3 9 9 8 3 4 9 5 "   D a t a T y p e = " T e x t " > C o m p a n y A d d r e s s 5 < / C o m p a n y A d d r e s s 5 > + 
+         < C o m p a n y A d d r e s s 6   E l e m e n t T y p e = " C o l u m n "   E l e m e n t I d = " 4 9 7 7 1 3 1 2 2 "   D a t a T y p e = " T e x t " > C o m p a n y A d d r e s s 6 < / C o m p a n y A d d r e s s 6 > + 
+         < C o m p a n y A d d r e s s 7   E l e m e n t T y p e = " C o l u m n "   E l e m e n t I d = " 1 1 3 5 4 0 9 7 3 9 "   D a t a T y p e = " T e x t " > C o m p a n y A d d r e s s 7 < / C o m p a n y A d d r e s s 7 > + 
+         < C o m p a n y A d d r e s s 8   E l e m e n t T y p e = " C o l u m n "   E l e m e n t I d = " 1 7 1 5 2 5 5 3 0 0 "   D a t a T y p e = " T e x t " > C o m p a n y A d d r e s s 8 < / C o m p a n y A d d r e s s 8 > + 
+         < C o m p a n y L o g o P o s i t i o n   E l e m e n t T y p e = " C o l u m n "   E l e m e n t I d = " 1 4 2 5 2 6 6 6 8 8 "   D a t a T y p e = " I n t e g e r " > C o m p a n y L o g o P o s i t i o n < / C o m p a n y L o g o P o s i t i o n > + 
+         < C o m p a n y N a m e   E l e m e n t T y p e = " C o l u m n "   E l e m e n t I d = " 1 5 9 5 4 7 7 3 9 5 "   D a t a T y p e = " S t r i n g " > C o m p a n y N a m e < / C o m p a n y N a m e > + 
+         < C o m p a n y P i c t u r e   E l e m e n t T y p e = " C o l u m n "   E l e m e n t I d = " 1 3 9 7 4 1 1 0 7 4 "   D a t a T y p e = " B L O B " / > + 
+         < C u r r R e p o r t P a g e N o C a p t i o n   E l e m e n t T y p e = " C o l u m n "   E l e m e n t I d = " 2 0 2 2 2 2 5 3 5 1 "   D a t a T y p e = " T e x t C o n s t " > C u r r R e p o r t P a g e N o C a p t i o n < / C u r r R e p o r t P a g e N o C a p t i o n > + 
+         < D e s c r i p t i o n _ J o b   E l e m e n t T y p e = " C o l u m n "   E l e m e n t I d = " 5 7 6 8 4 6 5 2 5 "   D a t a T y p e = " T e x t " > D e s c r i p t i o n _ J o b < / D e s c r i p t i o n _ J o b > + 
+         < D e s c r i p t i o n C a p t i o n   E l e m e n t T y p e = " C o l u m n "   E l e m e n t I d = " 2 0 7 7 2 1 6 5 1 5 "   D a t a T y p e = " T e x t C o n s t " > D e s c r i p t i o n C a p t i o n < / D e s c r i p t i o n C a p t i o n > + 
+         < J o b T a s k F i l t e r   E l e m e n t T y p e = " C o l u m n "   E l e m e n t I d = " 2 0 8 2 1 3 8 3 5 1 "   D a t a T y p e = " T e x t " > J o b T a s k F i l t e r < / J o b T a s k F i l t e r > + 
+         < J o b T a s k N o C a p t   E l e m e n t T y p e = " C o l u m n "   E l e m e n t I d = " 3 3 3 6 9 5 8 5 6 "   D a t a T y p e = " T e x t C o n s t " > J o b T a s k N o C a p t < / J o b T a s k N o C a p t > + 
+         < J o b T a s k Q u o t e C a p t L b l   E l e m e n t T y p e = " C o l u m n "   E l e m e n t I d = " 1 2 4 7 1 3 5 6 4 1 "   D a t a T y p e = " T e x t C o n s t " > J o b T a s k Q u o t e C a p t L b l < / J o b T a s k Q u o t e C a p t L b l > + 
+         < J o b T a s k t a b l e C a p t F i l t e r   E l e m e n t T y p e = " C o l u m n "   E l e m e n t I d = " 1 1 9 5 7 6 3 3 9 1 "   D a t a T y p e = " S t r i n g " > J o b T a s k t a b l e C a p t F i l t e r < / J o b T a s k t a b l e C a p t F i l t e r > + 
+         < J o b T a s k T y p e C a p t i o n   E l e m e n t T y p e = " C o l u m n "   E l e m e n t I d = " 1 5 5 3 9 2 3 6 3 9 "   D a t a T y p e = " T e x t C o n s t " > J o b T a s k T y p e C a p t i o n < / J o b T a s k T y p e C a p t i o n > + 
+         < L i n e D i s c o u n t A m o u n t C a p t i o n   E l e m e n t T y p e = " C o l u m n "   E l e m e n t I d = " 1 7 9 7 1 0 3 9 2 4 "   D a t a T y p e = " T e x t C o n s t " > L i n e D i s c o u n t A m o u n t C a p t i o n < / L i n e D i s c o u n t A m o u n t C a p t i o n > + 
+         < L i n e D i s c o u n t P c t C a p t i o n   E l e m e n t T y p e = " C o l u m n "   E l e m e n t I d = " 2 0 4 8 6 6 0 1 7 7 "   D a t a T y p e = " T e x t C o n s t " > L i n e D i s c o u n t P c t C a p t i o n < / L i n e D i s c o u n t P c t C a p t i o n > + 
+         < N o _ J o b   E l e m e n t T y p e = " C o l u m n "   E l e m e n t I d = " 9 2 2 0 8 7 1 6 "   D a t a T y p e = " C o d e " > N o _ J o b < / N o _ J o b > + 
+         < N o C a p t i o n   E l e m e n t T y p e = " C o l u m n "   E l e m e n t I d = " 1 4 1 4 2 7 1 3 9 0 "   D a t a T y p e = " T e x t C o n s t " > N o C a p t i o n < / N o C a p t i o n > + 
+         < Q u a n t i t y C a p t i o n   E l e m e n t T y p e = " C o l u m n "   E l e m e n t I d = " 2 0 9 3 0 5 2 9 8 4 "   D a t a T y p e = " T e x t C o n s t " > Q u a n t i t y C a p t i o n < / Q u a n t i t y C a p t i o n > + 
+         < T a s k _ N o _ J o b   E l e m e n t T y p e = " C o l u m n "   E l e m e n t I d = " 1 1 0 9 3 3 0 0 6 2 "   D a t a T y p e = " C o d e " > T a s k _ N o _ J o b < / T a s k _ N o _ J o b > + 
+         < T o d a y F o r m a t t e d   E l e m e n t T y p e = " C o l u m n "   E l e m e n t I d = " 2 7 0 4 5 1 4 0 "   D a t a T y p e = " S t r i n g " > T o d a y F o r m a t t e d < / T o d a y F o r m a t t e d > + 
+         < T o t a l P r i c e C a p t i o n   E l e m e n t T y p e = " C o l u m n "   E l e m e n t I d = " 1 0 0 7 6 5 5 1 1 6 "   D a t a T y p e = " T e x t C o n s t " > T o t a l P r i c e C a p t i o n < / T o t a l P r i c e C a p t i o n > + 
+         < U n i t P r i c e C a p t i o n   E l e m e n t T y p e = " C o l u m n "   E l e m e n t I d = " 4 9 0 6 3 5 4 9 6 "   D a t a T y p e = " T e x t C o n s t " > U n i t P r i c e C a p t i o n < / U n i t P r i c e C a p t i o n > + 
+         < J o b _ P l a n n i n g _ L i n e   E l e m e n t T y p e = " D a t a I t e m "   E l e m e n t I d = " 6 0 9 8 4 1 8 5 5 " > + 
+             < I n d e n t a t i o n _ J o b T a s k   E l e m e n t T y p e = " C o l u m n "   E l e m e n t I d = " 1 9 8 1 7 0 6 1 1 3 "   D a t a T y p e = " S t r i n g " > I n d e n t a t i o n _ J o b T a s k < / I n d e n t a t i o n _ J o b T a s k > + 
+             < J o b P l a n n i n g L i n e _ J o b T a s k N o   E l e m e n t T y p e = " C o l u m n "   E l e m e n t I d = " 1 3 2 4 8 6 3 2 9 1 "   D a t a T y p e = " C o d e " > J o b P l a n n i n g L i n e _ J o b T a s k N o < / J o b P l a n n i n g L i n e _ J o b T a s k N o > + 
+             < J o b P l a n n i n g L i n e _ L i n e T y p e   E l e m e n t T y p e = " C o l u m n "   E l e m e n t I d = " 7 5 9 3 8 7 4 5 6 "   D a t a T y p e = " O p t i o n " > J o b P l a n n i n g L i n e _ L i n e T y p e < / J o b P l a n n i n g L i n e _ L i n e T y p e > + 
+             < J o b P l a n n i n g L i n e _ T y p e   E l e m e n t T y p e = " C o l u m n "   E l e m e n t I d = " 5 3 9 4 1 0 0 3 0 "   D a t a T y p e = " O p t i o n " > J o b P l a n n i n g L i n e _ T y p e < / J o b P l a n n i n g L i n e _ T y p e > + 
+             < L i n e D i s c o u n t A m o u n t   E l e m e n t T y p e = " C o l u m n "   E l e m e n t I d = " 1 5 0 4 9 4 5 5 1 8 "   D a t a T y p e = " D e c i m a l " > L i n e D i s c o u n t A m o u n t < / L i n e D i s c o u n t A m o u n t > + 
+             < L i n e D i s c o u n t P c t   E l e m e n t T y p e = " C o l u m n "   E l e m e n t I d = " 2 0 0 3 4 2 9 9 6 1 "   D a t a T y p e = " D e c i m a l " > L i n e D i s c o u n t P c t < / L i n e D i s c o u n t P c t > + 
+             < N u m b e r   E l e m e n t T y p e = " C o l u m n "   E l e m e n t I d = " 1 2 4 8 5 6 7 5 0 "   D a t a T y p e = " C o d e " > N u m b e r < / N u m b e r > + 
+             < Q u a n t i t y   E l e m e n t T y p e = " C o l u m n "   E l e m e n t I d = " 5 5 6 9 2 0 8 8 6 "   D a t a T y p e = " D e c i m a l " > Q u a n t i t y < / Q u a n t i t y > + 
+             < S h o w I n t B o d y 3   E l e m e n t T y p e = " C o l u m n "   E l e m e n t I d = " 1 1 3 5 2 8 0 9 0 6 "   D a t a T y p e = " B o o l e a n " > S h o w I n t B o d y 3 < / S h o w I n t B o d y 3 > + 
+             < T o t a l P r i c e   E l e m e n t T y p e = " C o l u m n "   E l e m e n t I d = " 8 2 8 5 8 0 9 7 0 "   D a t a T y p e = " D e c i m a l " > T o t a l P r i c e < / T o t a l P r i c e > + 
+             < T o t a l P r i c e L C Y   E l e m e n t T y p e = " C o l u m n "   E l e m e n t I d = " 1 6 4 4 9 6 7 5 1 6 "   D a t a T y p e = " D e c i m a l " > T o t a l P r i c e L C Y < / T o t a l P r i c e L C Y > + 
+             < T y p e   E l e m e n t T y p e = " C o l u m n "   E l e m e n t I d = " 2 6 9 3 5 3 4 4 3 "   D a t a T y p e = " O p t i o n " > T y p e < / T y p e > + 
+             < U n i t P r i c e   E l e m e n t T y p e = " C o l u m n "   E l e m e n t I d = " 1 4 7 8 2 2 1 5 2 6 "   D a t a T y p e = " D e c i m a l " > U n i t P r i c e < / U n i t P r i c e > + 
+             < U n i t P r i c e L C Y   E l e m e n t T y p e = " C o l u m n "   E l e m e n t I d = " 4 2 9 9 6 8 5 6 "   D a t a T y p e = " D e c i m a l " > U n i t P r i c e L C Y < / U n i t P r i c e L C Y >   
          < / J o b _ P l a n n i n g _ L i n e >   
-         < T o t a l s > - 
-             < J o b T o t a l V a l u e > J o b T o t a l V a l u e < / J o b T o t a l V a l u e > +         < T o t a l s   E l e m e n t T y p e = " D a t a I t e m "   E l e m e n t I d = " 1 8 2 3 9 5 0 0 4 4 " > + 
+             < J o b T o t a l V a l u e   E l e m e n t T y p e = " C o l u m n "   E l e m e n t I d = " 1 5 2 1 0 0 2 5 1 7 "   D a t a T y p e = " D e c i m a l " > J o b T o t a l V a l u e < / J o b T o t a l V a l u e >   
          < / T o t a l s >   
@@ -4778,6 +4202,14 @@
 </file>
 
 <file path=customXml/itemProps1.xml><?xml version="1.0" encoding="utf-8"?>
+<ds:datastoreItem xmlns:ds="http://schemas.openxmlformats.org/officeDocument/2006/customXml" ds:itemID="{769D0F5D-75A3-4AD2-862E-CEDDD35F23F6}">
+  <ds:schemaRefs>
+    <ds:schemaRef ds:uri="urn:microsoft-dynamics-nav/reports/Job_Task_Quote/1017/"/>
+  </ds:schemaRefs>
+</ds:datastoreItem>
+</file>
+
+<file path=customXml/itemProps2.xml><?xml version="1.0" encoding="utf-8"?>
 <ds:datastoreItem xmlns:ds="http://schemas.openxmlformats.org/officeDocument/2006/customXml" ds:itemID="{B8D75FB1-E1F7-4BAA-B475-442D30A953B8}">
   <ds:schemaRefs>
     <ds:schemaRef ds:uri="urn:microsoft-dynamics-businesscentral/internal/extended/reports/Job_Task_Quote/1017/"/>
@@ -4785,10 +4217,8 @@
 </ds:datastoreItem>
 </file>
 
-<file path=customXml/itemProps2.xml><?xml version="1.0" encoding="utf-8"?>
-<ds:datastoreItem xmlns:ds="http://schemas.openxmlformats.org/officeDocument/2006/customXml" ds:itemID="{769D0F5D-75A3-4AD2-862E-CEDDD35F23F6}">
-  <ds:schemaRefs>
-    <ds:schemaRef ds:uri="urn:microsoft-dynamics-nav/reports/Job_Task_Quote/1017/"/>
-  </ds:schemaRefs>
-</ds:datastoreItem>
+<file path=docMetadata/LabelInfo.xml><?xml version="1.0" encoding="utf-8"?>
+<clbl:labelList xmlns:clbl="http://schemas.microsoft.com/office/2020/mipLabelMetadata">
+  <clbl:label id="{f42aa342-8706-4288-bd11-ebb85995028c}" enabled="1" method="Standard" siteId="{72f988bf-86f1-41af-91ab-2d7cd011db47}" contentBits="0" removed="0"/>
+</clbl:labelList>
 </file>